--- a/core/static/kozu_p_pz_template.docx
+++ b/core/static/kozu_p_pz_template.docx
@@ -227,7 +227,6 @@
                 <w:highlight w:val="yellow"/>
               </w:rPr>
             </w:pPr>
-            <w:proofErr w:type="gramStart"/>
             <w:r>
               <w:rPr>
                 <w:sz w:val="28"/>
@@ -235,37 +234,16 @@
                 <w:highlight w:val="yellow"/>
                 <w:lang w:val="en-US"/>
               </w:rPr>
-              <w:t>{{ bartal</w:t>
-            </w:r>
-            <w:proofErr w:type="gramEnd"/>
+              <w:t>{{ bartal_code }}</w:t>
+            </w:r>
             <w:r>
               <w:rPr>
                 <w:sz w:val="28"/>
                 <w:szCs w:val="28"/>
                 <w:highlight w:val="yellow"/>
-                <w:lang w:val="en-US"/>
-              </w:rPr>
-              <w:t>_</w:t>
-            </w:r>
-            <w:proofErr w:type="gramStart"/>
-            <w:r>
-              <w:rPr>
-                <w:sz w:val="28"/>
-                <w:szCs w:val="28"/>
-                <w:highlight w:val="yellow"/>
-                <w:lang w:val="en-US"/>
-              </w:rPr>
-              <w:t>code }}</w:t>
-            </w:r>
-            <w:r>
-              <w:rPr>
-                <w:sz w:val="28"/>
-                <w:szCs w:val="28"/>
-                <w:highlight w:val="yellow"/>
               </w:rPr>
               <w:t>.С</w:t>
             </w:r>
-            <w:proofErr w:type="gramEnd"/>
           </w:p>
         </w:tc>
         <w:tc>
@@ -324,7 +302,6 @@
                 <w:highlight w:val="yellow"/>
               </w:rPr>
             </w:pPr>
-            <w:proofErr w:type="gramStart"/>
             <w:r>
               <w:rPr>
                 <w:sz w:val="28"/>
@@ -332,37 +309,16 @@
                 <w:highlight w:val="yellow"/>
                 <w:lang w:val="en-US"/>
               </w:rPr>
-              <w:t>{{ bartal</w:t>
-            </w:r>
-            <w:proofErr w:type="gramEnd"/>
+              <w:t>{{ bartal_code }}</w:t>
+            </w:r>
             <w:r>
               <w:rPr>
                 <w:sz w:val="28"/>
                 <w:szCs w:val="28"/>
                 <w:highlight w:val="yellow"/>
-                <w:lang w:val="en-US"/>
-              </w:rPr>
-              <w:t>_</w:t>
-            </w:r>
-            <w:proofErr w:type="gramStart"/>
-            <w:r>
-              <w:rPr>
-                <w:sz w:val="28"/>
-                <w:szCs w:val="28"/>
-                <w:highlight w:val="yellow"/>
-                <w:lang w:val="en-US"/>
-              </w:rPr>
-              <w:t>code }}</w:t>
-            </w:r>
-            <w:r>
-              <w:rPr>
-                <w:sz w:val="28"/>
-                <w:szCs w:val="28"/>
-                <w:highlight w:val="yellow"/>
               </w:rPr>
               <w:t>.ТЧ</w:t>
             </w:r>
-            <w:proofErr w:type="gramEnd"/>
           </w:p>
         </w:tc>
         <w:tc>
@@ -421,7 +377,6 @@
                 <w:highlight w:val="yellow"/>
               </w:rPr>
             </w:pPr>
-            <w:proofErr w:type="gramStart"/>
             <w:r>
               <w:rPr>
                 <w:sz w:val="28"/>
@@ -429,44 +384,15 @@
                 <w:highlight w:val="yellow"/>
                 <w:lang w:val="en-US"/>
               </w:rPr>
-              <w:t>{{ project</w:t>
-            </w:r>
-            <w:proofErr w:type="gramEnd"/>
+              <w:t>{{ project_code }}</w:t>
+            </w:r>
             <w:r>
               <w:rPr>
                 <w:sz w:val="28"/>
                 <w:szCs w:val="28"/>
                 <w:highlight w:val="yellow"/>
-                <w:lang w:val="en-US"/>
-              </w:rPr>
-              <w:t>_</w:t>
-            </w:r>
-            <w:proofErr w:type="gramStart"/>
-            <w:r>
-              <w:rPr>
-                <w:sz w:val="28"/>
-                <w:szCs w:val="28"/>
-                <w:highlight w:val="yellow"/>
-                <w:lang w:val="en-US"/>
-              </w:rPr>
-              <w:t>code }}</w:t>
-            </w:r>
-            <w:r>
-              <w:rPr>
-                <w:sz w:val="28"/>
-                <w:szCs w:val="28"/>
-                <w:highlight w:val="yellow"/>
-              </w:rPr>
-              <w:t>-</w:t>
-            </w:r>
-            <w:proofErr w:type="gramEnd"/>
-            <w:r>
-              <w:rPr>
-                <w:sz w:val="28"/>
-                <w:szCs w:val="28"/>
-                <w:highlight w:val="yellow"/>
-              </w:rPr>
-              <w:t>КР</w:t>
+              </w:rPr>
+              <w:t>-КР</w:t>
             </w:r>
           </w:p>
         </w:tc>
@@ -931,7 +857,6 @@
                 <w:szCs w:val="28"/>
               </w:rPr>
             </w:pPr>
-            <w:proofErr w:type="gramStart"/>
             <w:r>
               <w:rPr>
                 <w:sz w:val="28"/>
@@ -939,44 +864,15 @@
                 <w:highlight w:val="yellow"/>
                 <w:lang w:val="en-US"/>
               </w:rPr>
-              <w:t>{{ project</w:t>
-            </w:r>
-            <w:proofErr w:type="gramEnd"/>
+              <w:t>{{ project_code }}</w:t>
+            </w:r>
             <w:r>
               <w:rPr>
                 <w:sz w:val="28"/>
                 <w:szCs w:val="28"/>
                 <w:highlight w:val="yellow"/>
-                <w:lang w:val="en-US"/>
-              </w:rPr>
-              <w:t>_</w:t>
-            </w:r>
-            <w:proofErr w:type="gramStart"/>
-            <w:r>
-              <w:rPr>
-                <w:sz w:val="28"/>
-                <w:szCs w:val="28"/>
-                <w:highlight w:val="yellow"/>
-                <w:lang w:val="en-US"/>
-              </w:rPr>
-              <w:t>code }}</w:t>
-            </w:r>
-            <w:r>
-              <w:rPr>
-                <w:sz w:val="28"/>
-                <w:szCs w:val="28"/>
-                <w:highlight w:val="yellow"/>
-              </w:rPr>
-              <w:t>-</w:t>
-            </w:r>
-            <w:proofErr w:type="gramEnd"/>
-            <w:r>
-              <w:rPr>
-                <w:sz w:val="28"/>
-                <w:szCs w:val="28"/>
-                <w:highlight w:val="yellow"/>
-              </w:rPr>
-              <w:t>ПЧ</w:t>
+              </w:rPr>
+              <w:t>-ПЧ</w:t>
             </w:r>
           </w:p>
         </w:tc>
@@ -1194,7 +1090,6 @@
               </w:rPr>
               <w:t xml:space="preserve">Стойка </w:t>
             </w:r>
-            <w:proofErr w:type="gramStart"/>
             <w:r>
               <w:rPr>
                 <w:sz w:val="28"/>
@@ -1202,37 +1097,7 @@
                 <w:highlight w:val="yellow"/>
                 <w:lang w:val="en-US"/>
               </w:rPr>
-              <w:t>{{ dlina</w:t>
-            </w:r>
-            <w:proofErr w:type="gramEnd"/>
-            <w:r>
-              <w:rPr>
-                <w:sz w:val="28"/>
-                <w:szCs w:val="28"/>
-                <w:highlight w:val="yellow"/>
-                <w:lang w:val="en-US"/>
-              </w:rPr>
-              <w:t>_</w:t>
-            </w:r>
-            <w:proofErr w:type="gramStart"/>
-            <w:r>
-              <w:rPr>
-                <w:sz w:val="28"/>
-                <w:szCs w:val="28"/>
-                <w:highlight w:val="yellow"/>
-                <w:lang w:val="en-US"/>
-              </w:rPr>
-              <w:t>stoiki }</w:t>
-            </w:r>
-            <w:proofErr w:type="gramEnd"/>
-            <w:r>
-              <w:rPr>
-                <w:sz w:val="28"/>
-                <w:szCs w:val="28"/>
-                <w:highlight w:val="yellow"/>
-                <w:lang w:val="en-US"/>
-              </w:rPr>
-              <w:t>}</w:t>
+              <w:t>{{ dlina_stoiki }}</w:t>
             </w:r>
             <w:r>
               <w:rPr>
@@ -1308,7 +1173,6 @@
               </w:rPr>
               <w:t xml:space="preserve">Ригель </w:t>
             </w:r>
-            <w:proofErr w:type="gramStart"/>
             <w:r>
               <w:rPr>
                 <w:sz w:val="28"/>
@@ -1326,7 +1190,6 @@
               </w:rPr>
               <w:t>dlina</w:t>
             </w:r>
-            <w:proofErr w:type="gramEnd"/>
             <w:r>
               <w:rPr>
                 <w:sz w:val="28"/>
@@ -1350,25 +1213,23 @@
                 <w:szCs w:val="28"/>
                 <w:highlight w:val="yellow"/>
               </w:rPr>
-              <w:t>_</w:t>
-            </w:r>
-            <w:proofErr w:type="gramStart"/>
+              <w:t>_1 }}</w:t>
+            </w:r>
             <w:r>
               <w:rPr>
                 <w:sz w:val="28"/>
                 <w:szCs w:val="28"/>
                 <w:highlight w:val="yellow"/>
               </w:rPr>
-              <w:t>1 }</w:t>
-            </w:r>
-            <w:proofErr w:type="gramEnd"/>
+              <w:t xml:space="preserve"> м, </w:t>
+            </w:r>
             <w:r>
               <w:rPr>
                 <w:sz w:val="28"/>
                 <w:szCs w:val="28"/>
                 <w:highlight w:val="yellow"/>
               </w:rPr>
-              <w:t>}</w:t>
+              <w:t>Р</w:t>
             </w:r>
             <w:r>
               <w:rPr>
@@ -1376,25 +1237,8 @@
                 <w:szCs w:val="28"/>
                 <w:highlight w:val="yellow"/>
               </w:rPr>
-              <w:t xml:space="preserve"> м, </w:t>
-            </w:r>
-            <w:r>
-              <w:rPr>
-                <w:sz w:val="28"/>
-                <w:szCs w:val="28"/>
-                <w:highlight w:val="yellow"/>
-              </w:rPr>
-              <w:t>Р</w:t>
-            </w:r>
-            <w:r>
-              <w:rPr>
-                <w:sz w:val="28"/>
-                <w:szCs w:val="28"/>
-                <w:highlight w:val="yellow"/>
-              </w:rPr>
               <w:t xml:space="preserve">игель </w:t>
             </w:r>
-            <w:proofErr w:type="gramStart"/>
             <w:r>
               <w:rPr>
                 <w:sz w:val="28"/>
@@ -1412,7 +1256,6 @@
               </w:rPr>
               <w:t>dlina</w:t>
             </w:r>
-            <w:proofErr w:type="gramEnd"/>
             <w:r>
               <w:rPr>
                 <w:sz w:val="28"/>
@@ -1436,25 +1279,7 @@
                 <w:szCs w:val="28"/>
                 <w:highlight w:val="yellow"/>
               </w:rPr>
-              <w:t>_</w:t>
-            </w:r>
-            <w:proofErr w:type="gramStart"/>
-            <w:r>
-              <w:rPr>
-                <w:sz w:val="28"/>
-                <w:szCs w:val="28"/>
-                <w:highlight w:val="yellow"/>
-              </w:rPr>
-              <w:t>2 }</w:t>
-            </w:r>
-            <w:proofErr w:type="gramEnd"/>
-            <w:r>
-              <w:rPr>
-                <w:sz w:val="28"/>
-                <w:szCs w:val="28"/>
-                <w:highlight w:val="yellow"/>
-              </w:rPr>
-              <w:t xml:space="preserve">} </w:t>
+              <w:t xml:space="preserve">_2 }} </w:t>
             </w:r>
             <w:r>
               <w:rPr>
@@ -1531,7 +1356,6 @@
               </w:rPr>
               <w:t xml:space="preserve">Устройство </w:t>
             </w:r>
-            <w:proofErr w:type="gramStart"/>
             <w:r>
               <w:rPr>
                 <w:sz w:val="28"/>
@@ -1539,17 +1363,7 @@
                 <w:highlight w:val="yellow"/>
                 <w:lang w:val="en-US"/>
               </w:rPr>
-              <w:t>{{ set</w:t>
-            </w:r>
-            <w:proofErr w:type="gramEnd"/>
-            <w:r>
-              <w:rPr>
-                <w:sz w:val="28"/>
-                <w:szCs w:val="28"/>
-                <w:highlight w:val="yellow"/>
-                <w:lang w:val="en-US"/>
-              </w:rPr>
-              <w:t xml:space="preserve"> }}</w:t>
+              <w:t>{{ set }}</w:t>
             </w:r>
           </w:p>
         </w:tc>
@@ -1790,7 +1604,6 @@
               </w:rPr>
               <w:t xml:space="preserve"> </w:t>
             </w:r>
-            <w:proofErr w:type="gramStart"/>
             <w:r>
               <w:rPr>
                 <w:sz w:val="28"/>
@@ -1798,17 +1611,7 @@
                 <w:highlight w:val="yellow"/>
                 <w:lang w:val="en-US"/>
               </w:rPr>
-              <w:t>{{ ten</w:t>
-            </w:r>
-            <w:proofErr w:type="gramEnd"/>
-            <w:r>
-              <w:rPr>
-                <w:sz w:val="28"/>
-                <w:szCs w:val="28"/>
-                <w:highlight w:val="yellow"/>
-                <w:lang w:val="en-US"/>
-              </w:rPr>
-              <w:t xml:space="preserve"> }}</w:t>
+              <w:t>{{ ten }}</w:t>
             </w:r>
           </w:p>
         </w:tc>
@@ -1826,7 +1629,6 @@
                 <w:highlight w:val="yellow"/>
               </w:rPr>
             </w:pPr>
-            <w:proofErr w:type="gramStart"/>
             <w:r>
               <w:rPr>
                 <w:sz w:val="28"/>
@@ -1834,9 +1636,8 @@
                 <w:highlight w:val="yellow"/>
                 <w:lang w:val="en-US"/>
               </w:rPr>
-              <w:t>{{ fund</w:t>
-            </w:r>
-            <w:proofErr w:type="gramEnd"/>
+              <w:t xml:space="preserve">{{ </w:t>
+            </w:r>
             <w:r>
               <w:rPr>
                 <w:sz w:val="28"/>
@@ -1844,7 +1645,88 @@
                 <w:highlight w:val="yellow"/>
                 <w:lang w:val="en-US"/>
               </w:rPr>
-              <w:t>_or_ferma_usil }}</w:t>
+              <w:t>ustr_svai</w:t>
+            </w:r>
+            <w:r>
+              <w:rPr>
+                <w:sz w:val="28"/>
+                <w:szCs w:val="28"/>
+                <w:highlight w:val="yellow"/>
+                <w:lang w:val="en-US"/>
+              </w:rPr>
+              <w:t xml:space="preserve"> }}</w:t>
+            </w:r>
+          </w:p>
+        </w:tc>
+        <w:tc>
+          <w:tcPr>
+            <w:tcW w:w="1980" w:type="dxa"/>
+            <w:vAlign w:val="center"/>
+          </w:tcPr>
+          <w:p>
+            <w:pPr>
+              <w:jc w:val="center"/>
+              <w:rPr>
+                <w:sz w:val="28"/>
+                <w:szCs w:val="28"/>
+              </w:rPr>
+            </w:pPr>
+          </w:p>
+        </w:tc>
+      </w:tr>
+      <w:tr>
+        <w:trPr>
+          <w:trHeight w:val="340"/>
+        </w:trPr>
+        <w:tc>
+          <w:tcPr>
+            <w:tcW w:w="3161" w:type="dxa"/>
+            <w:vAlign w:val="center"/>
+          </w:tcPr>
+          <w:p>
+            <w:pPr>
+              <w:jc w:val="center"/>
+              <w:rPr>
+                <w:sz w:val="28"/>
+                <w:szCs w:val="28"/>
+                <w:highlight w:val="yellow"/>
+                <w:lang w:val="en-US"/>
+              </w:rPr>
+            </w:pPr>
+            <w:r>
+              <w:rPr>
+                <w:sz w:val="28"/>
+                <w:szCs w:val="28"/>
+                <w:highlight w:val="yellow"/>
+                <w:lang w:val="en-US"/>
+              </w:rPr>
+              <w:t>{{ eleven }}</w:t>
+            </w:r>
+          </w:p>
+        </w:tc>
+        <w:tc>
+          <w:tcPr>
+            <w:tcW w:w="4345" w:type="dxa"/>
+            <w:vAlign w:val="center"/>
+          </w:tcPr>
+          <w:p>
+            <w:pPr>
+              <w:jc w:val="center"/>
+              <w:rPr>
+                <w:sz w:val="28"/>
+                <w:szCs w:val="28"/>
+                <w:highlight w:val="yellow"/>
+                <w:lang w:val="en-US"/>
+              </w:rPr>
+            </w:pPr>
+            <w:r>
+              <w:rPr>
+                <w:sz w:val="28"/>
+                <w:szCs w:val="28"/>
+                <w:highlight w:val="yellow"/>
+                <w:lang w:val="en-US"/>
+              </w:rPr>
+              <w:t>{{ ferma_usil }}</w:t>
             </w:r>
           </w:p>
         </w:tc>
@@ -1947,7 +1829,6 @@
         </w:rPr>
         <w:t>«</w:t>
       </w:r>
-      <w:proofErr w:type="gramStart"/>
       <w:r>
         <w:rPr>
           <w:sz w:val="28"/>
@@ -1965,7 +1846,6 @@
         </w:rPr>
         <w:t>project</w:t>
       </w:r>
-      <w:proofErr w:type="gramEnd"/>
       <w:r>
         <w:rPr>
           <w:sz w:val="28"/>
@@ -4675,7 +4555,6 @@
         </w:rPr>
         <w:t>«</w:t>
       </w:r>
-      <w:proofErr w:type="gramStart"/>
       <w:r>
         <w:rPr>
           <w:sz w:val="28"/>
@@ -4693,7 +4572,6 @@
         </w:rPr>
         <w:t>object</w:t>
       </w:r>
-      <w:proofErr w:type="gramEnd"/>
       <w:r>
         <w:rPr>
           <w:sz w:val="28"/>
@@ -4702,7 +4580,6 @@
         </w:rPr>
         <w:t>_</w:t>
       </w:r>
-      <w:proofErr w:type="gramStart"/>
       <w:r>
         <w:rPr>
           <w:sz w:val="28"/>
@@ -4718,16 +4595,7 @@
           <w:szCs w:val="28"/>
           <w:highlight w:val="yellow"/>
         </w:rPr>
-        <w:t xml:space="preserve"> }</w:t>
-      </w:r>
-      <w:proofErr w:type="gramEnd"/>
-      <w:r>
-        <w:rPr>
-          <w:sz w:val="28"/>
-          <w:szCs w:val="28"/>
-          <w:highlight w:val="yellow"/>
-        </w:rPr>
-        <w:t>}</w:t>
+        <w:t xml:space="preserve"> }}</w:t>
       </w:r>
       <w:r>
         <w:rPr>
@@ -5124,7 +4992,6 @@
           <w:lang w:val="en-US"/>
         </w:rPr>
       </w:pPr>
-      <w:proofErr w:type="gramStart"/>
       <w:r>
         <w:rPr>
           <w:sz w:val="28"/>
@@ -5132,37 +4999,7 @@
           <w:highlight w:val="yellow"/>
           <w:lang w:val="en-US"/>
         </w:rPr>
-        <w:t>{{ zasch</w:t>
-      </w:r>
-      <w:proofErr w:type="gramEnd"/>
-      <w:r>
-        <w:rPr>
-          <w:sz w:val="28"/>
-          <w:szCs w:val="28"/>
-          <w:highlight w:val="yellow"/>
-          <w:lang w:val="en-US"/>
-        </w:rPr>
-        <w:t>_obj_list[i</w:t>
-      </w:r>
-      <w:proofErr w:type="gramStart"/>
-      <w:r>
-        <w:rPr>
-          <w:sz w:val="28"/>
-          <w:szCs w:val="28"/>
-          <w:highlight w:val="yellow"/>
-          <w:lang w:val="en-US"/>
-        </w:rPr>
-        <w:t>] }</w:t>
-      </w:r>
-      <w:proofErr w:type="gramEnd"/>
-      <w:r>
-        <w:rPr>
-          <w:sz w:val="28"/>
-          <w:szCs w:val="28"/>
-          <w:highlight w:val="yellow"/>
-          <w:lang w:val="en-US"/>
-        </w:rPr>
-        <w:t>}</w:t>
+        <w:t>{{ zasch_obj_list[i] }}</w:t>
       </w:r>
     </w:p>
     <w:p>
@@ -5335,63 +5172,78 @@
         <w:ind w:firstLine="426"/>
         <w:jc w:val="center"/>
         <w:rPr>
-          <w:color w:val="000000" w:themeColor="text1"/>
-          <w:sz w:val="28"/>
-          <w:szCs w:val="28"/>
-          <w:highlight w:val="yellow"/>
-        </w:rPr>
-      </w:pPr>
-      <w:r>
-        <w:rPr>
-          <w:noProof/>
-          <w:highlight w:val="yellow"/>
-        </w:rPr>
-        <w:t xml:space="preserve">{{ </w:t>
-      </w:r>
-      <w:r>
-        <w:rPr>
           <w:noProof/>
           <w:highlight w:val="yellow"/>
           <w:lang w:val="en-US"/>
         </w:rPr>
-        <w:t>vid</w:t>
-      </w:r>
-      <w:r>
-        <w:rPr>
-          <w:noProof/>
-          <w:highlight w:val="yellow"/>
-        </w:rPr>
-        <w:t>_</w:t>
-      </w:r>
+      </w:pPr>
       <w:r>
         <w:rPr>
           <w:noProof/>
           <w:highlight w:val="yellow"/>
           <w:lang w:val="en-US"/>
         </w:rPr>
-        <w:t>kozu</w:t>
-      </w:r>
-      <w:r>
-        <w:rPr>
-          <w:noProof/>
-          <w:highlight w:val="yellow"/>
-        </w:rPr>
-        <w:t>_</w:t>
-      </w:r>
-      <w:r>
+        <w:t>{%p for vid in vid_kozu_obj %}</w:t>
+      </w:r>
+    </w:p>
+    <w:p>
+      <w:pPr>
+        <w:keepNext/>
+        <w:spacing w:line="276" w:lineRule="auto"/>
+        <w:ind w:firstLine="426"/>
+        <w:jc w:val="center"/>
         <w:rPr>
           <w:noProof/>
           <w:highlight w:val="yellow"/>
           <w:lang w:val="en-US"/>
         </w:rPr>
-        <w:t>p</w:t>
-      </w:r>
+      </w:pPr>
       <w:r>
         <w:rPr>
           <w:noProof/>
           <w:highlight w:val="yellow"/>
+          <w:lang w:val="en-US"/>
+        </w:rPr>
+        <w:t xml:space="preserve">{{ </w:t>
+      </w:r>
+      <w:r>
+        <w:rPr>
+          <w:noProof/>
+          <w:highlight w:val="yellow"/>
+          <w:lang w:val="en-US"/>
+        </w:rPr>
+        <w:t>vid</w:t>
+      </w:r>
+      <w:r>
+        <w:rPr>
+          <w:noProof/>
+          <w:highlight w:val="yellow"/>
+          <w:lang w:val="en-US"/>
         </w:rPr>
         <w:t xml:space="preserve"> }}</w:t>
+      </w:r>
+    </w:p>
+    <w:p>
+      <w:pPr>
+        <w:keepNext/>
+        <w:spacing w:line="276" w:lineRule="auto"/>
+        <w:ind w:firstLine="426"/>
+        <w:jc w:val="center"/>
+        <w:rPr>
+          <w:color w:val="000000" w:themeColor="text1"/>
+          <w:sz w:val="28"/>
+          <w:szCs w:val="28"/>
+          <w:highlight w:val="yellow"/>
+          <w:lang w:val="en-US"/>
+        </w:rPr>
+      </w:pPr>
+      <w:r>
+        <w:rPr>
+          <w:noProof/>
+          <w:highlight w:val="yellow"/>
+          <w:lang w:val="en-US"/>
+        </w:rPr>
+        <w:t>{%p endfor %}</w:t>
       </w:r>
     </w:p>
     <w:p>
@@ -5604,41 +5456,13 @@
         </w:rPr>
         <w:t xml:space="preserve">расположен в </w:t>
       </w:r>
-      <w:proofErr w:type="gramStart"/>
       <w:r>
         <w:rPr>
           <w:sz w:val="28"/>
           <w:szCs w:val="28"/>
           <w:highlight w:val="yellow"/>
         </w:rPr>
-        <w:t>{{ rayon</w:t>
-      </w:r>
-      <w:proofErr w:type="gramEnd"/>
-      <w:r>
-        <w:rPr>
-          <w:sz w:val="28"/>
-          <w:szCs w:val="28"/>
-          <w:highlight w:val="yellow"/>
-        </w:rPr>
-        <w:t>_</w:t>
-      </w:r>
-      <w:proofErr w:type="gramStart"/>
-      <w:r>
-        <w:rPr>
-          <w:sz w:val="28"/>
-          <w:szCs w:val="28"/>
-          <w:highlight w:val="yellow"/>
-        </w:rPr>
-        <w:t>str }</w:t>
-      </w:r>
-      <w:proofErr w:type="gramEnd"/>
-      <w:r>
-        <w:rPr>
-          <w:sz w:val="28"/>
-          <w:szCs w:val="28"/>
-          <w:highlight w:val="yellow"/>
-        </w:rPr>
-        <w:t>}</w:t>
+        <w:t>{{ rayon_str }}</w:t>
       </w:r>
       <w:r>
         <w:rPr>
@@ -5690,7 +5514,6 @@
         </w:rPr>
         <w:t xml:space="preserve">В соответствии со схемой климатического районирования (СП 131.13330.2020 [24]) для строительства, участок изысканий расположен в строительной-климатической зоне </w:t>
       </w:r>
-      <w:proofErr w:type="gramStart"/>
       <w:r>
         <w:rPr>
           <w:sz w:val="28"/>
@@ -5708,7 +5531,6 @@
         </w:rPr>
         <w:t>str</w:t>
       </w:r>
-      <w:proofErr w:type="gramEnd"/>
       <w:r>
         <w:rPr>
           <w:sz w:val="28"/>
@@ -5734,7 +5556,6 @@
         </w:rPr>
         <w:t>_</w:t>
       </w:r>
-      <w:proofErr w:type="gramStart"/>
       <w:r>
         <w:rPr>
           <w:sz w:val="28"/>
@@ -5750,16 +5571,15 @@
           <w:szCs w:val="28"/>
           <w:highlight w:val="yellow"/>
         </w:rPr>
-        <w:t xml:space="preserve"> }</w:t>
-      </w:r>
-      <w:proofErr w:type="gramEnd"/>
+        <w:t xml:space="preserve"> }}</w:t>
+      </w:r>
       <w:r>
         <w:rPr>
           <w:sz w:val="28"/>
           <w:szCs w:val="28"/>
           <w:highlight w:val="yellow"/>
         </w:rPr>
-        <w:t>}</w:t>
+        <w:t xml:space="preserve">. Климат </w:t>
       </w:r>
       <w:r>
         <w:rPr>
@@ -5767,59 +5587,23 @@
           <w:szCs w:val="28"/>
           <w:highlight w:val="yellow"/>
         </w:rPr>
-        <w:t xml:space="preserve">. Климат </w:t>
-      </w:r>
-      <w:proofErr w:type="gramStart"/>
+        <w:t>{{ vid_klim</w:t>
+      </w:r>
       <w:r>
         <w:rPr>
           <w:sz w:val="28"/>
           <w:szCs w:val="28"/>
           <w:highlight w:val="yellow"/>
         </w:rPr>
-        <w:t>{{ vid</w:t>
-      </w:r>
-      <w:proofErr w:type="gramEnd"/>
+        <w:t xml:space="preserve"> </w:t>
+      </w:r>
       <w:r>
         <w:rPr>
           <w:sz w:val="28"/>
           <w:szCs w:val="28"/>
           <w:highlight w:val="yellow"/>
         </w:rPr>
-        <w:t>_</w:t>
-      </w:r>
-      <w:proofErr w:type="gramStart"/>
-      <w:r>
-        <w:rPr>
-          <w:sz w:val="28"/>
-          <w:szCs w:val="28"/>
-          <w:highlight w:val="yellow"/>
-        </w:rPr>
-        <w:t>klim</w:t>
-      </w:r>
-      <w:r>
-        <w:rPr>
-          <w:sz w:val="28"/>
-          <w:szCs w:val="28"/>
-          <w:highlight w:val="yellow"/>
-        </w:rPr>
-        <w:t xml:space="preserve"> </w:t>
-      </w:r>
-      <w:r>
-        <w:rPr>
-          <w:sz w:val="28"/>
-          <w:szCs w:val="28"/>
-          <w:highlight w:val="yellow"/>
-        </w:rPr>
-        <w:t>}</w:t>
-      </w:r>
-      <w:proofErr w:type="gramEnd"/>
-      <w:r>
-        <w:rPr>
-          <w:sz w:val="28"/>
-          <w:szCs w:val="28"/>
-          <w:highlight w:val="yellow"/>
-        </w:rPr>
-        <w:t>}</w:t>
+        <w:t>}}</w:t>
       </w:r>
       <w:r>
         <w:rPr>
@@ -6067,6 +5851,7 @@
                 <w:sz w:val="28"/>
                 <w:szCs w:val="28"/>
               </w:rPr>
+              <w:lastRenderedPageBreak/>
               <w:t>Температура воздуха, °С, обеспеченностью 0,95</w:t>
             </w:r>
           </w:p>
@@ -6157,7 +5942,6 @@
                 <w:sz w:val="28"/>
                 <w:szCs w:val="28"/>
               </w:rPr>
-              <w:lastRenderedPageBreak/>
               <w:t>Средняя максимальная температура воздуха наиболее теплого месяца, °С</w:t>
             </w:r>
           </w:p>
@@ -8218,41 +8002,44 @@
         </w:rPr>
         <w:t xml:space="preserve">району </w:t>
       </w:r>
-      <w:proofErr w:type="gramStart"/>
       <w:r>
         <w:rPr>
           <w:sz w:val="28"/>
           <w:szCs w:val="28"/>
           <w:highlight w:val="yellow"/>
         </w:rPr>
-        <w:t>{{ sp</w:t>
-      </w:r>
-      <w:proofErr w:type="gramEnd"/>
+        <w:t>{{ sp_wind_reg }}</w:t>
+      </w:r>
       <w:r>
         <w:rPr>
           <w:sz w:val="28"/>
           <w:szCs w:val="28"/>
           <w:highlight w:val="yellow"/>
         </w:rPr>
-        <w:t>_wind_</w:t>
-      </w:r>
-      <w:proofErr w:type="gramStart"/>
+        <w:t xml:space="preserve"> по</w:t>
+      </w:r>
+      <w:r>
+        <w:rPr>
+          <w:sz w:val="28"/>
+          <w:szCs w:val="28"/>
+        </w:rPr>
+        <w:t xml:space="preserve"> ветровому давлению. Нормативное значение ветрового давления w0 согласно таблице 11.1 СП 20.13330.2016 [26] рекомендуется принять </w:t>
+      </w:r>
       <w:r>
         <w:rPr>
           <w:sz w:val="28"/>
           <w:szCs w:val="28"/>
           <w:highlight w:val="yellow"/>
         </w:rPr>
-        <w:t>reg }</w:t>
-      </w:r>
-      <w:proofErr w:type="gramEnd"/>
+        <w:t xml:space="preserve">равным </w:t>
+      </w:r>
       <w:r>
         <w:rPr>
           <w:sz w:val="28"/>
           <w:szCs w:val="28"/>
           <w:highlight w:val="yellow"/>
         </w:rPr>
-        <w:t>}</w:t>
+        <w:t>{{ wind_nagr</w:t>
       </w:r>
       <w:r>
         <w:rPr>
@@ -8260,14 +8047,7 @@
           <w:szCs w:val="28"/>
           <w:highlight w:val="yellow"/>
         </w:rPr>
-        <w:t xml:space="preserve"> по</w:t>
-      </w:r>
-      <w:r>
-        <w:rPr>
-          <w:sz w:val="28"/>
-          <w:szCs w:val="28"/>
-        </w:rPr>
-        <w:t xml:space="preserve"> ветровому давлению. Нормативное значение ветрового давления w0 согласно таблице 11.1 СП 20.13330.2016 [26] рекомендуется принять </w:t>
+        <w:t xml:space="preserve"> </w:t>
       </w:r>
       <w:r>
         <w:rPr>
@@ -8275,59 +8055,7 @@
           <w:szCs w:val="28"/>
           <w:highlight w:val="yellow"/>
         </w:rPr>
-        <w:t xml:space="preserve">равным </w:t>
-      </w:r>
-      <w:proofErr w:type="gramStart"/>
-      <w:r>
-        <w:rPr>
-          <w:sz w:val="28"/>
-          <w:szCs w:val="28"/>
-          <w:highlight w:val="yellow"/>
-        </w:rPr>
-        <w:t>{{ wind</w:t>
-      </w:r>
-      <w:proofErr w:type="gramEnd"/>
-      <w:r>
-        <w:rPr>
-          <w:sz w:val="28"/>
-          <w:szCs w:val="28"/>
-          <w:highlight w:val="yellow"/>
-        </w:rPr>
-        <w:t>_</w:t>
-      </w:r>
-      <w:proofErr w:type="gramStart"/>
-      <w:r>
-        <w:rPr>
-          <w:sz w:val="28"/>
-          <w:szCs w:val="28"/>
-          <w:highlight w:val="yellow"/>
-        </w:rPr>
-        <w:t>nagr</w:t>
-      </w:r>
-      <w:r>
-        <w:rPr>
-          <w:sz w:val="28"/>
-          <w:szCs w:val="28"/>
-          <w:highlight w:val="yellow"/>
-        </w:rPr>
-        <w:t xml:space="preserve"> </w:t>
-      </w:r>
-      <w:r>
-        <w:rPr>
-          <w:sz w:val="28"/>
-          <w:szCs w:val="28"/>
-          <w:highlight w:val="yellow"/>
-        </w:rPr>
-        <w:t>}</w:t>
-      </w:r>
-      <w:proofErr w:type="gramEnd"/>
-      <w:r>
-        <w:rPr>
-          <w:sz w:val="28"/>
-          <w:szCs w:val="28"/>
-          <w:highlight w:val="yellow"/>
-        </w:rPr>
-        <w:t>}</w:t>
+        <w:t>}}</w:t>
       </w:r>
       <w:r>
         <w:rPr>
@@ -8370,32 +8098,29 @@
         </w:rPr>
         <w:t xml:space="preserve">ко </w:t>
       </w:r>
-      <w:proofErr w:type="gramStart"/>
       <w:r>
         <w:rPr>
           <w:sz w:val="28"/>
           <w:szCs w:val="28"/>
           <w:highlight w:val="yellow"/>
         </w:rPr>
-        <w:t>{{ golol</w:t>
-      </w:r>
-      <w:proofErr w:type="gramEnd"/>
+        <w:t>{{ golol_rayon</w:t>
+      </w:r>
       <w:r>
         <w:rPr>
           <w:sz w:val="28"/>
           <w:szCs w:val="28"/>
           <w:highlight w:val="yellow"/>
         </w:rPr>
-        <w:t>_</w:t>
-      </w:r>
-      <w:proofErr w:type="gramStart"/>
+        <w:t xml:space="preserve"> </w:t>
+      </w:r>
       <w:r>
         <w:rPr>
           <w:sz w:val="28"/>
           <w:szCs w:val="28"/>
           <w:highlight w:val="yellow"/>
         </w:rPr>
-        <w:t>rayon</w:t>
+        <w:t>}}</w:t>
       </w:r>
       <w:r>
         <w:rPr>
@@ -8403,7 +8128,14 @@
           <w:szCs w:val="28"/>
           <w:highlight w:val="yellow"/>
         </w:rPr>
-        <w:t xml:space="preserve"> </w:t>
+        <w:t xml:space="preserve"> району</w:t>
+      </w:r>
+      <w:r>
+        <w:rPr>
+          <w:sz w:val="28"/>
+          <w:szCs w:val="28"/>
+        </w:rPr>
+        <w:t xml:space="preserve"> по толщине стенки гололеда, нормативная толщина стенки гололеда для </w:t>
       </w:r>
       <w:r>
         <w:rPr>
@@ -8411,41 +8143,8 @@
           <w:szCs w:val="28"/>
           <w:highlight w:val="yellow"/>
         </w:rPr>
-        <w:t>}</w:t>
-      </w:r>
-      <w:proofErr w:type="gramEnd"/>
-      <w:r>
-        <w:rPr>
-          <w:sz w:val="28"/>
-          <w:szCs w:val="28"/>
-          <w:highlight w:val="yellow"/>
-        </w:rPr>
-        <w:t>}</w:t>
-      </w:r>
-      <w:r>
-        <w:rPr>
-          <w:sz w:val="28"/>
-          <w:szCs w:val="28"/>
-          <w:highlight w:val="yellow"/>
-        </w:rPr>
-        <w:t xml:space="preserve"> району</w:t>
-      </w:r>
-      <w:r>
-        <w:rPr>
-          <w:sz w:val="28"/>
-          <w:szCs w:val="28"/>
-        </w:rPr>
-        <w:t xml:space="preserve"> по толщине стенки гололеда, нормативная толщина стенки гололеда для </w:t>
-      </w:r>
-      <w:r>
-        <w:rPr>
-          <w:sz w:val="28"/>
-          <w:szCs w:val="28"/>
-          <w:highlight w:val="yellow"/>
-        </w:rPr>
         <w:t xml:space="preserve">района – </w:t>
       </w:r>
-      <w:proofErr w:type="gramStart"/>
       <w:r>
         <w:rPr>
           <w:sz w:val="28"/>
@@ -8463,7 +8162,6 @@
         </w:rPr>
         <w:t>golol</w:t>
       </w:r>
-      <w:proofErr w:type="gramEnd"/>
       <w:r>
         <w:rPr>
           <w:sz w:val="28"/>
@@ -8472,7 +8170,6 @@
         </w:rPr>
         <w:t>_</w:t>
       </w:r>
-      <w:proofErr w:type="gramStart"/>
       <w:r>
         <w:rPr>
           <w:sz w:val="28"/>
@@ -8488,16 +8185,7 @@
           <w:szCs w:val="28"/>
           <w:highlight w:val="yellow"/>
         </w:rPr>
-        <w:t xml:space="preserve"> }</w:t>
-      </w:r>
-      <w:proofErr w:type="gramEnd"/>
-      <w:r>
-        <w:rPr>
-          <w:sz w:val="28"/>
-          <w:szCs w:val="28"/>
-          <w:highlight w:val="yellow"/>
-        </w:rPr>
-        <w:t>}</w:t>
+        <w:t xml:space="preserve"> }}</w:t>
       </w:r>
       <w:r>
         <w:rPr>
@@ -8589,7 +8277,6 @@
         </w:rPr>
         <w:t xml:space="preserve">работ </w:t>
       </w:r>
-      <w:proofErr w:type="gramStart"/>
       <w:r>
         <w:rPr>
           <w:sz w:val="28"/>
@@ -8607,7 +8294,6 @@
         </w:rPr>
         <w:t>seism</w:t>
       </w:r>
-      <w:proofErr w:type="gramEnd"/>
       <w:r>
         <w:rPr>
           <w:sz w:val="28"/>
@@ -10124,7 +9810,6 @@
         </w:rPr>
         <w:t>2 «</w:t>
       </w:r>
-      <w:proofErr w:type="gramStart"/>
       <w:r>
         <w:rPr>
           <w:color w:val="000000" w:themeColor="text1"/>
@@ -10144,7 +9829,6 @@
         </w:rPr>
         <w:t>project</w:t>
       </w:r>
-      <w:proofErr w:type="gramEnd"/>
       <w:r>
         <w:rPr>
           <w:color w:val="000000" w:themeColor="text1"/>
@@ -10154,7 +9838,6 @@
         </w:rPr>
         <w:t>_</w:t>
       </w:r>
-      <w:proofErr w:type="gramStart"/>
       <w:r>
         <w:rPr>
           <w:color w:val="000000" w:themeColor="text1"/>
@@ -10181,17 +9864,7 @@
           <w:szCs w:val="28"/>
           <w:highlight w:val="yellow"/>
         </w:rPr>
-        <w:t>-</w:t>
-      </w:r>
-      <w:proofErr w:type="gramEnd"/>
-      <w:r>
-        <w:rPr>
-          <w:color w:val="000000" w:themeColor="text1"/>
-          <w:sz w:val="28"/>
-          <w:szCs w:val="28"/>
-          <w:highlight w:val="yellow"/>
-        </w:rPr>
-        <w:t>ПЧ</w:t>
+        <w:t>-ПЧ</w:t>
       </w:r>
       <w:r>
         <w:rPr>
@@ -10472,7 +10145,6 @@
           <w:highlight w:val="yellow"/>
         </w:rPr>
       </w:pPr>
-      <w:proofErr w:type="gramStart"/>
       <w:r>
         <w:rPr>
           <w:color w:val="000000" w:themeColor="text1"/>
@@ -10481,40 +10153,7 @@
           <w:highlight w:val="yellow"/>
           <w:lang w:val="en-US"/>
         </w:rPr>
-        <w:t>{{ is</w:t>
-      </w:r>
-      <w:proofErr w:type="gramEnd"/>
-      <w:r>
-        <w:rPr>
-          <w:color w:val="000000" w:themeColor="text1"/>
-          <w:sz w:val="28"/>
-          <w:szCs w:val="28"/>
-          <w:highlight w:val="yellow"/>
-          <w:lang w:val="en-US"/>
-        </w:rPr>
-        <w:t>_ferma_</w:t>
-      </w:r>
-      <w:proofErr w:type="gramStart"/>
-      <w:r>
-        <w:rPr>
-          <w:color w:val="000000" w:themeColor="text1"/>
-          <w:sz w:val="28"/>
-          <w:szCs w:val="28"/>
-          <w:highlight w:val="yellow"/>
-          <w:lang w:val="en-US"/>
-        </w:rPr>
-        <w:t>usileniya }</w:t>
-      </w:r>
-      <w:proofErr w:type="gramEnd"/>
-      <w:r>
-        <w:rPr>
-          <w:color w:val="000000" w:themeColor="text1"/>
-          <w:sz w:val="28"/>
-          <w:szCs w:val="28"/>
-          <w:highlight w:val="yellow"/>
-          <w:lang w:val="en-US"/>
-        </w:rPr>
-        <w:t>}</w:t>
+        <w:t>{{ is_ferma_usileniya }}</w:t>
       </w:r>
     </w:p>
     <w:p>
@@ -10533,7 +10172,6 @@
           <w:highlight w:val="yellow"/>
         </w:rPr>
       </w:pPr>
-      <w:proofErr w:type="gramStart"/>
       <w:r>
         <w:rPr>
           <w:color w:val="000000" w:themeColor="text1"/>
@@ -10542,40 +10180,7 @@
           <w:highlight w:val="yellow"/>
           <w:lang w:val="en-US"/>
         </w:rPr>
-        <w:t>{{ is</w:t>
-      </w:r>
-      <w:proofErr w:type="gramEnd"/>
-      <w:r>
-        <w:rPr>
-          <w:color w:val="000000" w:themeColor="text1"/>
-          <w:sz w:val="28"/>
-          <w:szCs w:val="28"/>
-          <w:highlight w:val="yellow"/>
-          <w:lang w:val="en-US"/>
-        </w:rPr>
-        <w:t>_trosovaya_</w:t>
-      </w:r>
-      <w:proofErr w:type="gramStart"/>
-      <w:r>
-        <w:rPr>
-          <w:color w:val="000000" w:themeColor="text1"/>
-          <w:sz w:val="28"/>
-          <w:szCs w:val="28"/>
-          <w:highlight w:val="yellow"/>
-          <w:lang w:val="en-US"/>
-        </w:rPr>
-        <w:t>ferma }</w:t>
-      </w:r>
-      <w:proofErr w:type="gramEnd"/>
-      <w:r>
-        <w:rPr>
-          <w:color w:val="000000" w:themeColor="text1"/>
-          <w:sz w:val="28"/>
-          <w:szCs w:val="28"/>
-          <w:highlight w:val="yellow"/>
-          <w:lang w:val="en-US"/>
-        </w:rPr>
-        <w:t>}</w:t>
+        <w:t>{{ is_trosovaya_ferma }}</w:t>
       </w:r>
     </w:p>
     <w:p>
@@ -12358,7 +11963,6 @@
         </w:rPr>
         <w:t xml:space="preserve">. </w:t>
       </w:r>
-      <w:proofErr w:type="gramStart"/>
       <w:r>
         <w:rPr>
           <w:color w:val="000000" w:themeColor="text1"/>
@@ -12378,7 +11982,6 @@
         </w:rPr>
         <w:t>sbros</w:t>
       </w:r>
-      <w:proofErr w:type="gramEnd"/>
       <w:r>
         <w:rPr>
           <w:color w:val="000000" w:themeColor="text1"/>
@@ -12427,7 +12030,6 @@
           <w:shd w:val="clear" w:color="auto" w:fill="FFFFFF"/>
         </w:rPr>
       </w:pPr>
-      <w:proofErr w:type="gramStart"/>
       <w:r>
         <w:rPr>
           <w:sz w:val="28"/>
@@ -12447,7 +12049,6 @@
         </w:rPr>
         <w:t>fundament</w:t>
       </w:r>
-      <w:proofErr w:type="gramEnd"/>
       <w:r>
         <w:rPr>
           <w:sz w:val="28"/>
@@ -12669,7 +12270,6 @@
         </w:rPr>
         <w:t xml:space="preserve"> </w:t>
       </w:r>
-      <w:proofErr w:type="gramStart"/>
       <w:r>
         <w:rPr>
           <w:sz w:val="28"/>
@@ -12694,7 +12294,6 @@
         </w:rPr>
         <w:t>fund</w:t>
       </w:r>
-      <w:proofErr w:type="gramEnd"/>
       <w:r>
         <w:rPr>
           <w:sz w:val="28"/>
@@ -12703,7 +12302,6 @@
         </w:rPr>
         <w:t>_</w:t>
       </w:r>
-      <w:proofErr w:type="gramStart"/>
       <w:r>
         <w:rPr>
           <w:sz w:val="28"/>
@@ -12719,16 +12317,7 @@
           <w:szCs w:val="28"/>
           <w:highlight w:val="yellow"/>
         </w:rPr>
-        <w:t xml:space="preserve"> }</w:t>
-      </w:r>
-      <w:proofErr w:type="gramEnd"/>
-      <w:r>
-        <w:rPr>
-          <w:sz w:val="28"/>
-          <w:szCs w:val="28"/>
-          <w:highlight w:val="yellow"/>
-        </w:rPr>
-        <w:t>}</w:t>
+        <w:t xml:space="preserve"> }}</w:t>
       </w:r>
       <w:r>
         <w:rPr>
@@ -12747,6 +12336,7 @@
         <w:rPr>
           <w:sz w:val="28"/>
           <w:szCs w:val="28"/>
+          <w:lang w:val="en-US"/>
         </w:rPr>
       </w:pPr>
       <w:r>
@@ -12755,138 +12345,6 @@
           <w:szCs w:val="28"/>
         </w:rPr>
         <w:t>Таким образом, принятые объемно-планировочные решения соответствуют функциональному назначению объекта, требованиям механической прочности, электробезопасности, удобству монтажа и эксплуатации, а также обеспечивают рациональное использование территории подстанции.</w:t>
-      </w:r>
-    </w:p>
-    <w:p>
-      <w:pPr>
-        <w:spacing w:line="276" w:lineRule="auto"/>
-        <w:ind w:firstLine="426"/>
-        <w:jc w:val="both"/>
-        <w:rPr>
-          <w:rFonts w:eastAsia="TimesNewRomanPSMT"/>
-          <w:sz w:val="28"/>
-          <w:szCs w:val="28"/>
-          <w:highlight w:val="yellow"/>
-        </w:rPr>
-      </w:pPr>
-      <w:r>
-        <w:rPr>
-          <w:rFonts w:eastAsia="TimesNewRomanPSMT"/>
-          <w:sz w:val="28"/>
-          <w:szCs w:val="28"/>
-        </w:rPr>
-        <w:t>Технико-экономическая характеристика объекта защиты для</w:t>
-      </w:r>
-      <w:r>
-        <w:rPr>
-          <w:sz w:val="28"/>
-          <w:szCs w:val="28"/>
-        </w:rPr>
-        <w:t xml:space="preserve"> </w:t>
-      </w:r>
-      <w:r>
-        <w:rPr>
-          <w:sz w:val="28"/>
-          <w:szCs w:val="28"/>
-          <w:highlight w:val="yellow"/>
-        </w:rPr>
-        <w:t>трансформаторов</w:t>
-      </w:r>
-      <w:r>
-        <w:rPr>
-          <w:rFonts w:eastAsia="TimesNewRomanPSMT"/>
-          <w:sz w:val="28"/>
-          <w:szCs w:val="28"/>
-          <w:highlight w:val="yellow"/>
-        </w:rPr>
-        <w:t>:</w:t>
-      </w:r>
-    </w:p>
-    <w:p>
-      <w:pPr>
-        <w:rPr>
-          <w:sz w:val="28"/>
-          <w:szCs w:val="28"/>
-          <w:highlight w:val="yellow"/>
-          <w:lang w:val="en-US"/>
-        </w:rPr>
-      </w:pPr>
-      <w:r>
-        <w:rPr>
-          <w:sz w:val="28"/>
-          <w:szCs w:val="28"/>
-          <w:highlight w:val="yellow"/>
-          <w:lang w:val="en-US"/>
-        </w:rPr>
-        <w:t>{%p for i in range(kozu_pz|length) %}</w:t>
-      </w:r>
-    </w:p>
-    <w:p>
-      <w:pPr>
-        <w:rPr>
-          <w:sz w:val="28"/>
-          <w:szCs w:val="28"/>
-          <w:highlight w:val="yellow"/>
-          <w:lang w:val="en-US"/>
-        </w:rPr>
-      </w:pPr>
-      <w:proofErr w:type="gramStart"/>
-      <w:r>
-        <w:rPr>
-          <w:sz w:val="28"/>
-          <w:szCs w:val="28"/>
-          <w:highlight w:val="yellow"/>
-          <w:lang w:val="en-US"/>
-        </w:rPr>
-        <w:t>{{ kozu</w:t>
-      </w:r>
-      <w:proofErr w:type="gramEnd"/>
-      <w:r>
-        <w:rPr>
-          <w:sz w:val="28"/>
-          <w:szCs w:val="28"/>
-          <w:highlight w:val="yellow"/>
-          <w:lang w:val="en-US"/>
-        </w:rPr>
-        <w:t>_pz[i</w:t>
-      </w:r>
-      <w:proofErr w:type="gramStart"/>
-      <w:r>
-        <w:rPr>
-          <w:sz w:val="28"/>
-          <w:szCs w:val="28"/>
-          <w:highlight w:val="yellow"/>
-          <w:lang w:val="en-US"/>
-        </w:rPr>
-        <w:t>] }</w:t>
-      </w:r>
-      <w:proofErr w:type="gramEnd"/>
-      <w:r>
-        <w:rPr>
-          <w:sz w:val="28"/>
-          <w:szCs w:val="28"/>
-          <w:highlight w:val="yellow"/>
-          <w:lang w:val="en-US"/>
-        </w:rPr>
-        <w:t>}</w:t>
-      </w:r>
-    </w:p>
-    <w:p>
-      <w:pPr>
-        <w:rPr>
-          <w:sz w:val="28"/>
-          <w:szCs w:val="28"/>
-          <w:lang w:val="en-US"/>
-        </w:rPr>
-      </w:pPr>
-      <w:r>
-        <w:rPr>
-          <w:sz w:val="28"/>
-          <w:szCs w:val="28"/>
-          <w:highlight w:val="yellow"/>
-          <w:lang w:val="en-US"/>
-        </w:rPr>
-        <w:t>{%p endfor %}</w:t>
       </w:r>
     </w:p>
     <w:p>
@@ -13051,7 +12509,6 @@
       </w:pPr>
       <w:bookmarkStart w:id="144" w:name="_Toc204166518"/>
       <w:r>
-        <w:lastRenderedPageBreak/>
         <w:t xml:space="preserve"> </w:t>
       </w:r>
       <w:bookmarkStart w:id="145" w:name="_Toc204695610"/>
@@ -13099,6 +12556,7 @@
       </w:pPr>
       <w:bookmarkStart w:id="146" w:name="_Toc204166519"/>
       <w:r>
+        <w:lastRenderedPageBreak/>
         <w:t xml:space="preserve"> </w:t>
       </w:r>
       <w:bookmarkStart w:id="147" w:name="_Toc204695611"/>
@@ -13251,7 +12709,6 @@
           <w:szCs w:val="28"/>
         </w:rPr>
       </w:pPr>
-      <w:proofErr w:type="gramStart"/>
       <w:r>
         <w:rPr>
           <w:sz w:val="28"/>
@@ -13275,16 +12732,7 @@
           <w:szCs w:val="28"/>
           <w:highlight w:val="yellow"/>
         </w:rPr>
-        <w:t>0 }</w:t>
-      </w:r>
-      <w:proofErr w:type="gramEnd"/>
-      <w:r>
-        <w:rPr>
-          <w:sz w:val="28"/>
-          <w:szCs w:val="28"/>
-          <w:highlight w:val="yellow"/>
-        </w:rPr>
-        <w:t>}.</w:t>
+        <w:t>0 }}.</w:t>
       </w:r>
     </w:p>
     <w:p>
@@ -14110,7 +13558,6 @@
               </w:rPr>
               <w:t xml:space="preserve"> = </w:t>
             </w:r>
-            <w:proofErr w:type="gramStart"/>
             <w:r>
               <w:rPr>
                 <w:bCs/>
@@ -14140,18 +13587,7 @@
                 <w:szCs w:val="28"/>
                 <w:highlight w:val="yellow"/>
               </w:rPr>
-              <w:t>1 }</w:t>
-            </w:r>
-            <w:proofErr w:type="gramEnd"/>
-            <w:r>
-              <w:rPr>
-                <w:bCs/>
-                <w:color w:val="000000" w:themeColor="text1"/>
-                <w:sz w:val="28"/>
-                <w:szCs w:val="28"/>
-                <w:highlight w:val="yellow"/>
-              </w:rPr>
-              <w:t>}</w:t>
+              <w:t>1 }}</w:t>
             </w:r>
             <w:r>
               <w:rPr>
@@ -14210,7 +13646,6 @@
               </w:rPr>
               <w:t xml:space="preserve"> = </w:t>
             </w:r>
-            <w:proofErr w:type="gramStart"/>
             <w:r>
               <w:rPr>
                 <w:bCs/>
@@ -14232,7 +13667,6 @@
               </w:rPr>
               <w:t>h</w:t>
             </w:r>
-            <w:proofErr w:type="gramEnd"/>
             <w:r>
               <w:rPr>
                 <w:bCs/>
@@ -14308,9 +13742,8 @@
                 <w:szCs w:val="28"/>
                 <w:highlight w:val="yellow"/>
               </w:rPr>
-              <w:t xml:space="preserve"> </w:t>
-            </w:r>
-            <w:proofErr w:type="gramStart"/>
+              <w:t xml:space="preserve"> =</w:t>
+            </w:r>
             <w:r>
               <w:rPr>
                 <w:bCs/>
@@ -14319,7 +13752,7 @@
                 <w:szCs w:val="28"/>
                 <w:highlight w:val="yellow"/>
               </w:rPr>
-              <w:t>=</w:t>
+              <w:t xml:space="preserve">{{ </w:t>
             </w:r>
             <w:r>
               <w:rPr>
@@ -14328,8 +13761,9 @@
                 <w:sz w:val="28"/>
                 <w:szCs w:val="28"/>
                 <w:highlight w:val="yellow"/>
-              </w:rPr>
-              <w:t xml:space="preserve">{{ </w:t>
+                <w:lang w:val="en-US"/>
+              </w:rPr>
+              <w:t>r</w:t>
             </w:r>
             <w:r>
               <w:rPr>
@@ -14338,30 +13772,8 @@
                 <w:sz w:val="28"/>
                 <w:szCs w:val="28"/>
                 <w:highlight w:val="yellow"/>
-                <w:lang w:val="en-US"/>
-              </w:rPr>
-              <w:t>r</w:t>
-            </w:r>
-            <w:r>
-              <w:rPr>
-                <w:bCs/>
-                <w:color w:val="000000" w:themeColor="text1"/>
-                <w:sz w:val="28"/>
-                <w:szCs w:val="28"/>
-                <w:highlight w:val="yellow"/>
-              </w:rPr>
-              <w:t>2 }</w:t>
-            </w:r>
-            <w:proofErr w:type="gramEnd"/>
-            <w:r>
-              <w:rPr>
-                <w:bCs/>
-                <w:color w:val="000000" w:themeColor="text1"/>
-                <w:sz w:val="28"/>
-                <w:szCs w:val="28"/>
-                <w:highlight w:val="yellow"/>
-              </w:rPr>
-              <w:t>}</w:t>
+              </w:rPr>
+              <w:t>2 }}</w:t>
             </w:r>
             <w:r>
               <w:rPr>
@@ -14718,7 +14130,6 @@
         </w:rPr>
         <w:t xml:space="preserve">– </w:t>
       </w:r>
-      <w:proofErr w:type="gramStart"/>
       <w:r>
         <w:rPr>
           <w:sz w:val="28"/>
@@ -14736,7 +14147,6 @@
         </w:rPr>
         <w:t>kozup</w:t>
       </w:r>
-      <w:proofErr w:type="gramEnd"/>
       <w:r>
         <w:rPr>
           <w:sz w:val="28"/>
@@ -14745,7 +14155,6 @@
         </w:rPr>
         <w:t>_</w:t>
       </w:r>
-      <w:proofErr w:type="gramStart"/>
       <w:r>
         <w:rPr>
           <w:sz w:val="28"/>
@@ -14761,16 +14170,7 @@
           <w:szCs w:val="28"/>
           <w:highlight w:val="yellow"/>
         </w:rPr>
-        <w:t xml:space="preserve"> }</w:t>
-      </w:r>
-      <w:proofErr w:type="gramEnd"/>
-      <w:r>
-        <w:rPr>
-          <w:sz w:val="28"/>
-          <w:szCs w:val="28"/>
-          <w:highlight w:val="yellow"/>
-        </w:rPr>
-        <w:t>}</w:t>
+        <w:t xml:space="preserve"> }}</w:t>
       </w:r>
       <w:r>
         <w:rPr>
@@ -17300,23 +16700,7 @@
           <w:szCs w:val="28"/>
         </w:rPr>
         <w:lastRenderedPageBreak/>
-        <w:t xml:space="preserve">ГОСТ 9467–75. </w:t>
-      </w:r>
-      <w:proofErr w:type="gramStart"/>
-      <w:r>
-        <w:rPr>
-          <w:sz w:val="28"/>
-          <w:szCs w:val="28"/>
-        </w:rPr>
-        <w:t>Электроды</w:t>
-      </w:r>
-      <w:proofErr w:type="gramEnd"/>
-      <w:r>
-        <w:rPr>
-          <w:sz w:val="28"/>
-          <w:szCs w:val="28"/>
-        </w:rPr>
-        <w:t xml:space="preserve"> покрытые металлические для ручной дуговой сварки конструкционных и теплоустойчивых сталей. Технические условия: утвержден и введен в действие постановлением Государственного комитета стандартов Совета Министров СССР от 29.12.1975 № 3045; дата введения 1977-01-01. – Текст: электронный.</w:t>
+        <w:t>ГОСТ 9467–75. Электроды покрытые металлические для ручной дуговой сварки конструкционных и теплоустойчивых сталей. Технические условия: утвержден и введен в действие постановлением Государственного комитета стандартов Совета Министров СССР от 29.12.1975 № 3045; дата введения 1977-01-01. – Текст: электронный.</w:t>
       </w:r>
     </w:p>
     <w:p>
@@ -19148,32 +18532,13 @@
                                 <w:szCs w:val="28"/>
                               </w:rPr>
                             </w:pPr>
-                            <w:proofErr w:type="gramStart"/>
                             <w:r>
                               <w:rPr>
                                 <w:sz w:val="32"/>
                                 <w:szCs w:val="44"/>
                                 <w:lang w:val="en-US"/>
                               </w:rPr>
-                              <w:t>{{ bartal</w:t>
-                            </w:r>
-                            <w:proofErr w:type="gramEnd"/>
-                            <w:r>
-                              <w:rPr>
-                                <w:sz w:val="32"/>
-                                <w:szCs w:val="44"/>
-                                <w:lang w:val="en-US"/>
-                              </w:rPr>
-                              <w:t>_</w:t>
-                            </w:r>
-                            <w:proofErr w:type="gramStart"/>
-                            <w:r>
-                              <w:rPr>
-                                <w:sz w:val="32"/>
-                                <w:szCs w:val="44"/>
-                                <w:lang w:val="en-US"/>
-                              </w:rPr>
-                              <w:t>code }}</w:t>
+                              <w:t>{{ bartal_code }}</w:t>
                             </w:r>
                             <w:r>
                               <w:rPr>
@@ -19182,7 +18547,6 @@
                               </w:rPr>
                               <w:t>.ТЧ</w:t>
                             </w:r>
-                            <w:proofErr w:type="gramEnd"/>
                           </w:p>
                           <w:p>
                             <w:pPr>
@@ -20623,32 +19987,13 @@
                           <w:szCs w:val="28"/>
                         </w:rPr>
                       </w:pPr>
-                      <w:proofErr w:type="gramStart"/>
                       <w:r>
                         <w:rPr>
                           <w:sz w:val="32"/>
                           <w:szCs w:val="44"/>
                           <w:lang w:val="en-US"/>
                         </w:rPr>
-                        <w:t>{{ bartal</w:t>
-                      </w:r>
-                      <w:proofErr w:type="gramEnd"/>
-                      <w:r>
-                        <w:rPr>
-                          <w:sz w:val="32"/>
-                          <w:szCs w:val="44"/>
-                          <w:lang w:val="en-US"/>
-                        </w:rPr>
-                        <w:t>_</w:t>
-                      </w:r>
-                      <w:proofErr w:type="gramStart"/>
-                      <w:r>
-                        <w:rPr>
-                          <w:sz w:val="32"/>
-                          <w:szCs w:val="44"/>
-                          <w:lang w:val="en-US"/>
-                        </w:rPr>
-                        <w:t>code }}</w:t>
+                        <w:t>{{ bartal_code }}</w:t>
                       </w:r>
                       <w:r>
                         <w:rPr>
@@ -20657,7 +20002,6 @@
                         </w:rPr>
                         <w:t>.ТЧ</w:t>
                       </w:r>
-                      <w:proofErr w:type="gramEnd"/>
                     </w:p>
                     <w:p>
                       <w:pPr>
@@ -21491,23 +20835,13 @@
                                 <w:lang w:val="en-US"/>
                               </w:rPr>
                             </w:pPr>
-                            <w:proofErr w:type="gramStart"/>
                             <w:r>
                               <w:rPr>
                                 <w:sz w:val="20"/>
                                 <w:szCs w:val="20"/>
                                 <w:lang w:val="en-US"/>
                               </w:rPr>
-                              <w:t>{{ year</w:t>
-                            </w:r>
-                            <w:proofErr w:type="gramEnd"/>
-                            <w:r>
-                              <w:rPr>
-                                <w:sz w:val="20"/>
-                                <w:szCs w:val="20"/>
-                                <w:lang w:val="en-US"/>
-                              </w:rPr>
-                              <w:t xml:space="preserve"> }}</w:t>
+                              <w:t>{{ year }}</w:t>
                             </w:r>
                           </w:p>
                         </w:txbxContent>
@@ -21559,23 +20893,13 @@
                                 <w:lang w:val="en-US"/>
                               </w:rPr>
                             </w:pPr>
-                            <w:proofErr w:type="gramStart"/>
                             <w:r>
                               <w:rPr>
                                 <w:sz w:val="20"/>
                                 <w:szCs w:val="20"/>
                                 <w:lang w:val="en-US"/>
                               </w:rPr>
-                              <w:t>{{ year</w:t>
-                            </w:r>
-                            <w:proofErr w:type="gramEnd"/>
-                            <w:r>
-                              <w:rPr>
-                                <w:sz w:val="20"/>
-                                <w:szCs w:val="20"/>
-                                <w:lang w:val="en-US"/>
-                              </w:rPr>
-                              <w:t xml:space="preserve"> }}</w:t>
+                              <w:t>{{ year }}</w:t>
                             </w:r>
                           </w:p>
                         </w:txbxContent>
@@ -22069,16 +21393,7 @@
                                 <w:sz w:val="18"/>
                                 <w:szCs w:val="18"/>
                               </w:rPr>
-                              <w:t>№</w:t>
-                            </w:r>
-                            <w:proofErr w:type="gramStart"/>
-                            <w:r>
-                              <w:rPr>
-                                <w:rFonts w:ascii="Arial" w:hAnsi="Arial" w:cs="Arial"/>
-                                <w:sz w:val="18"/>
-                                <w:szCs w:val="18"/>
-                              </w:rPr>
-                              <w:t>док.д</w:t>
+                              <w:t>№док.д</w:t>
                             </w:r>
                             <w:r>
                               <w:rPr>
@@ -22088,18 +21403,7 @@
                                 <w:sz w:val="18"/>
                                 <w:szCs w:val="18"/>
                               </w:rPr>
-                              <w:t>ок</w:t>
-                            </w:r>
-                            <w:proofErr w:type="gramEnd"/>
-                            <w:r>
-                              <w:rPr>
-                                <w:rFonts w:ascii="ISOCPEUR" w:hAnsi="ISOCPEUR" w:cs="Segoe UI"/>
-                                <w:i/>
-                                <w:iCs/>
-                                <w:sz w:val="18"/>
-                                <w:szCs w:val="18"/>
-                              </w:rPr>
-                              <w:t>.док.</w:t>
+                              <w:t>ок.док.</w:t>
                             </w:r>
                           </w:p>
                         </w:txbxContent>
@@ -22915,41 +22219,13 @@
                                 <w:szCs w:val="28"/>
                               </w:rPr>
                             </w:pPr>
-                            <w:proofErr w:type="gramStart"/>
                             <w:r>
                               <w:rPr>
                                 <w:sz w:val="32"/>
                                 <w:szCs w:val="44"/>
                                 <w:lang w:val="en-US"/>
                               </w:rPr>
-                              <w:t>{{ bartal</w:t>
-                            </w:r>
-                            <w:proofErr w:type="gramEnd"/>
-                            <w:r>
-                              <w:rPr>
-                                <w:sz w:val="32"/>
-                                <w:szCs w:val="44"/>
-                                <w:lang w:val="en-US"/>
-                              </w:rPr>
-                              <w:t>_</w:t>
-                            </w:r>
-                            <w:proofErr w:type="gramStart"/>
-                            <w:r>
-                              <w:rPr>
-                                <w:sz w:val="32"/>
-                                <w:szCs w:val="44"/>
-                                <w:lang w:val="en-US"/>
-                              </w:rPr>
-                              <w:t>code }</w:t>
-                            </w:r>
-                            <w:proofErr w:type="gramEnd"/>
-                            <w:r>
-                              <w:rPr>
-                                <w:sz w:val="32"/>
-                                <w:szCs w:val="44"/>
-                                <w:lang w:val="en-US"/>
-                              </w:rPr>
-                              <w:t>}</w:t>
+                              <w:t>{{ bartal_code }}</w:t>
                             </w:r>
                             <w:r>
                               <w:rPr>
@@ -22958,7 +22234,6 @@
                               </w:rPr>
                               <w:t>.</w:t>
                             </w:r>
-                            <w:proofErr w:type="gramStart"/>
                             <w:r>
                               <w:rPr>
                                 <w:sz w:val="32"/>
@@ -22981,7 +22256,6 @@
                               </w:rPr>
                               <w:t>С</w:t>
                             </w:r>
-                            <w:proofErr w:type="gramEnd"/>
                           </w:p>
                         </w:txbxContent>
                       </wps:txbx>
@@ -24904,23 +24178,13 @@
                           <w:lang w:val="en-US"/>
                         </w:rPr>
                       </w:pPr>
-                      <w:proofErr w:type="gramStart"/>
                       <w:r>
                         <w:rPr>
                           <w:sz w:val="20"/>
                           <w:szCs w:val="20"/>
                           <w:lang w:val="en-US"/>
                         </w:rPr>
-                        <w:t>{{ year</w:t>
-                      </w:r>
-                      <w:proofErr w:type="gramEnd"/>
-                      <w:r>
-                        <w:rPr>
-                          <w:sz w:val="20"/>
-                          <w:szCs w:val="20"/>
-                          <w:lang w:val="en-US"/>
-                        </w:rPr>
-                        <w:t xml:space="preserve"> }}</w:t>
+                        <w:t>{{ year }}</w:t>
                       </w:r>
                     </w:p>
                   </w:txbxContent>
@@ -24938,23 +24202,13 @@
                           <w:lang w:val="en-US"/>
                         </w:rPr>
                       </w:pPr>
-                      <w:proofErr w:type="gramStart"/>
                       <w:r>
                         <w:rPr>
                           <w:sz w:val="20"/>
                           <w:szCs w:val="20"/>
                           <w:lang w:val="en-US"/>
                         </w:rPr>
-                        <w:t>{{ year</w:t>
-                      </w:r>
-                      <w:proofErr w:type="gramEnd"/>
-                      <w:r>
-                        <w:rPr>
-                          <w:sz w:val="20"/>
-                          <w:szCs w:val="20"/>
-                          <w:lang w:val="en-US"/>
-                        </w:rPr>
-                        <w:t xml:space="preserve"> }}</w:t>
+                        <w:t>{{ year }}</w:t>
                       </w:r>
                     </w:p>
                   </w:txbxContent>
@@ -25156,16 +24410,7 @@
                           <w:sz w:val="18"/>
                           <w:szCs w:val="18"/>
                         </w:rPr>
-                        <w:t>№</w:t>
-                      </w:r>
-                      <w:proofErr w:type="gramStart"/>
-                      <w:r>
-                        <w:rPr>
-                          <w:rFonts w:ascii="Arial" w:hAnsi="Arial" w:cs="Arial"/>
-                          <w:sz w:val="18"/>
-                          <w:szCs w:val="18"/>
-                        </w:rPr>
-                        <w:t>док.д</w:t>
+                        <w:t>№док.д</w:t>
                       </w:r>
                       <w:r>
                         <w:rPr>
@@ -25175,18 +24420,7 @@
                           <w:sz w:val="18"/>
                           <w:szCs w:val="18"/>
                         </w:rPr>
-                        <w:t>ок</w:t>
-                      </w:r>
-                      <w:proofErr w:type="gramEnd"/>
-                      <w:r>
-                        <w:rPr>
-                          <w:rFonts w:ascii="ISOCPEUR" w:hAnsi="ISOCPEUR" w:cs="Segoe UI"/>
-                          <w:i/>
-                          <w:iCs/>
-                          <w:sz w:val="18"/>
-                          <w:szCs w:val="18"/>
-                        </w:rPr>
-                        <w:t>.док.</w:t>
+                        <w:t>ок.док.</w:t>
                       </w:r>
                     </w:p>
                   </w:txbxContent>
@@ -25487,41 +24721,13 @@
                           <w:szCs w:val="28"/>
                         </w:rPr>
                       </w:pPr>
-                      <w:proofErr w:type="gramStart"/>
                       <w:r>
                         <w:rPr>
                           <w:sz w:val="32"/>
                           <w:szCs w:val="44"/>
                           <w:lang w:val="en-US"/>
                         </w:rPr>
-                        <w:t>{{ bartal</w:t>
-                      </w:r>
-                      <w:proofErr w:type="gramEnd"/>
-                      <w:r>
-                        <w:rPr>
-                          <w:sz w:val="32"/>
-                          <w:szCs w:val="44"/>
-                          <w:lang w:val="en-US"/>
-                        </w:rPr>
-                        <w:t>_</w:t>
-                      </w:r>
-                      <w:proofErr w:type="gramStart"/>
-                      <w:r>
-                        <w:rPr>
-                          <w:sz w:val="32"/>
-                          <w:szCs w:val="44"/>
-                          <w:lang w:val="en-US"/>
-                        </w:rPr>
-                        <w:t>code }</w:t>
-                      </w:r>
-                      <w:proofErr w:type="gramEnd"/>
-                      <w:r>
-                        <w:rPr>
-                          <w:sz w:val="32"/>
-                          <w:szCs w:val="44"/>
-                          <w:lang w:val="en-US"/>
-                        </w:rPr>
-                        <w:t>}</w:t>
+                        <w:t>{{ bartal_code }}</w:t>
                       </w:r>
                       <w:r>
                         <w:rPr>
@@ -25530,7 +24736,6 @@
                         </w:rPr>
                         <w:t>.</w:t>
                       </w:r>
-                      <w:proofErr w:type="gramStart"/>
                       <w:r>
                         <w:rPr>
                           <w:sz w:val="32"/>
@@ -25553,7 +24758,6 @@
                         </w:rPr>
                         <w:t>С</w:t>
                       </w:r>
-                      <w:proofErr w:type="gramEnd"/>
                     </w:p>
                   </w:txbxContent>
                 </v:textbox>
@@ -26520,23 +25724,13 @@
                                 <w:lang w:val="en-US"/>
                               </w:rPr>
                             </w:pPr>
-                            <w:proofErr w:type="gramStart"/>
                             <w:r>
                               <w:rPr>
                                 <w:sz w:val="20"/>
                                 <w:szCs w:val="20"/>
                                 <w:lang w:val="en-US"/>
                               </w:rPr>
-                              <w:t>{{ year</w:t>
-                            </w:r>
-                            <w:proofErr w:type="gramEnd"/>
-                            <w:r>
-                              <w:rPr>
-                                <w:sz w:val="20"/>
-                                <w:szCs w:val="20"/>
-                                <w:lang w:val="en-US"/>
-                              </w:rPr>
-                              <w:t xml:space="preserve"> }}</w:t>
+                              <w:t>{{ year }}</w:t>
                             </w:r>
                           </w:p>
                         </w:txbxContent>
@@ -26589,23 +25783,13 @@
                                 <w:lang w:val="en-US"/>
                               </w:rPr>
                             </w:pPr>
-                            <w:proofErr w:type="gramStart"/>
                             <w:r>
                               <w:rPr>
                                 <w:sz w:val="20"/>
                                 <w:szCs w:val="20"/>
                                 <w:lang w:val="en-US"/>
                               </w:rPr>
-                              <w:t>{{ year</w:t>
-                            </w:r>
-                            <w:proofErr w:type="gramEnd"/>
-                            <w:r>
-                              <w:rPr>
-                                <w:sz w:val="20"/>
-                                <w:szCs w:val="20"/>
-                                <w:lang w:val="en-US"/>
-                              </w:rPr>
-                              <w:t xml:space="preserve"> }}</w:t>
+                              <w:t>{{ year }}</w:t>
                             </w:r>
                           </w:p>
                         </w:txbxContent>
@@ -27091,7 +26275,6 @@
                               </w:rPr>
                               <w:t>№</w:t>
                             </w:r>
-                            <w:proofErr w:type="gramStart"/>
                             <w:r>
                               <w:rPr>
                                 <w:sz w:val="18"/>
@@ -27115,18 +26298,7 @@
                                 <w:sz w:val="18"/>
                                 <w:szCs w:val="18"/>
                               </w:rPr>
-                              <w:t>ок</w:t>
-                            </w:r>
-                            <w:proofErr w:type="gramEnd"/>
-                            <w:r>
-                              <w:rPr>
-                                <w:rFonts w:ascii="ISOCPEUR" w:hAnsi="ISOCPEUR" w:cs="Segoe UI"/>
-                                <w:i/>
-                                <w:iCs/>
-                                <w:sz w:val="18"/>
-                                <w:szCs w:val="18"/>
-                              </w:rPr>
-                              <w:t>.док.</w:t>
+                              <w:t>ок.док.</w:t>
                             </w:r>
                           </w:p>
                         </w:txbxContent>
@@ -27941,32 +27113,13 @@
                                 <w:szCs w:val="28"/>
                               </w:rPr>
                             </w:pPr>
-                            <w:proofErr w:type="gramStart"/>
                             <w:r>
                               <w:rPr>
                                 <w:sz w:val="32"/>
                                 <w:szCs w:val="44"/>
                                 <w:lang w:val="en-US"/>
                               </w:rPr>
-                              <w:t>{{ bartal</w:t>
-                            </w:r>
-                            <w:proofErr w:type="gramEnd"/>
-                            <w:r>
-                              <w:rPr>
-                                <w:sz w:val="32"/>
-                                <w:szCs w:val="44"/>
-                                <w:lang w:val="en-US"/>
-                              </w:rPr>
-                              <w:t>_</w:t>
-                            </w:r>
-                            <w:proofErr w:type="gramStart"/>
-                            <w:r>
-                              <w:rPr>
-                                <w:sz w:val="32"/>
-                                <w:szCs w:val="44"/>
-                                <w:lang w:val="en-US"/>
-                              </w:rPr>
-                              <w:t>code }}</w:t>
+                              <w:t>{{ bartal_code }}</w:t>
                             </w:r>
                             <w:r>
                               <w:rPr>
@@ -27975,7 +27128,6 @@
                               </w:rPr>
                               <w:t>.ТЧ</w:t>
                             </w:r>
-                            <w:proofErr w:type="gramEnd"/>
                           </w:p>
                         </w:txbxContent>
                       </wps:txbx>
@@ -29902,23 +29054,13 @@
                           <w:lang w:val="en-US"/>
                         </w:rPr>
                       </w:pPr>
-                      <w:proofErr w:type="gramStart"/>
                       <w:r>
                         <w:rPr>
                           <w:sz w:val="20"/>
                           <w:szCs w:val="20"/>
                           <w:lang w:val="en-US"/>
                         </w:rPr>
-                        <w:t>{{ year</w:t>
-                      </w:r>
-                      <w:proofErr w:type="gramEnd"/>
-                      <w:r>
-                        <w:rPr>
-                          <w:sz w:val="20"/>
-                          <w:szCs w:val="20"/>
-                          <w:lang w:val="en-US"/>
-                        </w:rPr>
-                        <w:t xml:space="preserve"> }}</w:t>
+                        <w:t>{{ year }}</w:t>
                       </w:r>
                     </w:p>
                   </w:txbxContent>
@@ -29937,23 +29079,13 @@
                           <w:lang w:val="en-US"/>
                         </w:rPr>
                       </w:pPr>
-                      <w:proofErr w:type="gramStart"/>
                       <w:r>
                         <w:rPr>
                           <w:sz w:val="20"/>
                           <w:szCs w:val="20"/>
                           <w:lang w:val="en-US"/>
                         </w:rPr>
-                        <w:t>{{ year</w:t>
-                      </w:r>
-                      <w:proofErr w:type="gramEnd"/>
-                      <w:r>
-                        <w:rPr>
-                          <w:sz w:val="20"/>
-                          <w:szCs w:val="20"/>
-                          <w:lang w:val="en-US"/>
-                        </w:rPr>
-                        <w:t xml:space="preserve"> }}</w:t>
+                        <w:t>{{ year }}</w:t>
                       </w:r>
                     </w:p>
                   </w:txbxContent>
@@ -30147,7 +29279,6 @@
                         </w:rPr>
                         <w:t>№</w:t>
                       </w:r>
-                      <w:proofErr w:type="gramStart"/>
                       <w:r>
                         <w:rPr>
                           <w:sz w:val="18"/>
@@ -30171,18 +29302,7 @@
                           <w:sz w:val="18"/>
                           <w:szCs w:val="18"/>
                         </w:rPr>
-                        <w:t>ок</w:t>
-                      </w:r>
-                      <w:proofErr w:type="gramEnd"/>
-                      <w:r>
-                        <w:rPr>
-                          <w:rFonts w:ascii="ISOCPEUR" w:hAnsi="ISOCPEUR" w:cs="Segoe UI"/>
-                          <w:i/>
-                          <w:iCs/>
-                          <w:sz w:val="18"/>
-                          <w:szCs w:val="18"/>
-                        </w:rPr>
-                        <w:t>.док.</w:t>
+                        <w:t>ок.док.</w:t>
                       </w:r>
                     </w:p>
                   </w:txbxContent>
@@ -30482,32 +29602,13 @@
                           <w:szCs w:val="28"/>
                         </w:rPr>
                       </w:pPr>
-                      <w:proofErr w:type="gramStart"/>
                       <w:r>
                         <w:rPr>
                           <w:sz w:val="32"/>
                           <w:szCs w:val="44"/>
                           <w:lang w:val="en-US"/>
                         </w:rPr>
-                        <w:t>{{ bartal</w:t>
-                      </w:r>
-                      <w:proofErr w:type="gramEnd"/>
-                      <w:r>
-                        <w:rPr>
-                          <w:sz w:val="32"/>
-                          <w:szCs w:val="44"/>
-                          <w:lang w:val="en-US"/>
-                        </w:rPr>
-                        <w:t>_</w:t>
-                      </w:r>
-                      <w:proofErr w:type="gramStart"/>
-                      <w:r>
-                        <w:rPr>
-                          <w:sz w:val="32"/>
-                          <w:szCs w:val="44"/>
-                          <w:lang w:val="en-US"/>
-                        </w:rPr>
-                        <w:t>code }}</w:t>
+                        <w:t>{{ bartal_code }}</w:t>
                       </w:r>
                       <w:r>
                         <w:rPr>
@@ -30516,7 +29617,6 @@
                         </w:rPr>
                         <w:t>.ТЧ</w:t>
                       </w:r>
-                      <w:proofErr w:type="gramEnd"/>
                     </w:p>
                   </w:txbxContent>
                 </v:textbox>

--- a/core/static/kozu_p_pz_template.docx
+++ b/core/static/kozu_p_pz_template.docx
@@ -5195,30 +5195,27 @@
         <w:rPr>
           <w:noProof/>
           <w:highlight w:val="yellow"/>
-          <w:lang w:val="en-US"/>
-        </w:rPr>
-      </w:pPr>
+        </w:rPr>
+      </w:pPr>
+      <w:r>
+        <w:rPr>
+          <w:noProof/>
+          <w:highlight w:val="yellow"/>
+        </w:rPr>
+        <w:t xml:space="preserve">{{ </w:t>
+      </w:r>
       <w:r>
         <w:rPr>
           <w:noProof/>
           <w:highlight w:val="yellow"/>
           <w:lang w:val="en-US"/>
         </w:rPr>
-        <w:t xml:space="preserve">{{ </w:t>
+        <w:t>vid</w:t>
       </w:r>
       <w:r>
         <w:rPr>
           <w:noProof/>
           <w:highlight w:val="yellow"/>
-          <w:lang w:val="en-US"/>
-        </w:rPr>
-        <w:t>vid</w:t>
-      </w:r>
-      <w:r>
-        <w:rPr>
-          <w:noProof/>
-          <w:highlight w:val="yellow"/>
-          <w:lang w:val="en-US"/>
         </w:rPr>
         <w:t xml:space="preserve"> }}</w:t>
       </w:r>
@@ -5234,16 +5231,44 @@
           <w:sz w:val="28"/>
           <w:szCs w:val="28"/>
           <w:highlight w:val="yellow"/>
-          <w:lang w:val="en-US"/>
-        </w:rPr>
-      </w:pPr>
+        </w:rPr>
+      </w:pPr>
+      <w:r>
+        <w:rPr>
+          <w:noProof/>
+          <w:highlight w:val="yellow"/>
+        </w:rPr>
+        <w:t>{%</w:t>
+      </w:r>
       <w:r>
         <w:rPr>
           <w:noProof/>
           <w:highlight w:val="yellow"/>
           <w:lang w:val="en-US"/>
         </w:rPr>
-        <w:t>{%p endfor %}</w:t>
+        <w:t>p</w:t>
+      </w:r>
+      <w:r>
+        <w:rPr>
+          <w:noProof/>
+          <w:highlight w:val="yellow"/>
+        </w:rPr>
+        <w:t xml:space="preserve"> </w:t>
+      </w:r>
+      <w:r>
+        <w:rPr>
+          <w:noProof/>
+          <w:highlight w:val="yellow"/>
+          <w:lang w:val="en-US"/>
+        </w:rPr>
+        <w:t>endfor</w:t>
+      </w:r>
+      <w:r>
+        <w:rPr>
+          <w:noProof/>
+          <w:highlight w:val="yellow"/>
+        </w:rPr>
+        <w:t xml:space="preserve"> %}</w:t>
       </w:r>
     </w:p>
     <w:p>
@@ -10131,6 +10156,30 @@
     </w:p>
     <w:p>
       <w:pPr>
+        <w:spacing w:after="120" w:line="276" w:lineRule="auto"/>
+        <w:contextualSpacing/>
+        <w:jc w:val="both"/>
+        <w:rPr>
+          <w:color w:val="000000" w:themeColor="text1"/>
+          <w:sz w:val="28"/>
+          <w:szCs w:val="28"/>
+          <w:highlight w:val="yellow"/>
+          <w:lang w:val="en-US"/>
+        </w:rPr>
+      </w:pPr>
+      <w:r>
+        <w:rPr>
+          <w:color w:val="000000" w:themeColor="text1"/>
+          <w:sz w:val="28"/>
+          <w:szCs w:val="28"/>
+          <w:highlight w:val="yellow"/>
+          <w:lang w:val="en-US"/>
+        </w:rPr>
+        <w:t>{%p for ferma in ferma_list %}</w:t>
+      </w:r>
+    </w:p>
+    <w:p>
+      <w:pPr>
         <w:numPr>
           <w:ilvl w:val="0"/>
           <w:numId w:val="13"/>
@@ -10153,15 +10202,11 @@
           <w:highlight w:val="yellow"/>
           <w:lang w:val="en-US"/>
         </w:rPr>
-        <w:t>{{ is_ferma_usileniya }}</w:t>
+        <w:t>{{ ferma }}</w:t>
       </w:r>
     </w:p>
     <w:p>
       <w:pPr>
-        <w:numPr>
-          <w:ilvl w:val="0"/>
-          <w:numId w:val="13"/>
-        </w:numPr>
         <w:spacing w:after="120" w:line="276" w:lineRule="auto"/>
         <w:contextualSpacing/>
         <w:jc w:val="both"/>
@@ -10180,7 +10225,7 @@
           <w:highlight w:val="yellow"/>
           <w:lang w:val="en-US"/>
         </w:rPr>
-        <w:t>{{ is_trosovaya_ferma }}</w:t>
+        <w:t>{%p endfor%}</w:t>
       </w:r>
     </w:p>
     <w:p>
@@ -12336,7 +12381,6 @@
         <w:rPr>
           <w:sz w:val="28"/>
           <w:szCs w:val="28"/>
-          <w:lang w:val="en-US"/>
         </w:rPr>
       </w:pPr>
       <w:r>
@@ -12355,7 +12399,6 @@
         <w:rPr>
           <w:sz w:val="28"/>
           <w:szCs w:val="28"/>
-          <w:lang w:val="en-US"/>
         </w:rPr>
       </w:pPr>
     </w:p>
@@ -12365,9 +12408,6 @@
       </w:pPr>
       <w:bookmarkStart w:id="138" w:name="_Toc204166515"/>
       <w:r>
-        <w:rPr>
-          <w:lang w:val="en-US"/>
-        </w:rPr>
         <w:t xml:space="preserve"> </w:t>
       </w:r>
       <w:bookmarkStart w:id="139" w:name="_Toc204695607"/>
@@ -13813,6 +13853,15 @@
           <w:szCs w:val="28"/>
         </w:rPr>
       </w:pPr>
+      <w:r>
+        <w:rPr>
+          <w:color w:val="000000" w:themeColor="text1"/>
+          <w:sz w:val="28"/>
+          <w:szCs w:val="28"/>
+          <w:highlight w:val="yellow"/>
+        </w:rPr>
+        <w:t>{</w:t>
+      </w:r>
       <w:r>
         <w:rPr>
           <w:color w:val="000000" w:themeColor="text1"/>

--- a/core/static/kozu_p_pz_template.docx
+++ b/core/static/kozu_p_pz_template.docx
@@ -4,6 +4,87 @@
   <w:body>
     <w:p>
       <w:pPr>
+        <w:ind w:left="-1701"/>
+        <w:jc w:val="center"/>
+        <w:rPr>
+          <w:b/>
+          <w:bCs/>
+          <w:sz w:val="28"/>
+          <w:szCs w:val="28"/>
+          <w:lang w:val="en-US"/>
+        </w:rPr>
+      </w:pPr>
+      <w:r>
+        <w:rPr>
+          <w:b/>
+          <w:bCs/>
+          <w:sz w:val="28"/>
+          <w:szCs w:val="28"/>
+          <w:lang w:val="en-US"/>
+        </w:rPr>
+        <w:t>{%p for image in titul_list %}</w:t>
+      </w:r>
+    </w:p>
+    <w:p>
+      <w:pPr>
+        <w:ind w:left="-1701"/>
+        <w:jc w:val="center"/>
+        <w:rPr>
+          <w:b/>
+          <w:bCs/>
+          <w:sz w:val="28"/>
+          <w:szCs w:val="28"/>
+          <w:lang w:val="en-US"/>
+        </w:rPr>
+      </w:pPr>
+      <w:r>
+        <w:rPr>
+          <w:b/>
+          <w:bCs/>
+          <w:sz w:val="28"/>
+          <w:szCs w:val="28"/>
+          <w:lang w:val="en-US"/>
+        </w:rPr>
+        <w:t>{{ image }}</w:t>
+      </w:r>
+    </w:p>
+    <w:p>
+      <w:pPr>
+        <w:ind w:left="-1701"/>
+        <w:jc w:val="center"/>
+        <w:rPr>
+          <w:b/>
+          <w:bCs/>
+          <w:sz w:val="28"/>
+          <w:szCs w:val="28"/>
+          <w:lang w:val="en-US"/>
+        </w:rPr>
+        <w:sectPr>
+          <w:headerReference w:type="default" r:id="rId8"/>
+          <w:footerReference w:type="default" r:id="rId9"/>
+          <w:headerReference w:type="first" r:id="rId10"/>
+          <w:footerReference w:type="first" r:id="rId11"/>
+          <w:pgSz w:w="11906" w:h="16838" w:code="9"/>
+          <w:pgMar w:top="0" w:right="709" w:bottom="2552" w:left="1701" w:header="510" w:footer="709" w:gutter="0"/>
+          <w:pgNumType w:start="1"/>
+          <w:cols w:space="708"/>
+          <w:titlePg/>
+          <w:docGrid w:linePitch="360"/>
+        </w:sectPr>
+      </w:pPr>
+      <w:r>
+        <w:rPr>
+          <w:b/>
+          <w:bCs/>
+          <w:sz w:val="28"/>
+          <w:szCs w:val="28"/>
+          <w:lang w:val="en-US"/>
+        </w:rPr>
+        <w:t>{%p endfor %}</w:t>
+      </w:r>
+    </w:p>
+    <w:p>
+      <w:pPr>
         <w:ind w:firstLine="426"/>
         <w:jc w:val="center"/>
         <w:rPr>
@@ -20,6 +101,7 @@
           <w:sz w:val="28"/>
           <w:szCs w:val="28"/>
         </w:rPr>
+        <w:lastRenderedPageBreak/>
         <w:t>СОДЕРЖАНИЕ ТОМА</w:t>
       </w:r>
     </w:p>
@@ -1169,125 +1251,15 @@
               <w:rPr>
                 <w:sz w:val="28"/>
                 <w:szCs w:val="28"/>
-                <w:highlight w:val="yellow"/>
-              </w:rPr>
-              <w:t xml:space="preserve">Ригель </w:t>
-            </w:r>
-            <w:r>
-              <w:rPr>
-                <w:sz w:val="28"/>
-                <w:szCs w:val="28"/>
-                <w:highlight w:val="yellow"/>
-              </w:rPr>
-              <w:t xml:space="preserve">{{ </w:t>
-            </w:r>
-            <w:r>
-              <w:rPr>
-                <w:sz w:val="28"/>
-                <w:szCs w:val="28"/>
-                <w:highlight w:val="yellow"/>
-                <w:lang w:val="en-US"/>
-              </w:rPr>
-              <w:t>dlina</w:t>
-            </w:r>
-            <w:r>
-              <w:rPr>
-                <w:sz w:val="28"/>
-                <w:szCs w:val="28"/>
-                <w:highlight w:val="yellow"/>
-              </w:rPr>
-              <w:t>_</w:t>
-            </w:r>
-            <w:r>
-              <w:rPr>
-                <w:sz w:val="28"/>
-                <w:szCs w:val="28"/>
-                <w:highlight w:val="yellow"/>
-                <w:lang w:val="en-US"/>
-              </w:rPr>
-              <w:t>rigelya</w:t>
-            </w:r>
-            <w:r>
-              <w:rPr>
-                <w:sz w:val="28"/>
-                <w:szCs w:val="28"/>
-                <w:highlight w:val="yellow"/>
-              </w:rPr>
-              <w:t>_1 }}</w:t>
-            </w:r>
-            <w:r>
-              <w:rPr>
-                <w:sz w:val="28"/>
-                <w:szCs w:val="28"/>
-                <w:highlight w:val="yellow"/>
-              </w:rPr>
-              <w:t xml:space="preserve"> м, </w:t>
-            </w:r>
-            <w:r>
-              <w:rPr>
-                <w:sz w:val="28"/>
-                <w:szCs w:val="28"/>
-                <w:highlight w:val="yellow"/>
-              </w:rPr>
-              <w:t>Р</w:t>
-            </w:r>
-            <w:r>
-              <w:rPr>
-                <w:sz w:val="28"/>
-                <w:szCs w:val="28"/>
-                <w:highlight w:val="yellow"/>
-              </w:rPr>
-              <w:t xml:space="preserve">игель </w:t>
-            </w:r>
-            <w:r>
-              <w:rPr>
-                <w:sz w:val="28"/>
-                <w:szCs w:val="28"/>
-                <w:highlight w:val="yellow"/>
-              </w:rPr>
-              <w:t xml:space="preserve">{{ </w:t>
-            </w:r>
-            <w:r>
-              <w:rPr>
-                <w:sz w:val="28"/>
-                <w:szCs w:val="28"/>
-                <w:highlight w:val="yellow"/>
-                <w:lang w:val="en-US"/>
-              </w:rPr>
-              <w:t>dlina</w:t>
-            </w:r>
-            <w:r>
-              <w:rPr>
-                <w:sz w:val="28"/>
-                <w:szCs w:val="28"/>
-                <w:highlight w:val="yellow"/>
-              </w:rPr>
-              <w:t>_</w:t>
-            </w:r>
-            <w:r>
-              <w:rPr>
-                <w:sz w:val="28"/>
-                <w:szCs w:val="28"/>
-                <w:highlight w:val="yellow"/>
-                <w:lang w:val="en-US"/>
-              </w:rPr>
-              <w:t>rigelya</w:t>
-            </w:r>
-            <w:r>
-              <w:rPr>
-                <w:sz w:val="28"/>
-                <w:szCs w:val="28"/>
-                <w:highlight w:val="yellow"/>
-              </w:rPr>
-              <w:t xml:space="preserve">_2 }} </w:t>
-            </w:r>
-            <w:r>
-              <w:rPr>
-                <w:sz w:val="28"/>
-                <w:szCs w:val="28"/>
-                <w:highlight w:val="yellow"/>
-              </w:rPr>
-              <w:t xml:space="preserve">м </w:t>
+              </w:rPr>
+              <w:t>Ригел</w:t>
+            </w:r>
+            <w:r>
+              <w:rPr>
+                <w:sz w:val="28"/>
+                <w:szCs w:val="28"/>
+              </w:rPr>
+              <w:t>и</w:t>
             </w:r>
           </w:p>
         </w:tc>
@@ -1795,10 +1767,6 @@
           <w:szCs w:val="28"/>
         </w:rPr>
         <w:sectPr>
-          <w:headerReference w:type="default" r:id="rId8"/>
-          <w:footerReference w:type="default" r:id="rId9"/>
-          <w:headerReference w:type="first" r:id="rId10"/>
-          <w:footerReference w:type="first" r:id="rId11"/>
           <w:pgSz w:w="11906" w:h="16838" w:code="9"/>
           <w:pgMar w:top="284" w:right="709" w:bottom="2552" w:left="1701" w:header="510" w:footer="709" w:gutter="0"/>
           <w:pgNumType w:start="1"/>
@@ -5672,7 +5640,7 @@
           <w:sz w:val="28"/>
           <w:szCs w:val="28"/>
         </w:rPr>
-        <w:t>Таблица 1 Климатические параметры теплого периода года</w:t>
+        <w:t>Таблица 1 Климатические параметры</w:t>
       </w:r>
     </w:p>
     <w:tbl>
@@ -5682,8 +5650,8 @@
         <w:tblLook w:val="04A0" w:firstRow="1" w:lastRow="0" w:firstColumn="1" w:lastColumn="0" w:noHBand="0" w:noVBand="1"/>
       </w:tblPr>
       <w:tblGrid>
-        <w:gridCol w:w="8093"/>
-        <w:gridCol w:w="1395"/>
+        <w:gridCol w:w="7314"/>
+        <w:gridCol w:w="2174"/>
       </w:tblGrid>
       <w:tr>
         <w:trPr>
@@ -5714,6 +5682,7 @@
                 <w:sz w:val="28"/>
                 <w:szCs w:val="28"/>
               </w:rPr>
+              <w:lastRenderedPageBreak/>
               <w:t>Параметр</w:t>
             </w:r>
           </w:p>
@@ -5813,6 +5782,7 @@
         <w:tc>
           <w:tcPr>
             <w:tcW w:w="0" w:type="auto"/>
+            <w:vAlign w:val="center"/>
             <w:hideMark/>
           </w:tcPr>
           <w:p>
@@ -5831,26 +5801,36 @@
                 <w:sz w:val="28"/>
                 <w:szCs w:val="28"/>
               </w:rPr>
-              <w:t>Барометрическое давление, гПа</w:t>
+              <w:t>Температура воздуха, °С, обеспеченностью 0,95</w:t>
             </w:r>
           </w:p>
         </w:tc>
         <w:tc>
           <w:tcPr>
             <w:tcW w:w="0" w:type="auto"/>
-            <w:shd w:val="clear" w:color="auto" w:fill="EE0000"/>
+            <w:vAlign w:val="center"/>
           </w:tcPr>
           <w:p>
             <w:pPr>
               <w:jc w:val="center"/>
               <w:rPr>
                 <w:rFonts w:ascii="Times New Roman" w:hAnsi="Times New Roman" w:cs="Times New Roman"/>
-                <w:b/>
-                <w:bCs/>
-                <w:sz w:val="28"/>
-                <w:szCs w:val="28"/>
+                <w:sz w:val="28"/>
+                <w:szCs w:val="28"/>
+                <w:highlight w:val="yellow"/>
+                <w:lang w:val="en-US"/>
               </w:rPr>
             </w:pPr>
+            <w:r>
+              <w:rPr>
+                <w:rFonts w:ascii="Times New Roman" w:hAnsi="Times New Roman" w:cs="Times New Roman"/>
+                <w:sz w:val="28"/>
+                <w:szCs w:val="28"/>
+                <w:highlight w:val="yellow"/>
+                <w:lang w:val="en-US"/>
+              </w:rPr>
+              <w:t>{{ temp_max95 }}</w:t>
+            </w:r>
           </w:p>
         </w:tc>
       </w:tr>
@@ -5858,6 +5838,7 @@
         <w:tc>
           <w:tcPr>
             <w:tcW w:w="0" w:type="auto"/>
+            <w:vAlign w:val="center"/>
             <w:hideMark/>
           </w:tcPr>
           <w:p>
@@ -5876,15 +5857,14 @@
                 <w:sz w:val="28"/>
                 <w:szCs w:val="28"/>
               </w:rPr>
-              <w:lastRenderedPageBreak/>
-              <w:t>Температура воздуха, °С, обеспеченностью 0,95</w:t>
+              <w:t>Абсолютная максимальная температура воздуха, °С</w:t>
             </w:r>
           </w:p>
         </w:tc>
         <w:tc>
           <w:tcPr>
             <w:tcW w:w="0" w:type="auto"/>
-            <w:shd w:val="clear" w:color="auto" w:fill="EE0000"/>
+            <w:vAlign w:val="center"/>
           </w:tcPr>
           <w:p>
             <w:pPr>
@@ -5895,8 +5875,19 @@
                 <w:bCs/>
                 <w:sz w:val="28"/>
                 <w:szCs w:val="28"/>
+                <w:highlight w:val="yellow"/>
               </w:rPr>
             </w:pPr>
+            <w:r>
+              <w:rPr>
+                <w:rFonts w:ascii="Times New Roman" w:hAnsi="Times New Roman" w:cs="Times New Roman"/>
+                <w:sz w:val="28"/>
+                <w:szCs w:val="28"/>
+                <w:highlight w:val="yellow"/>
+                <w:lang w:val="en-US"/>
+              </w:rPr>
+              <w:t>{{ temp_max }}</w:t>
+            </w:r>
           </w:p>
         </w:tc>
       </w:tr>
@@ -5904,6 +5895,7 @@
         <w:tc>
           <w:tcPr>
             <w:tcW w:w="0" w:type="auto"/>
+            <w:vAlign w:val="center"/>
             <w:hideMark/>
           </w:tcPr>
           <w:p>
@@ -5922,14 +5914,14 @@
                 <w:sz w:val="28"/>
                 <w:szCs w:val="28"/>
               </w:rPr>
-              <w:t>Температура воздуха, °С, обеспеченностью 0,98</w:t>
+              <w:t>Температура воздуха наиболее холодных суток, °С, обеспеченностью 0,98</w:t>
             </w:r>
           </w:p>
         </w:tc>
         <w:tc>
           <w:tcPr>
             <w:tcW w:w="0" w:type="auto"/>
-            <w:shd w:val="clear" w:color="auto" w:fill="EE0000"/>
+            <w:vAlign w:val="center"/>
           </w:tcPr>
           <w:p>
             <w:pPr>
@@ -5940,8 +5932,19 @@
                 <w:bCs/>
                 <w:sz w:val="28"/>
                 <w:szCs w:val="28"/>
+                <w:highlight w:val="yellow"/>
               </w:rPr>
             </w:pPr>
+            <w:r>
+              <w:rPr>
+                <w:rFonts w:ascii="Times New Roman" w:hAnsi="Times New Roman" w:cs="Times New Roman"/>
+                <w:sz w:val="28"/>
+                <w:szCs w:val="28"/>
+                <w:highlight w:val="yellow"/>
+                <w:lang w:val="en-US"/>
+              </w:rPr>
+              <w:t>{{ temp_min98 }}</w:t>
+            </w:r>
           </w:p>
         </w:tc>
       </w:tr>
@@ -5949,44 +5952,53 @@
         <w:tc>
           <w:tcPr>
             <w:tcW w:w="0" w:type="auto"/>
-            <w:hideMark/>
+            <w:vAlign w:val="center"/>
           </w:tcPr>
           <w:p>
             <w:pPr>
               <w:ind w:firstLine="22"/>
               <w:jc w:val="center"/>
               <w:rPr>
+                <w:sz w:val="28"/>
+                <w:szCs w:val="28"/>
+              </w:rPr>
+            </w:pPr>
+            <w:r>
+              <w:rPr>
                 <w:rFonts w:ascii="Times New Roman" w:hAnsi="Times New Roman" w:cs="Times New Roman"/>
                 <w:sz w:val="28"/>
                 <w:szCs w:val="28"/>
               </w:rPr>
-            </w:pPr>
-            <w:r>
-              <w:rPr>
-                <w:rFonts w:ascii="Times New Roman" w:hAnsi="Times New Roman" w:cs="Times New Roman"/>
-                <w:sz w:val="28"/>
-                <w:szCs w:val="28"/>
-              </w:rPr>
-              <w:t>Средняя максимальная температура воздуха наиболее теплого месяца, °С</w:t>
+              <w:t>Абсолютная минимальная температура воздуха, °С</w:t>
             </w:r>
           </w:p>
         </w:tc>
         <w:tc>
           <w:tcPr>
             <w:tcW w:w="0" w:type="auto"/>
-            <w:shd w:val="clear" w:color="auto" w:fill="EE0000"/>
+            <w:vAlign w:val="center"/>
           </w:tcPr>
           <w:p>
             <w:pPr>
               <w:jc w:val="center"/>
               <w:rPr>
-                <w:rFonts w:ascii="Times New Roman" w:hAnsi="Times New Roman" w:cs="Times New Roman"/>
                 <w:b/>
                 <w:bCs/>
                 <w:sz w:val="28"/>
                 <w:szCs w:val="28"/>
+                <w:highlight w:val="yellow"/>
               </w:rPr>
             </w:pPr>
+            <w:r>
+              <w:rPr>
+                <w:rFonts w:ascii="Times New Roman" w:hAnsi="Times New Roman" w:cs="Times New Roman"/>
+                <w:sz w:val="28"/>
+                <w:szCs w:val="28"/>
+                <w:highlight w:val="yellow"/>
+                <w:lang w:val="en-US"/>
+              </w:rPr>
+              <w:t>{{ temp_min }}</w:t>
+            </w:r>
           </w:p>
         </w:tc>
       </w:tr>
@@ -5994,359 +6006,62 @@
         <w:tc>
           <w:tcPr>
             <w:tcW w:w="0" w:type="auto"/>
-            <w:hideMark/>
+            <w:vAlign w:val="center"/>
           </w:tcPr>
           <w:p>
             <w:pPr>
               <w:ind w:firstLine="22"/>
               <w:jc w:val="center"/>
               <w:rPr>
+                <w:sz w:val="28"/>
+                <w:szCs w:val="28"/>
+              </w:rPr>
+            </w:pPr>
+            <w:r>
+              <w:rPr>
                 <w:rFonts w:ascii="Times New Roman" w:hAnsi="Times New Roman" w:cs="Times New Roman"/>
                 <w:sz w:val="28"/>
                 <w:szCs w:val="28"/>
               </w:rPr>
-            </w:pPr>
+              <w:t xml:space="preserve">Среднегодовая температура воздуха, </w:t>
+            </w:r>
             <w:r>
               <w:rPr>
                 <w:rFonts w:ascii="Times New Roman" w:hAnsi="Times New Roman" w:cs="Times New Roman"/>
                 <w:sz w:val="28"/>
                 <w:szCs w:val="28"/>
               </w:rPr>
-              <w:t>Абсолютная максимальная температура воздуха, °С</w:t>
+              <w:t>°С</w:t>
             </w:r>
           </w:p>
         </w:tc>
         <w:tc>
           <w:tcPr>
             <w:tcW w:w="0" w:type="auto"/>
-            <w:shd w:val="clear" w:color="auto" w:fill="EE0000"/>
+            <w:vAlign w:val="center"/>
           </w:tcPr>
           <w:p>
             <w:pPr>
               <w:jc w:val="center"/>
               <w:rPr>
-                <w:rFonts w:ascii="Times New Roman" w:hAnsi="Times New Roman" w:cs="Times New Roman"/>
                 <w:b/>
                 <w:bCs/>
                 <w:sz w:val="28"/>
                 <w:szCs w:val="28"/>
+                <w:highlight w:val="yellow"/>
+                <w:lang w:val="en-US"/>
               </w:rPr>
             </w:pPr>
-          </w:p>
-        </w:tc>
-      </w:tr>
-      <w:tr>
-        <w:tc>
-          <w:tcPr>
-            <w:tcW w:w="0" w:type="auto"/>
-            <w:hideMark/>
-          </w:tcPr>
-          <w:p>
-            <w:pPr>
-              <w:ind w:firstLine="22"/>
-              <w:jc w:val="center"/>
+            <w:r>
               <w:rPr>
                 <w:rFonts w:ascii="Times New Roman" w:hAnsi="Times New Roman" w:cs="Times New Roman"/>
                 <w:sz w:val="28"/>
                 <w:szCs w:val="28"/>
-              </w:rPr>
-            </w:pPr>
-            <w:r>
-              <w:rPr>
-                <w:rFonts w:ascii="Times New Roman" w:hAnsi="Times New Roman" w:cs="Times New Roman"/>
-                <w:sz w:val="28"/>
-                <w:szCs w:val="28"/>
-              </w:rPr>
-              <w:t>Средняя суточная амплитуда температуры воздуха наиболее теплого месяца, °С</w:t>
-            </w:r>
-          </w:p>
-        </w:tc>
-        <w:tc>
-          <w:tcPr>
-            <w:tcW w:w="0" w:type="auto"/>
-            <w:shd w:val="clear" w:color="auto" w:fill="EE0000"/>
-          </w:tcPr>
-          <w:p>
-            <w:pPr>
-              <w:jc w:val="center"/>
-              <w:rPr>
-                <w:rFonts w:ascii="Times New Roman" w:hAnsi="Times New Roman" w:cs="Times New Roman"/>
-                <w:b/>
-                <w:bCs/>
-                <w:sz w:val="28"/>
-                <w:szCs w:val="28"/>
-              </w:rPr>
-            </w:pPr>
-          </w:p>
-        </w:tc>
-      </w:tr>
-      <w:tr>
-        <w:tc>
-          <w:tcPr>
-            <w:tcW w:w="0" w:type="auto"/>
-            <w:hideMark/>
-          </w:tcPr>
-          <w:p>
-            <w:pPr>
-              <w:ind w:firstLine="22"/>
-              <w:jc w:val="center"/>
-              <w:rPr>
-                <w:rFonts w:ascii="Times New Roman" w:hAnsi="Times New Roman" w:cs="Times New Roman"/>
-                <w:sz w:val="28"/>
-                <w:szCs w:val="28"/>
-              </w:rPr>
-            </w:pPr>
-            <w:r>
-              <w:rPr>
-                <w:rFonts w:ascii="Times New Roman" w:hAnsi="Times New Roman" w:cs="Times New Roman"/>
-                <w:sz w:val="28"/>
-                <w:szCs w:val="28"/>
-              </w:rPr>
-              <w:t>Средняя месячная относительная влажность воздуха наиболее теплого месяца, %</w:t>
-            </w:r>
-          </w:p>
-        </w:tc>
-        <w:tc>
-          <w:tcPr>
-            <w:tcW w:w="0" w:type="auto"/>
-            <w:shd w:val="clear" w:color="auto" w:fill="EE0000"/>
-          </w:tcPr>
-          <w:p>
-            <w:pPr>
-              <w:jc w:val="center"/>
-              <w:rPr>
-                <w:rFonts w:ascii="Times New Roman" w:hAnsi="Times New Roman" w:cs="Times New Roman"/>
-                <w:b/>
-                <w:bCs/>
-                <w:sz w:val="28"/>
-                <w:szCs w:val="28"/>
-              </w:rPr>
-            </w:pPr>
-          </w:p>
-        </w:tc>
-      </w:tr>
-      <w:tr>
-        <w:tc>
-          <w:tcPr>
-            <w:tcW w:w="0" w:type="auto"/>
-            <w:hideMark/>
-          </w:tcPr>
-          <w:p>
-            <w:pPr>
-              <w:ind w:firstLine="22"/>
-              <w:jc w:val="center"/>
-              <w:rPr>
-                <w:rFonts w:ascii="Times New Roman" w:hAnsi="Times New Roman" w:cs="Times New Roman"/>
-                <w:sz w:val="28"/>
-                <w:szCs w:val="28"/>
-              </w:rPr>
-            </w:pPr>
-            <w:r>
-              <w:rPr>
-                <w:rFonts w:ascii="Times New Roman" w:hAnsi="Times New Roman" w:cs="Times New Roman"/>
-                <w:sz w:val="28"/>
-                <w:szCs w:val="28"/>
-              </w:rPr>
-              <w:t>Средняя месячная относительная влажность воздуха в 15 ч наиболее теплого месяца, %</w:t>
-            </w:r>
-          </w:p>
-        </w:tc>
-        <w:tc>
-          <w:tcPr>
-            <w:tcW w:w="0" w:type="auto"/>
-            <w:shd w:val="clear" w:color="auto" w:fill="EE0000"/>
-          </w:tcPr>
-          <w:p>
-            <w:pPr>
-              <w:jc w:val="center"/>
-              <w:rPr>
-                <w:rFonts w:ascii="Times New Roman" w:hAnsi="Times New Roman" w:cs="Times New Roman"/>
-                <w:b/>
-                <w:bCs/>
-                <w:sz w:val="28"/>
-                <w:szCs w:val="28"/>
-              </w:rPr>
-            </w:pPr>
-          </w:p>
-        </w:tc>
-      </w:tr>
-      <w:tr>
-        <w:tc>
-          <w:tcPr>
-            <w:tcW w:w="0" w:type="auto"/>
-            <w:hideMark/>
-          </w:tcPr>
-          <w:p>
-            <w:pPr>
-              <w:ind w:firstLine="22"/>
-              <w:jc w:val="center"/>
-              <w:rPr>
-                <w:rFonts w:ascii="Times New Roman" w:hAnsi="Times New Roman" w:cs="Times New Roman"/>
-                <w:sz w:val="28"/>
-                <w:szCs w:val="28"/>
-              </w:rPr>
-            </w:pPr>
-            <w:r>
-              <w:rPr>
-                <w:rFonts w:ascii="Times New Roman" w:hAnsi="Times New Roman" w:cs="Times New Roman"/>
-                <w:sz w:val="28"/>
-                <w:szCs w:val="28"/>
-              </w:rPr>
-              <w:t>Количество осадков за апрель–октябрь, мм</w:t>
-            </w:r>
-          </w:p>
-        </w:tc>
-        <w:tc>
-          <w:tcPr>
-            <w:tcW w:w="0" w:type="auto"/>
-            <w:shd w:val="clear" w:color="auto" w:fill="EE0000"/>
-          </w:tcPr>
-          <w:p>
-            <w:pPr>
-              <w:jc w:val="center"/>
-              <w:rPr>
-                <w:rFonts w:ascii="Times New Roman" w:hAnsi="Times New Roman" w:cs="Times New Roman"/>
-                <w:b/>
-                <w:bCs/>
-                <w:sz w:val="28"/>
-                <w:szCs w:val="28"/>
-              </w:rPr>
-            </w:pPr>
-          </w:p>
-        </w:tc>
-      </w:tr>
-      <w:tr>
-        <w:tc>
-          <w:tcPr>
-            <w:tcW w:w="0" w:type="auto"/>
-            <w:hideMark/>
-          </w:tcPr>
-          <w:p>
-            <w:pPr>
-              <w:ind w:firstLine="22"/>
-              <w:jc w:val="center"/>
-              <w:rPr>
-                <w:rFonts w:ascii="Times New Roman" w:hAnsi="Times New Roman" w:cs="Times New Roman"/>
-                <w:sz w:val="28"/>
-                <w:szCs w:val="28"/>
-              </w:rPr>
-            </w:pPr>
-            <w:r>
-              <w:rPr>
-                <w:rFonts w:ascii="Times New Roman" w:hAnsi="Times New Roman" w:cs="Times New Roman"/>
-                <w:sz w:val="28"/>
-                <w:szCs w:val="28"/>
-              </w:rPr>
-              <w:t>Суточный максимум осадков, мм</w:t>
-            </w:r>
-          </w:p>
-        </w:tc>
-        <w:tc>
-          <w:tcPr>
-            <w:tcW w:w="0" w:type="auto"/>
-            <w:shd w:val="clear" w:color="auto" w:fill="EE0000"/>
-          </w:tcPr>
-          <w:p>
-            <w:pPr>
-              <w:jc w:val="center"/>
-              <w:rPr>
-                <w:rFonts w:ascii="Times New Roman" w:hAnsi="Times New Roman" w:cs="Times New Roman"/>
-                <w:b/>
-                <w:bCs/>
-                <w:sz w:val="28"/>
-                <w:szCs w:val="28"/>
-              </w:rPr>
-            </w:pPr>
-          </w:p>
-        </w:tc>
-      </w:tr>
-      <w:tr>
-        <w:tc>
-          <w:tcPr>
-            <w:tcW w:w="0" w:type="auto"/>
-            <w:hideMark/>
-          </w:tcPr>
-          <w:p>
-            <w:pPr>
-              <w:ind w:firstLine="22"/>
-              <w:jc w:val="center"/>
-              <w:rPr>
-                <w:rFonts w:ascii="Times New Roman" w:hAnsi="Times New Roman" w:cs="Times New Roman"/>
-                <w:sz w:val="28"/>
-                <w:szCs w:val="28"/>
-              </w:rPr>
-            </w:pPr>
-            <w:r>
-              <w:rPr>
-                <w:rFonts w:ascii="Times New Roman" w:hAnsi="Times New Roman" w:cs="Times New Roman"/>
-                <w:sz w:val="28"/>
-                <w:szCs w:val="28"/>
-              </w:rPr>
-              <w:t>Преобладающее направление ветра за июнь–август</w:t>
-            </w:r>
-          </w:p>
-        </w:tc>
-        <w:tc>
-          <w:tcPr>
-            <w:tcW w:w="0" w:type="auto"/>
-            <w:shd w:val="clear" w:color="auto" w:fill="EE0000"/>
-          </w:tcPr>
-          <w:p>
-            <w:pPr>
-              <w:jc w:val="center"/>
-              <w:rPr>
-                <w:rFonts w:ascii="Times New Roman" w:hAnsi="Times New Roman" w:cs="Times New Roman"/>
-                <w:b/>
-                <w:bCs/>
-                <w:sz w:val="28"/>
-                <w:szCs w:val="28"/>
-              </w:rPr>
-            </w:pPr>
-          </w:p>
-        </w:tc>
-      </w:tr>
-      <w:tr>
-        <w:tc>
-          <w:tcPr>
-            <w:tcW w:w="0" w:type="auto"/>
-            <w:hideMark/>
-          </w:tcPr>
-          <w:p>
-            <w:pPr>
-              <w:ind w:firstLine="22"/>
-              <w:jc w:val="center"/>
-              <w:rPr>
-                <w:rFonts w:ascii="Times New Roman" w:hAnsi="Times New Roman" w:cs="Times New Roman"/>
-                <w:sz w:val="28"/>
-                <w:szCs w:val="28"/>
-              </w:rPr>
-            </w:pPr>
-            <w:r>
-              <w:rPr>
-                <w:rFonts w:ascii="Times New Roman" w:hAnsi="Times New Roman" w:cs="Times New Roman"/>
-                <w:sz w:val="28"/>
-                <w:szCs w:val="28"/>
-              </w:rPr>
-              <w:t>Минимальная из средних скоростей ветра по румбам за июль, м/с</w:t>
-            </w:r>
-          </w:p>
-        </w:tc>
-        <w:tc>
-          <w:tcPr>
-            <w:tcW w:w="0" w:type="auto"/>
-            <w:shd w:val="clear" w:color="auto" w:fill="EE0000"/>
-          </w:tcPr>
-          <w:p>
-            <w:pPr>
-              <w:jc w:val="center"/>
-              <w:rPr>
-                <w:rFonts w:ascii="Times New Roman" w:hAnsi="Times New Roman" w:cs="Times New Roman"/>
-                <w:b/>
-                <w:bCs/>
-                <w:sz w:val="28"/>
-                <w:szCs w:val="28"/>
-              </w:rPr>
-            </w:pPr>
+                <w:highlight w:val="yellow"/>
+                <w:lang w:val="en-US"/>
+              </w:rPr>
+              <w:t>{{ temp_avg }}</w:t>
+            </w:r>
           </w:p>
         </w:tc>
       </w:tr>
@@ -6354,1648 +6069,6 @@
     <w:p>
       <w:pPr>
         <w:spacing w:line="276" w:lineRule="auto"/>
-        <w:ind w:firstLine="426"/>
-        <w:jc w:val="right"/>
-        <w:rPr>
-          <w:sz w:val="28"/>
-          <w:szCs w:val="28"/>
-        </w:rPr>
-      </w:pPr>
-    </w:p>
-    <w:p>
-      <w:pPr>
-        <w:spacing w:line="276" w:lineRule="auto"/>
-        <w:ind w:firstLine="426"/>
-        <w:jc w:val="right"/>
-        <w:rPr>
-          <w:sz w:val="28"/>
-          <w:szCs w:val="28"/>
-        </w:rPr>
-      </w:pPr>
-      <w:r>
-        <w:rPr>
-          <w:sz w:val="28"/>
-          <w:szCs w:val="28"/>
-        </w:rPr>
-        <w:t>Таблица 2 Климатические параметры холодного периода года</w:t>
-      </w:r>
-    </w:p>
-    <w:tbl>
-      <w:tblPr>
-        <w:tblStyle w:val="14"/>
-        <w:tblW w:w="0" w:type="auto"/>
-        <w:jc w:val="center"/>
-        <w:tblLook w:val="04A0" w:firstRow="1" w:lastRow="0" w:firstColumn="1" w:lastColumn="0" w:noHBand="0" w:noVBand="1"/>
-      </w:tblPr>
-      <w:tblGrid>
-        <w:gridCol w:w="8044"/>
-        <w:gridCol w:w="1444"/>
-      </w:tblGrid>
-      <w:tr>
-        <w:trPr>
-          <w:cantSplit/>
-          <w:tblHeader/>
-          <w:jc w:val="center"/>
-        </w:trPr>
-        <w:tc>
-          <w:tcPr>
-            <w:tcW w:w="0" w:type="auto"/>
-            <w:hideMark/>
-          </w:tcPr>
-          <w:p>
-            <w:pPr>
-              <w:ind w:firstLine="22"/>
-              <w:jc w:val="center"/>
-              <w:rPr>
-                <w:rFonts w:ascii="Times New Roman" w:hAnsi="Times New Roman" w:cs="Times New Roman"/>
-                <w:b/>
-                <w:bCs/>
-                <w:sz w:val="28"/>
-                <w:szCs w:val="28"/>
-              </w:rPr>
-            </w:pPr>
-            <w:r>
-              <w:rPr>
-                <w:rFonts w:ascii="Times New Roman" w:hAnsi="Times New Roman" w:cs="Times New Roman"/>
-                <w:b/>
-                <w:bCs/>
-                <w:sz w:val="28"/>
-                <w:szCs w:val="28"/>
-              </w:rPr>
-              <w:lastRenderedPageBreak/>
-              <w:t>Параметр</w:t>
-            </w:r>
-          </w:p>
-        </w:tc>
-        <w:tc>
-          <w:tcPr>
-            <w:tcW w:w="0" w:type="auto"/>
-            <w:hideMark/>
-          </w:tcPr>
-          <w:p>
-            <w:pPr>
-              <w:ind w:hanging="19"/>
-              <w:jc w:val="center"/>
-              <w:rPr>
-                <w:rFonts w:ascii="Times New Roman" w:hAnsi="Times New Roman" w:cs="Times New Roman"/>
-                <w:b/>
-                <w:bCs/>
-                <w:sz w:val="28"/>
-                <w:szCs w:val="28"/>
-              </w:rPr>
-            </w:pPr>
-            <w:r>
-              <w:rPr>
-                <w:rFonts w:ascii="Times New Roman" w:hAnsi="Times New Roman" w:cs="Times New Roman"/>
-                <w:b/>
-                <w:bCs/>
-                <w:sz w:val="28"/>
-                <w:szCs w:val="28"/>
-              </w:rPr>
-              <w:t>Значение</w:t>
-            </w:r>
-          </w:p>
-        </w:tc>
-      </w:tr>
-      <w:tr>
-        <w:trPr>
-          <w:cantSplit/>
-          <w:tblHeader/>
-          <w:jc w:val="center"/>
-        </w:trPr>
-        <w:tc>
-          <w:tcPr>
-            <w:tcW w:w="0" w:type="auto"/>
-          </w:tcPr>
-          <w:p>
-            <w:pPr>
-              <w:ind w:firstLine="22"/>
-              <w:jc w:val="center"/>
-              <w:rPr>
-                <w:rFonts w:ascii="Times New Roman" w:hAnsi="Times New Roman" w:cs="Times New Roman"/>
-                <w:b/>
-                <w:bCs/>
-                <w:sz w:val="28"/>
-                <w:szCs w:val="28"/>
-              </w:rPr>
-            </w:pPr>
-            <w:r>
-              <w:rPr>
-                <w:rFonts w:ascii="Times New Roman" w:hAnsi="Times New Roman" w:cs="Times New Roman"/>
-                <w:b/>
-                <w:bCs/>
-                <w:sz w:val="28"/>
-                <w:szCs w:val="28"/>
-              </w:rPr>
-              <w:t>1</w:t>
-            </w:r>
-          </w:p>
-        </w:tc>
-        <w:tc>
-          <w:tcPr>
-            <w:tcW w:w="0" w:type="auto"/>
-          </w:tcPr>
-          <w:p>
-            <w:pPr>
-              <w:ind w:hanging="19"/>
-              <w:jc w:val="center"/>
-              <w:rPr>
-                <w:rFonts w:ascii="Times New Roman" w:hAnsi="Times New Roman" w:cs="Times New Roman"/>
-                <w:b/>
-                <w:bCs/>
-                <w:sz w:val="28"/>
-                <w:szCs w:val="28"/>
-              </w:rPr>
-            </w:pPr>
-            <w:r>
-              <w:rPr>
-                <w:rFonts w:ascii="Times New Roman" w:hAnsi="Times New Roman" w:cs="Times New Roman"/>
-                <w:b/>
-                <w:bCs/>
-                <w:sz w:val="28"/>
-                <w:szCs w:val="28"/>
-              </w:rPr>
-              <w:t>2</w:t>
-            </w:r>
-          </w:p>
-        </w:tc>
-      </w:tr>
-      <w:tr>
-        <w:trPr>
-          <w:cantSplit/>
-          <w:tblHeader/>
-          <w:jc w:val="center"/>
-        </w:trPr>
-        <w:tc>
-          <w:tcPr>
-            <w:tcW w:w="0" w:type="auto"/>
-            <w:hideMark/>
-          </w:tcPr>
-          <w:p>
-            <w:pPr>
-              <w:ind w:firstLine="22"/>
-              <w:jc w:val="center"/>
-              <w:rPr>
-                <w:rFonts w:ascii="Times New Roman" w:hAnsi="Times New Roman" w:cs="Times New Roman"/>
-                <w:sz w:val="28"/>
-                <w:szCs w:val="28"/>
-              </w:rPr>
-            </w:pPr>
-            <w:r>
-              <w:rPr>
-                <w:rFonts w:ascii="Times New Roman" w:hAnsi="Times New Roman" w:cs="Times New Roman"/>
-                <w:sz w:val="28"/>
-                <w:szCs w:val="28"/>
-              </w:rPr>
-              <w:t>Температура воздуха наиболее холодных суток, °С, обеспеченностью 0,98</w:t>
-            </w:r>
-          </w:p>
-        </w:tc>
-        <w:tc>
-          <w:tcPr>
-            <w:tcW w:w="0" w:type="auto"/>
-            <w:shd w:val="clear" w:color="auto" w:fill="EE0000"/>
-          </w:tcPr>
-          <w:p>
-            <w:pPr>
-              <w:ind w:hanging="19"/>
-              <w:jc w:val="center"/>
-              <w:rPr>
-                <w:rFonts w:ascii="Times New Roman" w:hAnsi="Times New Roman" w:cs="Times New Roman"/>
-                <w:b/>
-                <w:bCs/>
-                <w:sz w:val="28"/>
-                <w:szCs w:val="28"/>
-              </w:rPr>
-            </w:pPr>
-          </w:p>
-        </w:tc>
-      </w:tr>
-      <w:tr>
-        <w:trPr>
-          <w:cantSplit/>
-          <w:tblHeader/>
-          <w:jc w:val="center"/>
-        </w:trPr>
-        <w:tc>
-          <w:tcPr>
-            <w:tcW w:w="0" w:type="auto"/>
-            <w:hideMark/>
-          </w:tcPr>
-          <w:p>
-            <w:pPr>
-              <w:ind w:firstLine="22"/>
-              <w:jc w:val="center"/>
-              <w:rPr>
-                <w:rFonts w:ascii="Times New Roman" w:hAnsi="Times New Roman" w:cs="Times New Roman"/>
-                <w:sz w:val="28"/>
-                <w:szCs w:val="28"/>
-              </w:rPr>
-            </w:pPr>
-            <w:r>
-              <w:rPr>
-                <w:rFonts w:ascii="Times New Roman" w:hAnsi="Times New Roman" w:cs="Times New Roman"/>
-                <w:sz w:val="28"/>
-                <w:szCs w:val="28"/>
-              </w:rPr>
-              <w:t>Температура воздуха наиболее холодных суток, °С, обеспеченностью 0,92</w:t>
-            </w:r>
-          </w:p>
-        </w:tc>
-        <w:tc>
-          <w:tcPr>
-            <w:tcW w:w="0" w:type="auto"/>
-            <w:shd w:val="clear" w:color="auto" w:fill="EE0000"/>
-          </w:tcPr>
-          <w:p>
-            <w:pPr>
-              <w:ind w:hanging="19"/>
-              <w:jc w:val="center"/>
-              <w:rPr>
-                <w:rFonts w:ascii="Times New Roman" w:hAnsi="Times New Roman" w:cs="Times New Roman"/>
-                <w:b/>
-                <w:bCs/>
-                <w:sz w:val="28"/>
-                <w:szCs w:val="28"/>
-              </w:rPr>
-            </w:pPr>
-          </w:p>
-        </w:tc>
-      </w:tr>
-      <w:tr>
-        <w:trPr>
-          <w:cantSplit/>
-          <w:tblHeader/>
-          <w:jc w:val="center"/>
-        </w:trPr>
-        <w:tc>
-          <w:tcPr>
-            <w:tcW w:w="0" w:type="auto"/>
-            <w:hideMark/>
-          </w:tcPr>
-          <w:p>
-            <w:pPr>
-              <w:ind w:firstLine="22"/>
-              <w:jc w:val="center"/>
-              <w:rPr>
-                <w:rFonts w:ascii="Times New Roman" w:hAnsi="Times New Roman" w:cs="Times New Roman"/>
-                <w:sz w:val="28"/>
-                <w:szCs w:val="28"/>
-              </w:rPr>
-            </w:pPr>
-            <w:r>
-              <w:rPr>
-                <w:rFonts w:ascii="Times New Roman" w:hAnsi="Times New Roman" w:cs="Times New Roman"/>
-                <w:sz w:val="28"/>
-                <w:szCs w:val="28"/>
-              </w:rPr>
-              <w:t>Температура воздуха наиболее холодной пятидневки, °С, обеспеченностью 0,98</w:t>
-            </w:r>
-          </w:p>
-        </w:tc>
-        <w:tc>
-          <w:tcPr>
-            <w:tcW w:w="0" w:type="auto"/>
-            <w:shd w:val="clear" w:color="auto" w:fill="EE0000"/>
-          </w:tcPr>
-          <w:p>
-            <w:pPr>
-              <w:ind w:hanging="19"/>
-              <w:jc w:val="center"/>
-              <w:rPr>
-                <w:rFonts w:ascii="Times New Roman" w:hAnsi="Times New Roman" w:cs="Times New Roman"/>
-                <w:b/>
-                <w:bCs/>
-                <w:sz w:val="28"/>
-                <w:szCs w:val="28"/>
-              </w:rPr>
-            </w:pPr>
-          </w:p>
-        </w:tc>
-      </w:tr>
-      <w:tr>
-        <w:trPr>
-          <w:cantSplit/>
-          <w:tblHeader/>
-          <w:jc w:val="center"/>
-        </w:trPr>
-        <w:tc>
-          <w:tcPr>
-            <w:tcW w:w="0" w:type="auto"/>
-            <w:hideMark/>
-          </w:tcPr>
-          <w:p>
-            <w:pPr>
-              <w:ind w:firstLine="22"/>
-              <w:jc w:val="center"/>
-              <w:rPr>
-                <w:rFonts w:ascii="Times New Roman" w:hAnsi="Times New Roman" w:cs="Times New Roman"/>
-                <w:sz w:val="28"/>
-                <w:szCs w:val="28"/>
-              </w:rPr>
-            </w:pPr>
-            <w:r>
-              <w:rPr>
-                <w:rFonts w:ascii="Times New Roman" w:hAnsi="Times New Roman" w:cs="Times New Roman"/>
-                <w:sz w:val="28"/>
-                <w:szCs w:val="28"/>
-              </w:rPr>
-              <w:t>Температура воздуха наиболее холодной пятидневки, °С, обеспеченностью 0,92</w:t>
-            </w:r>
-          </w:p>
-        </w:tc>
-        <w:tc>
-          <w:tcPr>
-            <w:tcW w:w="0" w:type="auto"/>
-            <w:shd w:val="clear" w:color="auto" w:fill="EE0000"/>
-          </w:tcPr>
-          <w:p>
-            <w:pPr>
-              <w:ind w:hanging="19"/>
-              <w:jc w:val="center"/>
-              <w:rPr>
-                <w:rFonts w:ascii="Times New Roman" w:hAnsi="Times New Roman" w:cs="Times New Roman"/>
-                <w:b/>
-                <w:bCs/>
-                <w:sz w:val="28"/>
-                <w:szCs w:val="28"/>
-              </w:rPr>
-            </w:pPr>
-          </w:p>
-        </w:tc>
-      </w:tr>
-      <w:tr>
-        <w:trPr>
-          <w:cantSplit/>
-          <w:tblHeader/>
-          <w:jc w:val="center"/>
-        </w:trPr>
-        <w:tc>
-          <w:tcPr>
-            <w:tcW w:w="0" w:type="auto"/>
-            <w:hideMark/>
-          </w:tcPr>
-          <w:p>
-            <w:pPr>
-              <w:ind w:firstLine="22"/>
-              <w:jc w:val="center"/>
-              <w:rPr>
-                <w:rFonts w:ascii="Times New Roman" w:hAnsi="Times New Roman" w:cs="Times New Roman"/>
-                <w:sz w:val="28"/>
-                <w:szCs w:val="28"/>
-              </w:rPr>
-            </w:pPr>
-            <w:r>
-              <w:rPr>
-                <w:rFonts w:ascii="Times New Roman" w:hAnsi="Times New Roman" w:cs="Times New Roman"/>
-                <w:sz w:val="28"/>
-                <w:szCs w:val="28"/>
-              </w:rPr>
-              <w:t>Температура воздуха, °С, обеспеченностью 0,94</w:t>
-            </w:r>
-          </w:p>
-        </w:tc>
-        <w:tc>
-          <w:tcPr>
-            <w:tcW w:w="0" w:type="auto"/>
-            <w:shd w:val="clear" w:color="auto" w:fill="EE0000"/>
-          </w:tcPr>
-          <w:p>
-            <w:pPr>
-              <w:ind w:hanging="19"/>
-              <w:jc w:val="center"/>
-              <w:rPr>
-                <w:rFonts w:ascii="Times New Roman" w:hAnsi="Times New Roman" w:cs="Times New Roman"/>
-                <w:b/>
-                <w:bCs/>
-                <w:sz w:val="28"/>
-                <w:szCs w:val="28"/>
-              </w:rPr>
-            </w:pPr>
-          </w:p>
-        </w:tc>
-      </w:tr>
-      <w:tr>
-        <w:trPr>
-          <w:cantSplit/>
-          <w:tblHeader/>
-          <w:jc w:val="center"/>
-        </w:trPr>
-        <w:tc>
-          <w:tcPr>
-            <w:tcW w:w="0" w:type="auto"/>
-            <w:hideMark/>
-          </w:tcPr>
-          <w:p>
-            <w:pPr>
-              <w:ind w:firstLine="22"/>
-              <w:jc w:val="center"/>
-              <w:rPr>
-                <w:rFonts w:ascii="Times New Roman" w:hAnsi="Times New Roman" w:cs="Times New Roman"/>
-                <w:sz w:val="28"/>
-                <w:szCs w:val="28"/>
-              </w:rPr>
-            </w:pPr>
-            <w:r>
-              <w:rPr>
-                <w:rFonts w:ascii="Times New Roman" w:hAnsi="Times New Roman" w:cs="Times New Roman"/>
-                <w:sz w:val="28"/>
-                <w:szCs w:val="28"/>
-              </w:rPr>
-              <w:t>Абсолютная минимальная температура воздуха, °С</w:t>
-            </w:r>
-          </w:p>
-        </w:tc>
-        <w:tc>
-          <w:tcPr>
-            <w:tcW w:w="0" w:type="auto"/>
-            <w:shd w:val="clear" w:color="auto" w:fill="EE0000"/>
-          </w:tcPr>
-          <w:p>
-            <w:pPr>
-              <w:ind w:hanging="19"/>
-              <w:jc w:val="center"/>
-              <w:rPr>
-                <w:rFonts w:ascii="Times New Roman" w:hAnsi="Times New Roman" w:cs="Times New Roman"/>
-                <w:b/>
-                <w:bCs/>
-                <w:sz w:val="28"/>
-                <w:szCs w:val="28"/>
-              </w:rPr>
-            </w:pPr>
-          </w:p>
-        </w:tc>
-      </w:tr>
-      <w:tr>
-        <w:trPr>
-          <w:cantSplit/>
-          <w:tblHeader/>
-          <w:jc w:val="center"/>
-        </w:trPr>
-        <w:tc>
-          <w:tcPr>
-            <w:tcW w:w="0" w:type="auto"/>
-            <w:hideMark/>
-          </w:tcPr>
-          <w:p>
-            <w:pPr>
-              <w:ind w:firstLine="22"/>
-              <w:jc w:val="center"/>
-              <w:rPr>
-                <w:rFonts w:ascii="Times New Roman" w:hAnsi="Times New Roman" w:cs="Times New Roman"/>
-                <w:sz w:val="28"/>
-                <w:szCs w:val="28"/>
-              </w:rPr>
-            </w:pPr>
-            <w:r>
-              <w:rPr>
-                <w:rFonts w:ascii="Times New Roman" w:hAnsi="Times New Roman" w:cs="Times New Roman"/>
-                <w:sz w:val="28"/>
-                <w:szCs w:val="28"/>
-              </w:rPr>
-              <w:t>Средняя суточная амплитуда температуры воздуха наиболее холодного месяца, °С</w:t>
-            </w:r>
-          </w:p>
-        </w:tc>
-        <w:tc>
-          <w:tcPr>
-            <w:tcW w:w="0" w:type="auto"/>
-            <w:shd w:val="clear" w:color="auto" w:fill="EE0000"/>
-          </w:tcPr>
-          <w:p>
-            <w:pPr>
-              <w:ind w:hanging="19"/>
-              <w:jc w:val="center"/>
-              <w:rPr>
-                <w:rFonts w:ascii="Times New Roman" w:hAnsi="Times New Roman" w:cs="Times New Roman"/>
-                <w:b/>
-                <w:bCs/>
-                <w:sz w:val="28"/>
-                <w:szCs w:val="28"/>
-              </w:rPr>
-            </w:pPr>
-          </w:p>
-        </w:tc>
-      </w:tr>
-      <w:tr>
-        <w:trPr>
-          <w:cantSplit/>
-          <w:tblHeader/>
-          <w:jc w:val="center"/>
-        </w:trPr>
-        <w:tc>
-          <w:tcPr>
-            <w:tcW w:w="0" w:type="auto"/>
-            <w:hideMark/>
-          </w:tcPr>
-          <w:p>
-            <w:pPr>
-              <w:ind w:firstLine="22"/>
-              <w:jc w:val="center"/>
-              <w:rPr>
-                <w:rFonts w:ascii="Times New Roman" w:hAnsi="Times New Roman" w:cs="Times New Roman"/>
-                <w:sz w:val="28"/>
-                <w:szCs w:val="28"/>
-              </w:rPr>
-            </w:pPr>
-            <w:r>
-              <w:rPr>
-                <w:rFonts w:ascii="Times New Roman" w:hAnsi="Times New Roman" w:cs="Times New Roman"/>
-                <w:sz w:val="28"/>
-                <w:szCs w:val="28"/>
-              </w:rPr>
-              <w:t>Продолжительность, сут, и средняя температура воздуха, °С, периода со средней суточной температурой ≤ 0°С</w:t>
-            </w:r>
-          </w:p>
-        </w:tc>
-        <w:tc>
-          <w:tcPr>
-            <w:tcW w:w="0" w:type="auto"/>
-            <w:shd w:val="clear" w:color="auto" w:fill="EE0000"/>
-          </w:tcPr>
-          <w:p>
-            <w:pPr>
-              <w:ind w:hanging="19"/>
-              <w:jc w:val="center"/>
-              <w:rPr>
-                <w:rFonts w:ascii="Times New Roman" w:hAnsi="Times New Roman" w:cs="Times New Roman"/>
-                <w:b/>
-                <w:bCs/>
-                <w:sz w:val="28"/>
-                <w:szCs w:val="28"/>
-              </w:rPr>
-            </w:pPr>
-          </w:p>
-        </w:tc>
-      </w:tr>
-      <w:tr>
-        <w:trPr>
-          <w:cantSplit/>
-          <w:tblHeader/>
-          <w:jc w:val="center"/>
-        </w:trPr>
-        <w:tc>
-          <w:tcPr>
-            <w:tcW w:w="0" w:type="auto"/>
-            <w:hideMark/>
-          </w:tcPr>
-          <w:p>
-            <w:pPr>
-              <w:ind w:firstLine="22"/>
-              <w:jc w:val="center"/>
-              <w:rPr>
-                <w:rFonts w:ascii="Times New Roman" w:hAnsi="Times New Roman" w:cs="Times New Roman"/>
-                <w:sz w:val="28"/>
-                <w:szCs w:val="28"/>
-              </w:rPr>
-            </w:pPr>
-            <w:r>
-              <w:rPr>
-                <w:rFonts w:ascii="Times New Roman" w:hAnsi="Times New Roman" w:cs="Times New Roman"/>
-                <w:sz w:val="28"/>
-                <w:szCs w:val="28"/>
-              </w:rPr>
-              <w:t>Продолжительность, сут, и средняя температура воздуха, °С, периода со средней суточной температурой ≤ 8°С</w:t>
-            </w:r>
-          </w:p>
-        </w:tc>
-        <w:tc>
-          <w:tcPr>
-            <w:tcW w:w="0" w:type="auto"/>
-            <w:shd w:val="clear" w:color="auto" w:fill="EE0000"/>
-          </w:tcPr>
-          <w:p>
-            <w:pPr>
-              <w:ind w:hanging="19"/>
-              <w:jc w:val="center"/>
-              <w:rPr>
-                <w:rFonts w:ascii="Times New Roman" w:hAnsi="Times New Roman" w:cs="Times New Roman"/>
-                <w:b/>
-                <w:bCs/>
-                <w:sz w:val="28"/>
-                <w:szCs w:val="28"/>
-              </w:rPr>
-            </w:pPr>
-          </w:p>
-        </w:tc>
-      </w:tr>
-      <w:tr>
-        <w:trPr>
-          <w:cantSplit/>
-          <w:tblHeader/>
-          <w:jc w:val="center"/>
-        </w:trPr>
-        <w:tc>
-          <w:tcPr>
-            <w:tcW w:w="0" w:type="auto"/>
-            <w:hideMark/>
-          </w:tcPr>
-          <w:p>
-            <w:pPr>
-              <w:ind w:firstLine="22"/>
-              <w:jc w:val="center"/>
-              <w:rPr>
-                <w:rFonts w:ascii="Times New Roman" w:hAnsi="Times New Roman" w:cs="Times New Roman"/>
-                <w:sz w:val="28"/>
-                <w:szCs w:val="28"/>
-              </w:rPr>
-            </w:pPr>
-            <w:r>
-              <w:rPr>
-                <w:rFonts w:ascii="Times New Roman" w:hAnsi="Times New Roman" w:cs="Times New Roman"/>
-                <w:sz w:val="28"/>
-                <w:szCs w:val="28"/>
-              </w:rPr>
-              <w:t>Продолжительность, сут, и средняя температура воздуха, °С, периода со средней суточной температурой ≤10°С</w:t>
-            </w:r>
-          </w:p>
-        </w:tc>
-        <w:tc>
-          <w:tcPr>
-            <w:tcW w:w="0" w:type="auto"/>
-            <w:shd w:val="clear" w:color="auto" w:fill="EE0000"/>
-          </w:tcPr>
-          <w:p>
-            <w:pPr>
-              <w:ind w:firstLine="22"/>
-              <w:jc w:val="center"/>
-              <w:rPr>
-                <w:rFonts w:ascii="Times New Roman" w:hAnsi="Times New Roman" w:cs="Times New Roman"/>
-                <w:b/>
-                <w:bCs/>
-                <w:sz w:val="28"/>
-                <w:szCs w:val="28"/>
-              </w:rPr>
-            </w:pPr>
-          </w:p>
-        </w:tc>
-      </w:tr>
-      <w:tr>
-        <w:trPr>
-          <w:cantSplit/>
-          <w:tblHeader/>
-          <w:jc w:val="center"/>
-        </w:trPr>
-        <w:tc>
-          <w:tcPr>
-            <w:tcW w:w="0" w:type="auto"/>
-            <w:hideMark/>
-          </w:tcPr>
-          <w:p>
-            <w:pPr>
-              <w:ind w:firstLine="22"/>
-              <w:jc w:val="center"/>
-              <w:rPr>
-                <w:rFonts w:ascii="Times New Roman" w:hAnsi="Times New Roman" w:cs="Times New Roman"/>
-                <w:sz w:val="28"/>
-                <w:szCs w:val="28"/>
-              </w:rPr>
-            </w:pPr>
-            <w:r>
-              <w:rPr>
-                <w:rFonts w:ascii="Times New Roman" w:hAnsi="Times New Roman" w:cs="Times New Roman"/>
-                <w:sz w:val="28"/>
-                <w:szCs w:val="28"/>
-              </w:rPr>
-              <w:t>Средняя месячная относительная влажность воздуха наиболее холодного месяца, %</w:t>
-            </w:r>
-          </w:p>
-        </w:tc>
-        <w:tc>
-          <w:tcPr>
-            <w:tcW w:w="0" w:type="auto"/>
-            <w:shd w:val="clear" w:color="auto" w:fill="EE0000"/>
-          </w:tcPr>
-          <w:p>
-            <w:pPr>
-              <w:ind w:firstLine="22"/>
-              <w:jc w:val="center"/>
-              <w:rPr>
-                <w:rFonts w:ascii="Times New Roman" w:hAnsi="Times New Roman" w:cs="Times New Roman"/>
-                <w:b/>
-                <w:bCs/>
-                <w:sz w:val="28"/>
-                <w:szCs w:val="28"/>
-              </w:rPr>
-            </w:pPr>
-          </w:p>
-        </w:tc>
-      </w:tr>
-      <w:tr>
-        <w:trPr>
-          <w:cantSplit/>
-          <w:tblHeader/>
-          <w:jc w:val="center"/>
-        </w:trPr>
-        <w:tc>
-          <w:tcPr>
-            <w:tcW w:w="0" w:type="auto"/>
-            <w:hideMark/>
-          </w:tcPr>
-          <w:p>
-            <w:pPr>
-              <w:ind w:firstLine="22"/>
-              <w:jc w:val="center"/>
-              <w:rPr>
-                <w:rFonts w:ascii="Times New Roman" w:hAnsi="Times New Roman" w:cs="Times New Roman"/>
-                <w:sz w:val="28"/>
-                <w:szCs w:val="28"/>
-              </w:rPr>
-            </w:pPr>
-            <w:r>
-              <w:rPr>
-                <w:rFonts w:ascii="Times New Roman" w:hAnsi="Times New Roman" w:cs="Times New Roman"/>
-                <w:sz w:val="28"/>
-                <w:szCs w:val="28"/>
-              </w:rPr>
-              <w:t>Средняя месячная относительная влажность воздуха в 15 ч наиболее холодного месяца, %</w:t>
-            </w:r>
-          </w:p>
-        </w:tc>
-        <w:tc>
-          <w:tcPr>
-            <w:tcW w:w="0" w:type="auto"/>
-            <w:shd w:val="clear" w:color="auto" w:fill="EE0000"/>
-          </w:tcPr>
-          <w:p>
-            <w:pPr>
-              <w:ind w:firstLine="22"/>
-              <w:jc w:val="center"/>
-              <w:rPr>
-                <w:rFonts w:ascii="Times New Roman" w:hAnsi="Times New Roman" w:cs="Times New Roman"/>
-                <w:b/>
-                <w:bCs/>
-                <w:sz w:val="28"/>
-                <w:szCs w:val="28"/>
-              </w:rPr>
-            </w:pPr>
-          </w:p>
-        </w:tc>
-      </w:tr>
-      <w:tr>
-        <w:trPr>
-          <w:cantSplit/>
-          <w:tblHeader/>
-          <w:jc w:val="center"/>
-        </w:trPr>
-        <w:tc>
-          <w:tcPr>
-            <w:tcW w:w="0" w:type="auto"/>
-            <w:hideMark/>
-          </w:tcPr>
-          <w:p>
-            <w:pPr>
-              <w:ind w:firstLine="22"/>
-              <w:jc w:val="center"/>
-              <w:rPr>
-                <w:rFonts w:ascii="Times New Roman" w:hAnsi="Times New Roman" w:cs="Times New Roman"/>
-                <w:sz w:val="28"/>
-                <w:szCs w:val="28"/>
-              </w:rPr>
-            </w:pPr>
-            <w:r>
-              <w:rPr>
-                <w:rFonts w:ascii="Times New Roman" w:hAnsi="Times New Roman" w:cs="Times New Roman"/>
-                <w:sz w:val="28"/>
-                <w:szCs w:val="28"/>
-              </w:rPr>
-              <w:t>Количество осадков за ноябрь–март, мм</w:t>
-            </w:r>
-          </w:p>
-        </w:tc>
-        <w:tc>
-          <w:tcPr>
-            <w:tcW w:w="0" w:type="auto"/>
-            <w:shd w:val="clear" w:color="auto" w:fill="EE0000"/>
-          </w:tcPr>
-          <w:p>
-            <w:pPr>
-              <w:ind w:firstLine="22"/>
-              <w:jc w:val="center"/>
-              <w:rPr>
-                <w:rFonts w:ascii="Times New Roman" w:hAnsi="Times New Roman" w:cs="Times New Roman"/>
-                <w:b/>
-                <w:bCs/>
-                <w:sz w:val="28"/>
-                <w:szCs w:val="28"/>
-              </w:rPr>
-            </w:pPr>
-          </w:p>
-        </w:tc>
-      </w:tr>
-      <w:tr>
-        <w:trPr>
-          <w:cantSplit/>
-          <w:tblHeader/>
-          <w:jc w:val="center"/>
-        </w:trPr>
-        <w:tc>
-          <w:tcPr>
-            <w:tcW w:w="0" w:type="auto"/>
-            <w:hideMark/>
-          </w:tcPr>
-          <w:p>
-            <w:pPr>
-              <w:ind w:firstLine="22"/>
-              <w:jc w:val="center"/>
-              <w:rPr>
-                <w:rFonts w:ascii="Times New Roman" w:hAnsi="Times New Roman" w:cs="Times New Roman"/>
-                <w:sz w:val="28"/>
-                <w:szCs w:val="28"/>
-              </w:rPr>
-            </w:pPr>
-            <w:r>
-              <w:rPr>
-                <w:rFonts w:ascii="Times New Roman" w:hAnsi="Times New Roman" w:cs="Times New Roman"/>
-                <w:sz w:val="28"/>
-                <w:szCs w:val="28"/>
-              </w:rPr>
-              <w:t>Преобладающее направление ветра за декабрь–февраль</w:t>
-            </w:r>
-          </w:p>
-        </w:tc>
-        <w:tc>
-          <w:tcPr>
-            <w:tcW w:w="0" w:type="auto"/>
-            <w:shd w:val="clear" w:color="auto" w:fill="EE0000"/>
-          </w:tcPr>
-          <w:p>
-            <w:pPr>
-              <w:ind w:firstLine="22"/>
-              <w:jc w:val="center"/>
-              <w:rPr>
-                <w:rFonts w:ascii="Times New Roman" w:hAnsi="Times New Roman" w:cs="Times New Roman"/>
-                <w:b/>
-                <w:bCs/>
-                <w:sz w:val="28"/>
-                <w:szCs w:val="28"/>
-              </w:rPr>
-            </w:pPr>
-          </w:p>
-        </w:tc>
-      </w:tr>
-      <w:tr>
-        <w:trPr>
-          <w:cantSplit/>
-          <w:tblHeader/>
-          <w:jc w:val="center"/>
-        </w:trPr>
-        <w:tc>
-          <w:tcPr>
-            <w:tcW w:w="0" w:type="auto"/>
-            <w:hideMark/>
-          </w:tcPr>
-          <w:p>
-            <w:pPr>
-              <w:ind w:firstLine="22"/>
-              <w:jc w:val="center"/>
-              <w:rPr>
-                <w:rFonts w:ascii="Times New Roman" w:hAnsi="Times New Roman" w:cs="Times New Roman"/>
-                <w:sz w:val="28"/>
-                <w:szCs w:val="28"/>
-              </w:rPr>
-            </w:pPr>
-            <w:r>
-              <w:rPr>
-                <w:rFonts w:ascii="Times New Roman" w:hAnsi="Times New Roman" w:cs="Times New Roman"/>
-                <w:sz w:val="28"/>
-                <w:szCs w:val="28"/>
-              </w:rPr>
-              <w:t>Максимальная из средних скоростей ветра по румбам за январь, м/с</w:t>
-            </w:r>
-          </w:p>
-        </w:tc>
-        <w:tc>
-          <w:tcPr>
-            <w:tcW w:w="0" w:type="auto"/>
-            <w:shd w:val="clear" w:color="auto" w:fill="EE0000"/>
-          </w:tcPr>
-          <w:p>
-            <w:pPr>
-              <w:ind w:firstLine="22"/>
-              <w:jc w:val="center"/>
-              <w:rPr>
-                <w:rFonts w:ascii="Times New Roman" w:hAnsi="Times New Roman" w:cs="Times New Roman"/>
-                <w:b/>
-                <w:bCs/>
-                <w:sz w:val="28"/>
-                <w:szCs w:val="28"/>
-              </w:rPr>
-            </w:pPr>
-          </w:p>
-        </w:tc>
-      </w:tr>
-      <w:tr>
-        <w:trPr>
-          <w:cantSplit/>
-          <w:tblHeader/>
-          <w:jc w:val="center"/>
-        </w:trPr>
-        <w:tc>
-          <w:tcPr>
-            <w:tcW w:w="0" w:type="auto"/>
-            <w:hideMark/>
-          </w:tcPr>
-          <w:p>
-            <w:pPr>
-              <w:ind w:firstLine="22"/>
-              <w:jc w:val="center"/>
-              <w:rPr>
-                <w:rFonts w:ascii="Times New Roman" w:hAnsi="Times New Roman" w:cs="Times New Roman"/>
-                <w:sz w:val="28"/>
-                <w:szCs w:val="28"/>
-              </w:rPr>
-            </w:pPr>
-            <w:r>
-              <w:rPr>
-                <w:rFonts w:ascii="Times New Roman" w:hAnsi="Times New Roman" w:cs="Times New Roman"/>
-                <w:sz w:val="28"/>
-                <w:szCs w:val="28"/>
-              </w:rPr>
-              <w:t>Средняя скорость ветра, м/с, за период со средней суточной температурой воздуха ≤ 8°С</w:t>
-            </w:r>
-          </w:p>
-        </w:tc>
-        <w:tc>
-          <w:tcPr>
-            <w:tcW w:w="0" w:type="auto"/>
-            <w:shd w:val="clear" w:color="auto" w:fill="EE0000"/>
-          </w:tcPr>
-          <w:p>
-            <w:pPr>
-              <w:ind w:firstLine="22"/>
-              <w:jc w:val="center"/>
-              <w:rPr>
-                <w:rFonts w:ascii="Times New Roman" w:hAnsi="Times New Roman" w:cs="Times New Roman"/>
-                <w:b/>
-                <w:bCs/>
-                <w:sz w:val="28"/>
-                <w:szCs w:val="28"/>
-              </w:rPr>
-            </w:pPr>
-          </w:p>
-        </w:tc>
-      </w:tr>
-    </w:tbl>
-    <w:p>
-      <w:pPr>
-        <w:rPr>
-          <w:sz w:val="28"/>
-          <w:szCs w:val="28"/>
-        </w:rPr>
-      </w:pPr>
-    </w:p>
-    <w:p>
-      <w:pPr>
-        <w:rPr>
-          <w:sz w:val="28"/>
-          <w:szCs w:val="28"/>
-        </w:rPr>
-      </w:pPr>
-      <w:r>
-        <w:rPr>
-          <w:sz w:val="28"/>
-          <w:szCs w:val="28"/>
-        </w:rPr>
-        <w:br w:type="page"/>
-      </w:r>
-    </w:p>
-    <w:p>
-      <w:pPr>
-        <w:spacing w:line="276" w:lineRule="auto"/>
-        <w:ind w:firstLine="426"/>
-        <w:jc w:val="right"/>
-        <w:rPr>
-          <w:sz w:val="28"/>
-          <w:szCs w:val="28"/>
-        </w:rPr>
-      </w:pPr>
-      <w:r>
-        <w:rPr>
-          <w:sz w:val="28"/>
-          <w:szCs w:val="28"/>
-        </w:rPr>
-        <w:lastRenderedPageBreak/>
-        <w:t>Таблица 3 Средняя месячная и годовая температура (°С)</w:t>
-      </w:r>
-    </w:p>
-    <w:tbl>
-      <w:tblPr>
-        <w:tblStyle w:val="14"/>
-        <w:tblW w:w="5170" w:type="pct"/>
-        <w:tblLook w:val="04A0" w:firstRow="1" w:lastRow="0" w:firstColumn="1" w:lastColumn="0" w:noHBand="0" w:noVBand="1"/>
-      </w:tblPr>
-      <w:tblGrid>
-        <w:gridCol w:w="1622"/>
-        <w:gridCol w:w="783"/>
-        <w:gridCol w:w="626"/>
-        <w:gridCol w:w="542"/>
-        <w:gridCol w:w="538"/>
-        <w:gridCol w:w="663"/>
-        <w:gridCol w:w="663"/>
-        <w:gridCol w:w="663"/>
-        <w:gridCol w:w="720"/>
-        <w:gridCol w:w="663"/>
-        <w:gridCol w:w="538"/>
-        <w:gridCol w:w="538"/>
-        <w:gridCol w:w="624"/>
-        <w:gridCol w:w="628"/>
-      </w:tblGrid>
-      <w:tr>
-        <w:trPr>
-          <w:trHeight w:val="452"/>
-        </w:trPr>
-        <w:tc>
-          <w:tcPr>
-            <w:tcW w:w="827" w:type="pct"/>
-            <w:hideMark/>
-          </w:tcPr>
-          <w:p>
-            <w:pPr>
-              <w:ind w:firstLine="22"/>
-              <w:jc w:val="both"/>
-              <w:rPr>
-                <w:rFonts w:ascii="Times New Roman" w:hAnsi="Times New Roman" w:cs="Times New Roman"/>
-                <w:b/>
-                <w:bCs/>
-              </w:rPr>
-            </w:pPr>
-            <w:r>
-              <w:rPr>
-                <w:rFonts w:ascii="Times New Roman" w:hAnsi="Times New Roman" w:cs="Times New Roman"/>
-                <w:b/>
-                <w:bCs/>
-              </w:rPr>
-              <w:t>Месяц</w:t>
-            </w:r>
-          </w:p>
-        </w:tc>
-        <w:tc>
-          <w:tcPr>
-            <w:tcW w:w="399" w:type="pct"/>
-          </w:tcPr>
-          <w:p>
-            <w:pPr>
-              <w:tabs>
-                <w:tab w:val="right" w:pos="249"/>
-                <w:tab w:val="center" w:pos="521"/>
-              </w:tabs>
-              <w:ind w:firstLine="22"/>
-              <w:jc w:val="both"/>
-              <w:rPr>
-                <w:rFonts w:ascii="Times New Roman" w:hAnsi="Times New Roman" w:cs="Times New Roman"/>
-                <w:b/>
-                <w:bCs/>
-                <w:lang w:val="en-US"/>
-              </w:rPr>
-            </w:pPr>
-            <w:r>
-              <w:rPr>
-                <w:rFonts w:ascii="Times New Roman" w:hAnsi="Times New Roman" w:cs="Times New Roman"/>
-                <w:b/>
-                <w:bCs/>
-                <w:lang w:val="en-US"/>
-              </w:rPr>
-              <w:t>I</w:t>
-            </w:r>
-          </w:p>
-        </w:tc>
-        <w:tc>
-          <w:tcPr>
-            <w:tcW w:w="319" w:type="pct"/>
-          </w:tcPr>
-          <w:p>
-            <w:pPr>
-              <w:ind w:firstLine="22"/>
-              <w:jc w:val="both"/>
-              <w:rPr>
-                <w:rFonts w:ascii="Times New Roman" w:hAnsi="Times New Roman" w:cs="Times New Roman"/>
-                <w:b/>
-                <w:bCs/>
-                <w:lang w:val="en-US"/>
-              </w:rPr>
-            </w:pPr>
-            <w:r>
-              <w:rPr>
-                <w:rFonts w:ascii="Times New Roman" w:hAnsi="Times New Roman" w:cs="Times New Roman"/>
-                <w:b/>
-                <w:bCs/>
-                <w:lang w:val="en-US"/>
-              </w:rPr>
-              <w:t>II</w:t>
-            </w:r>
-          </w:p>
-        </w:tc>
-        <w:tc>
-          <w:tcPr>
-            <w:tcW w:w="276" w:type="pct"/>
-          </w:tcPr>
-          <w:p>
-            <w:pPr>
-              <w:ind w:firstLine="22"/>
-              <w:jc w:val="both"/>
-              <w:rPr>
-                <w:rFonts w:ascii="Times New Roman" w:hAnsi="Times New Roman" w:cs="Times New Roman"/>
-                <w:b/>
-                <w:bCs/>
-                <w:lang w:val="en-US"/>
-              </w:rPr>
-            </w:pPr>
-            <w:r>
-              <w:rPr>
-                <w:rFonts w:ascii="Times New Roman" w:hAnsi="Times New Roman" w:cs="Times New Roman"/>
-                <w:b/>
-                <w:bCs/>
-                <w:lang w:val="en-US"/>
-              </w:rPr>
-              <w:t>III</w:t>
-            </w:r>
-          </w:p>
-        </w:tc>
-        <w:tc>
-          <w:tcPr>
-            <w:tcW w:w="274" w:type="pct"/>
-          </w:tcPr>
-          <w:p>
-            <w:pPr>
-              <w:ind w:firstLine="22"/>
-              <w:jc w:val="both"/>
-              <w:rPr>
-                <w:rFonts w:ascii="Times New Roman" w:hAnsi="Times New Roman" w:cs="Times New Roman"/>
-                <w:b/>
-                <w:bCs/>
-                <w:lang w:val="en-US"/>
-              </w:rPr>
-            </w:pPr>
-            <w:r>
-              <w:rPr>
-                <w:rFonts w:ascii="Times New Roman" w:hAnsi="Times New Roman" w:cs="Times New Roman"/>
-                <w:b/>
-                <w:bCs/>
-                <w:lang w:val="en-US"/>
-              </w:rPr>
-              <w:t>IV</w:t>
-            </w:r>
-          </w:p>
-        </w:tc>
-        <w:tc>
-          <w:tcPr>
-            <w:tcW w:w="338" w:type="pct"/>
-          </w:tcPr>
-          <w:p>
-            <w:pPr>
-              <w:ind w:firstLine="22"/>
-              <w:jc w:val="both"/>
-              <w:rPr>
-                <w:rFonts w:ascii="Times New Roman" w:hAnsi="Times New Roman" w:cs="Times New Roman"/>
-                <w:b/>
-                <w:bCs/>
-                <w:lang w:val="en-US"/>
-              </w:rPr>
-            </w:pPr>
-            <w:r>
-              <w:rPr>
-                <w:rFonts w:ascii="Times New Roman" w:hAnsi="Times New Roman" w:cs="Times New Roman"/>
-                <w:b/>
-                <w:bCs/>
-                <w:lang w:val="en-US"/>
-              </w:rPr>
-              <w:t>V</w:t>
-            </w:r>
-          </w:p>
-        </w:tc>
-        <w:tc>
-          <w:tcPr>
-            <w:tcW w:w="338" w:type="pct"/>
-          </w:tcPr>
-          <w:p>
-            <w:pPr>
-              <w:ind w:firstLine="22"/>
-              <w:jc w:val="both"/>
-              <w:rPr>
-                <w:rFonts w:ascii="Times New Roman" w:hAnsi="Times New Roman" w:cs="Times New Roman"/>
-                <w:b/>
-                <w:bCs/>
-                <w:lang w:val="en-US"/>
-              </w:rPr>
-            </w:pPr>
-            <w:r>
-              <w:rPr>
-                <w:rFonts w:ascii="Times New Roman" w:hAnsi="Times New Roman" w:cs="Times New Roman"/>
-                <w:b/>
-                <w:bCs/>
-                <w:lang w:val="en-US"/>
-              </w:rPr>
-              <w:t>VI</w:t>
-            </w:r>
-          </w:p>
-        </w:tc>
-        <w:tc>
-          <w:tcPr>
-            <w:tcW w:w="338" w:type="pct"/>
-          </w:tcPr>
-          <w:p>
-            <w:pPr>
-              <w:ind w:firstLine="22"/>
-              <w:jc w:val="both"/>
-              <w:rPr>
-                <w:rFonts w:ascii="Times New Roman" w:hAnsi="Times New Roman" w:cs="Times New Roman"/>
-                <w:b/>
-                <w:bCs/>
-                <w:lang w:val="en-US"/>
-              </w:rPr>
-            </w:pPr>
-            <w:r>
-              <w:rPr>
-                <w:rFonts w:ascii="Times New Roman" w:hAnsi="Times New Roman" w:cs="Times New Roman"/>
-                <w:b/>
-                <w:bCs/>
-                <w:lang w:val="en-US"/>
-              </w:rPr>
-              <w:t>VII</w:t>
-            </w:r>
-          </w:p>
-        </w:tc>
-        <w:tc>
-          <w:tcPr>
-            <w:tcW w:w="367" w:type="pct"/>
-          </w:tcPr>
-          <w:p>
-            <w:pPr>
-              <w:ind w:firstLine="22"/>
-              <w:jc w:val="both"/>
-              <w:rPr>
-                <w:rFonts w:ascii="Times New Roman" w:hAnsi="Times New Roman" w:cs="Times New Roman"/>
-                <w:b/>
-                <w:bCs/>
-                <w:lang w:val="en-US"/>
-              </w:rPr>
-            </w:pPr>
-            <w:r>
-              <w:rPr>
-                <w:rFonts w:ascii="Times New Roman" w:hAnsi="Times New Roman" w:cs="Times New Roman"/>
-                <w:b/>
-                <w:bCs/>
-                <w:lang w:val="en-US"/>
-              </w:rPr>
-              <w:t>VIII</w:t>
-            </w:r>
-          </w:p>
-        </w:tc>
-        <w:tc>
-          <w:tcPr>
-            <w:tcW w:w="338" w:type="pct"/>
-          </w:tcPr>
-          <w:p>
-            <w:pPr>
-              <w:ind w:firstLine="22"/>
-              <w:jc w:val="both"/>
-              <w:rPr>
-                <w:rFonts w:ascii="Times New Roman" w:hAnsi="Times New Roman" w:cs="Times New Roman"/>
-                <w:b/>
-                <w:bCs/>
-                <w:lang w:val="en-US"/>
-              </w:rPr>
-            </w:pPr>
-            <w:r>
-              <w:rPr>
-                <w:rFonts w:ascii="Times New Roman" w:hAnsi="Times New Roman" w:cs="Times New Roman"/>
-                <w:b/>
-                <w:bCs/>
-                <w:lang w:val="en-US"/>
-              </w:rPr>
-              <w:t>IX</w:t>
-            </w:r>
-          </w:p>
-        </w:tc>
-        <w:tc>
-          <w:tcPr>
-            <w:tcW w:w="274" w:type="pct"/>
-          </w:tcPr>
-          <w:p>
-            <w:pPr>
-              <w:ind w:firstLine="22"/>
-              <w:jc w:val="both"/>
-              <w:rPr>
-                <w:rFonts w:ascii="Times New Roman" w:hAnsi="Times New Roman" w:cs="Times New Roman"/>
-                <w:b/>
-                <w:bCs/>
-                <w:lang w:val="en-US"/>
-              </w:rPr>
-            </w:pPr>
-            <w:r>
-              <w:rPr>
-                <w:rFonts w:ascii="Times New Roman" w:hAnsi="Times New Roman" w:cs="Times New Roman"/>
-                <w:b/>
-                <w:bCs/>
-                <w:lang w:val="en-US"/>
-              </w:rPr>
-              <w:t>X</w:t>
-            </w:r>
-          </w:p>
-        </w:tc>
-        <w:tc>
-          <w:tcPr>
-            <w:tcW w:w="274" w:type="pct"/>
-          </w:tcPr>
-          <w:p>
-            <w:pPr>
-              <w:ind w:firstLine="22"/>
-              <w:jc w:val="both"/>
-              <w:rPr>
-                <w:rFonts w:ascii="Times New Roman" w:hAnsi="Times New Roman" w:cs="Times New Roman"/>
-                <w:b/>
-                <w:bCs/>
-                <w:lang w:val="en-US"/>
-              </w:rPr>
-            </w:pPr>
-            <w:r>
-              <w:rPr>
-                <w:rFonts w:ascii="Times New Roman" w:hAnsi="Times New Roman" w:cs="Times New Roman"/>
-                <w:b/>
-                <w:bCs/>
-                <w:lang w:val="en-US"/>
-              </w:rPr>
-              <w:t>XI</w:t>
-            </w:r>
-          </w:p>
-        </w:tc>
-        <w:tc>
-          <w:tcPr>
-            <w:tcW w:w="318" w:type="pct"/>
-          </w:tcPr>
-          <w:p>
-            <w:pPr>
-              <w:ind w:firstLine="22"/>
-              <w:jc w:val="both"/>
-              <w:rPr>
-                <w:rFonts w:ascii="Times New Roman" w:hAnsi="Times New Roman" w:cs="Times New Roman"/>
-                <w:b/>
-                <w:bCs/>
-                <w:lang w:val="en-US"/>
-              </w:rPr>
-            </w:pPr>
-            <w:r>
-              <w:rPr>
-                <w:rFonts w:ascii="Times New Roman" w:hAnsi="Times New Roman" w:cs="Times New Roman"/>
-                <w:b/>
-                <w:bCs/>
-                <w:lang w:val="en-US"/>
-              </w:rPr>
-              <w:t>XII</w:t>
-            </w:r>
-          </w:p>
-        </w:tc>
-        <w:tc>
-          <w:tcPr>
-            <w:tcW w:w="320" w:type="pct"/>
-          </w:tcPr>
-          <w:p>
-            <w:pPr>
-              <w:jc w:val="both"/>
-              <w:rPr>
-                <w:rFonts w:ascii="Times New Roman" w:hAnsi="Times New Roman" w:cs="Times New Roman"/>
-                <w:b/>
-                <w:bCs/>
-              </w:rPr>
-            </w:pPr>
-            <w:r>
-              <w:rPr>
-                <w:rFonts w:ascii="Times New Roman" w:hAnsi="Times New Roman" w:cs="Times New Roman"/>
-                <w:b/>
-                <w:bCs/>
-              </w:rPr>
-              <w:t>Год</w:t>
-            </w:r>
-          </w:p>
-        </w:tc>
-      </w:tr>
-      <w:tr>
-        <w:trPr>
-          <w:trHeight w:val="930"/>
-        </w:trPr>
-        <w:tc>
-          <w:tcPr>
-            <w:tcW w:w="827" w:type="pct"/>
-            <w:hideMark/>
-          </w:tcPr>
-          <w:p>
-            <w:pPr>
-              <w:ind w:left="-57" w:firstLine="22"/>
-              <w:jc w:val="both"/>
-              <w:rPr>
-                <w:rFonts w:ascii="Times New Roman" w:hAnsi="Times New Roman" w:cs="Times New Roman"/>
-              </w:rPr>
-            </w:pPr>
-            <w:r>
-              <w:rPr>
-                <w:rFonts w:ascii="Times New Roman" w:hAnsi="Times New Roman" w:cs="Times New Roman"/>
-              </w:rPr>
-              <w:t>Температура воздуха, °C</w:t>
-            </w:r>
-          </w:p>
-        </w:tc>
-        <w:tc>
-          <w:tcPr>
-            <w:tcW w:w="399" w:type="pct"/>
-            <w:shd w:val="clear" w:color="auto" w:fill="EE0000"/>
-          </w:tcPr>
-          <w:p>
-            <w:pPr>
-              <w:ind w:left="-113"/>
-              <w:jc w:val="center"/>
-              <w:rPr>
-                <w:rFonts w:ascii="Times New Roman" w:hAnsi="Times New Roman" w:cs="Times New Roman"/>
-              </w:rPr>
-            </w:pPr>
-          </w:p>
-        </w:tc>
-        <w:tc>
-          <w:tcPr>
-            <w:tcW w:w="319" w:type="pct"/>
-            <w:shd w:val="clear" w:color="auto" w:fill="EE0000"/>
-          </w:tcPr>
-          <w:p>
-            <w:pPr>
-              <w:ind w:left="-113"/>
-              <w:jc w:val="center"/>
-              <w:rPr>
-                <w:rFonts w:ascii="Times New Roman" w:hAnsi="Times New Roman" w:cs="Times New Roman"/>
-              </w:rPr>
-            </w:pPr>
-          </w:p>
-        </w:tc>
-        <w:tc>
-          <w:tcPr>
-            <w:tcW w:w="276" w:type="pct"/>
-            <w:shd w:val="clear" w:color="auto" w:fill="EE0000"/>
-          </w:tcPr>
-          <w:p>
-            <w:pPr>
-              <w:ind w:left="-113"/>
-              <w:jc w:val="center"/>
-              <w:rPr>
-                <w:rFonts w:ascii="Times New Roman" w:hAnsi="Times New Roman" w:cs="Times New Roman"/>
-              </w:rPr>
-            </w:pPr>
-          </w:p>
-        </w:tc>
-        <w:tc>
-          <w:tcPr>
-            <w:tcW w:w="274" w:type="pct"/>
-            <w:shd w:val="clear" w:color="auto" w:fill="EE0000"/>
-          </w:tcPr>
-          <w:p>
-            <w:pPr>
-              <w:ind w:left="-113"/>
-              <w:jc w:val="center"/>
-              <w:rPr>
-                <w:rFonts w:ascii="Times New Roman" w:hAnsi="Times New Roman" w:cs="Times New Roman"/>
-              </w:rPr>
-            </w:pPr>
-          </w:p>
-        </w:tc>
-        <w:tc>
-          <w:tcPr>
-            <w:tcW w:w="338" w:type="pct"/>
-            <w:shd w:val="clear" w:color="auto" w:fill="EE0000"/>
-          </w:tcPr>
-          <w:p>
-            <w:pPr>
-              <w:ind w:left="-113"/>
-              <w:jc w:val="center"/>
-              <w:rPr>
-                <w:rFonts w:ascii="Times New Roman" w:hAnsi="Times New Roman" w:cs="Times New Roman"/>
-              </w:rPr>
-            </w:pPr>
-          </w:p>
-        </w:tc>
-        <w:tc>
-          <w:tcPr>
-            <w:tcW w:w="338" w:type="pct"/>
-            <w:shd w:val="clear" w:color="auto" w:fill="EE0000"/>
-          </w:tcPr>
-          <w:p>
-            <w:pPr>
-              <w:ind w:left="-113"/>
-              <w:jc w:val="center"/>
-              <w:rPr>
-                <w:rFonts w:ascii="Times New Roman" w:hAnsi="Times New Roman" w:cs="Times New Roman"/>
-              </w:rPr>
-            </w:pPr>
-          </w:p>
-        </w:tc>
-        <w:tc>
-          <w:tcPr>
-            <w:tcW w:w="338" w:type="pct"/>
-            <w:shd w:val="clear" w:color="auto" w:fill="EE0000"/>
-          </w:tcPr>
-          <w:p>
-            <w:pPr>
-              <w:ind w:left="-113"/>
-              <w:jc w:val="center"/>
-              <w:rPr>
-                <w:rFonts w:ascii="Times New Roman" w:hAnsi="Times New Roman" w:cs="Times New Roman"/>
-              </w:rPr>
-            </w:pPr>
-          </w:p>
-        </w:tc>
-        <w:tc>
-          <w:tcPr>
-            <w:tcW w:w="367" w:type="pct"/>
-            <w:shd w:val="clear" w:color="auto" w:fill="EE0000"/>
-          </w:tcPr>
-          <w:p>
-            <w:pPr>
-              <w:ind w:left="-113"/>
-              <w:jc w:val="center"/>
-              <w:rPr>
-                <w:rFonts w:ascii="Times New Roman" w:hAnsi="Times New Roman" w:cs="Times New Roman"/>
-              </w:rPr>
-            </w:pPr>
-          </w:p>
-        </w:tc>
-        <w:tc>
-          <w:tcPr>
-            <w:tcW w:w="338" w:type="pct"/>
-            <w:shd w:val="clear" w:color="auto" w:fill="EE0000"/>
-          </w:tcPr>
-          <w:p>
-            <w:pPr>
-              <w:ind w:left="-113"/>
-              <w:jc w:val="center"/>
-              <w:rPr>
-                <w:rFonts w:ascii="Times New Roman" w:hAnsi="Times New Roman" w:cs="Times New Roman"/>
-              </w:rPr>
-            </w:pPr>
-          </w:p>
-        </w:tc>
-        <w:tc>
-          <w:tcPr>
-            <w:tcW w:w="274" w:type="pct"/>
-            <w:shd w:val="clear" w:color="auto" w:fill="EE0000"/>
-          </w:tcPr>
-          <w:p>
-            <w:pPr>
-              <w:ind w:left="-113"/>
-              <w:jc w:val="center"/>
-              <w:rPr>
-                <w:rFonts w:ascii="Times New Roman" w:hAnsi="Times New Roman" w:cs="Times New Roman"/>
-              </w:rPr>
-            </w:pPr>
-          </w:p>
-        </w:tc>
-        <w:tc>
-          <w:tcPr>
-            <w:tcW w:w="274" w:type="pct"/>
-            <w:shd w:val="clear" w:color="auto" w:fill="EE0000"/>
-          </w:tcPr>
-          <w:p>
-            <w:pPr>
-              <w:ind w:left="-113"/>
-              <w:jc w:val="center"/>
-              <w:rPr>
-                <w:rFonts w:ascii="Times New Roman" w:hAnsi="Times New Roman" w:cs="Times New Roman"/>
-              </w:rPr>
-            </w:pPr>
-          </w:p>
-        </w:tc>
-        <w:tc>
-          <w:tcPr>
-            <w:tcW w:w="318" w:type="pct"/>
-            <w:shd w:val="clear" w:color="auto" w:fill="EE0000"/>
-          </w:tcPr>
-          <w:p>
-            <w:pPr>
-              <w:ind w:left="-113"/>
-              <w:jc w:val="center"/>
-              <w:rPr>
-                <w:rFonts w:ascii="Times New Roman" w:hAnsi="Times New Roman" w:cs="Times New Roman"/>
-              </w:rPr>
-            </w:pPr>
-          </w:p>
-        </w:tc>
-        <w:tc>
-          <w:tcPr>
-            <w:tcW w:w="320" w:type="pct"/>
-            <w:shd w:val="clear" w:color="auto" w:fill="EE0000"/>
-          </w:tcPr>
-          <w:p>
-            <w:pPr>
-              <w:ind w:left="-113"/>
-              <w:jc w:val="center"/>
-              <w:rPr>
-                <w:rFonts w:ascii="Times New Roman" w:hAnsi="Times New Roman" w:cs="Times New Roman"/>
-              </w:rPr>
-            </w:pPr>
-          </w:p>
-        </w:tc>
-      </w:tr>
-    </w:tbl>
-    <w:p>
-      <w:pPr>
-        <w:spacing w:line="276" w:lineRule="auto"/>
-        <w:ind w:firstLine="426"/>
         <w:jc w:val="both"/>
         <w:rPr>
           <w:highlight w:val="yellow"/>
@@ -17650,7 +15723,7 @@
           <wp:extent cx="499534" cy="306380"/>
           <wp:effectExtent l="0" t="0" r="0" b="0"/>
           <wp:wrapNone/>
-          <wp:docPr id="11" name="Рисунок 125" descr="Изображение выглядит как темнота, Графика, линия, свет&#10;&#10;Содержимое, созданное искусственным интеллектом, может быть неверным."/>
+          <wp:docPr id="1948187989" name="Рисунок 125" descr="Изображение выглядит как темнота, Графика, линия, свет&#10;&#10;Содержимое, созданное искусственным интеллектом, может быть неверным."/>
           <wp:cNvGraphicFramePr>
             <a:graphicFrameLocks xmlns:a="http://schemas.openxmlformats.org/drawingml/2006/main" noChangeAspect="1"/>
           </wp:cNvGraphicFramePr>
@@ -17710,7 +15783,7 @@
           <wp:extent cx="499534" cy="306380"/>
           <wp:effectExtent l="0" t="0" r="0" b="0"/>
           <wp:wrapNone/>
-          <wp:docPr id="12" name="Рисунок 125" descr="Изображение выглядит как темнота, Графика, линия, свет&#10;&#10;Содержимое, созданное искусственным интеллектом, может быть неверным."/>
+          <wp:docPr id="1370237584" name="Рисунок 125" descr="Изображение выглядит как темнота, Графика, линия, свет&#10;&#10;Содержимое, созданное искусственным интеллектом, может быть неверным."/>
           <wp:cNvGraphicFramePr>
             <a:graphicFrameLocks xmlns:a="http://schemas.openxmlformats.org/drawingml/2006/main" noChangeAspect="1"/>
           </wp:cNvGraphicFramePr>
@@ -17909,6 +15982,8 @@
 
 <file path=word/header1.xml><?xml version="1.0" encoding="utf-8"?>
 <w:hdr xmlns:wpc="http://schemas.microsoft.com/office/word/2010/wordprocessingCanvas" xmlns:cx="http://schemas.microsoft.com/office/drawing/2014/chartex" xmlns:cx1="http://schemas.microsoft.com/office/drawing/2015/9/8/chartex" xmlns:cx2="http://schemas.microsoft.com/office/drawing/2015/10/21/chartex" xmlns:cx3="http://schemas.microsoft.com/office/drawing/2016/5/9/chartex" xmlns:cx4="http://schemas.microsoft.com/office/drawing/2016/5/10/chartex" xmlns:cx5="http://schemas.microsoft.com/office/drawing/2016/5/11/chartex" xmlns:cx6="http://schemas.microsoft.com/office/drawing/2016/5/12/chartex" xmlns:cx7="http://schemas.microsoft.com/office/drawing/2016/5/13/chartex" xmlns:cx8="http://schemas.microsoft.com/office/drawing/2016/5/14/chartex" xmlns:mc="http://schemas.openxmlformats.org/markup-compatibility/2006" xmlns:aink="http://schemas.microsoft.com/office/drawing/2016/ink" xmlns:am3d="http://schemas.microsoft.com/office/drawing/2017/model3d" xmlns:o="urn:schemas-microsoft-com:office:office" xmlns:oel="http://schemas.microsoft.com/office/2019/extlst" xmlns:r="http://schemas.openxmlformats.org/officeDocument/2006/relationships" xmlns:m="http://schemas.openxmlformats.org/officeDocument/2006/math" xmlns:v="urn:schemas-microsoft-com:vml" xmlns:wp14="http://schemas.microsoft.com/office/word/2010/wordprocessingDrawing" xmlns:wp="http://schemas.openxmlformats.org/drawingml/2006/wordprocessingDrawing" xmlns:w10="urn:schemas-microsoft-com:office:word" xmlns:w="http://schemas.openxmlformats.org/wordprocessingml/2006/main" xmlns:w14="http://schemas.microsoft.com/office/word/2010/wordml" xmlns:w15="http://schemas.microsoft.com/office/word/2012/wordml" xmlns:w16cex="http://schemas.microsoft.com/office/word/2018/wordml/cex" xmlns:w16cid="http://schemas.microsoft.com/office/word/2016/wordml/cid" xmlns:w16="http://schemas.microsoft.com/office/word/2018/wordml" xmlns:w16du="http://schemas.microsoft.com/office/word/2023/wordml/word16du" xmlns:w16sdtdh="http://schemas.microsoft.com/office/word/2020/wordml/sdtdatahash" xmlns:w16sdtfl="http://schemas.microsoft.com/office/word/2024/wordml/sdtformatlock" xmlns:w16se="http://schemas.microsoft.com/office/word/2015/wordml/symex" xmlns:wpg="http://schemas.microsoft.com/office/word/2010/wordprocessingGroup" xmlns:wpi="http://schemas.microsoft.com/office/word/2010/wordprocessingInk" xmlns:wne="http://schemas.microsoft.com/office/word/2006/wordml" xmlns:wps="http://schemas.microsoft.com/office/word/2010/wordprocessingShape" mc:Ignorable="w14 w15 w16se w16cid w16 w16cex w16sdtdh w16sdtfl w16du wp14">
+  <w:bookmarkStart w:id="0" w:name="_Hlk74647373"/>
+  <w:bookmarkStart w:id="1" w:name="_Hlk74647374"/>
   <w:p>
     <w:pPr>
       <w:pStyle w:val="a9"/>
@@ -17921,8 +15996,6 @@
         <w:lang w:val="en-US"/>
       </w:rPr>
     </w:pPr>
-    <w:bookmarkStart w:id="0" w:name="_Hlk74647373"/>
-    <w:bookmarkStart w:id="1" w:name="_Hlk74647374"/>
     <w:r>
       <w:rPr>
         <w:noProof/>
@@ -19882,6 +17955,7 @@
                           <w:szCs w:val="18"/>
                         </w:rPr>
                       </w:pPr>
+                      <w:proofErr w:type="spellStart"/>
                       <w:r>
                         <w:rPr>
                           <w:sz w:val="18"/>
@@ -19889,6 +17963,7 @@
                         </w:rPr>
                         <w:t>Кол.уч</w:t>
                       </w:r>
+                      <w:proofErr w:type="spellEnd"/>
                     </w:p>
                   </w:txbxContent>
                 </v:textbox>
@@ -20036,13 +18111,50 @@
                           <w:szCs w:val="28"/>
                         </w:rPr>
                       </w:pPr>
+                      <w:proofErr w:type="gramStart"/>
                       <w:r>
                         <w:rPr>
                           <w:sz w:val="32"/>
                           <w:szCs w:val="44"/>
                           <w:lang w:val="en-US"/>
                         </w:rPr>
-                        <w:t>{{ bartal_code }}</w:t>
+                        <w:t xml:space="preserve">{{ </w:t>
+                      </w:r>
+                      <w:proofErr w:type="spellStart"/>
+                      <w:r>
+                        <w:rPr>
+                          <w:sz w:val="32"/>
+                          <w:szCs w:val="44"/>
+                          <w:lang w:val="en-US"/>
+                        </w:rPr>
+                        <w:t>bartal</w:t>
+                      </w:r>
+                      <w:proofErr w:type="gramEnd"/>
+                      <w:r>
+                        <w:rPr>
+                          <w:sz w:val="32"/>
+                          <w:szCs w:val="44"/>
+                          <w:lang w:val="en-US"/>
+                        </w:rPr>
+                        <w:t>_</w:t>
+                      </w:r>
+                      <w:proofErr w:type="gramStart"/>
+                      <w:r>
+                        <w:rPr>
+                          <w:sz w:val="32"/>
+                          <w:szCs w:val="44"/>
+                          <w:lang w:val="en-US"/>
+                        </w:rPr>
+                        <w:t>code</w:t>
+                      </w:r>
+                      <w:proofErr w:type="spellEnd"/>
+                      <w:r>
+                        <w:rPr>
+                          <w:sz w:val="32"/>
+                          <w:szCs w:val="44"/>
+                          <w:lang w:val="en-US"/>
+                        </w:rPr>
+                        <w:t xml:space="preserve"> }}</w:t>
                       </w:r>
                       <w:r>
                         <w:rPr>
@@ -20051,6 +18163,7 @@
                         </w:rPr>
                         <w:t>.ТЧ</w:t>
                       </w:r>
+                      <w:proofErr w:type="gramEnd"/>
                     </w:p>
                     <w:p>
                       <w:pPr>
@@ -20208,8 +18321,20 @@
                           <w:sz w:val="22"/>
                           <w:szCs w:val="22"/>
                         </w:rPr>
-                        <w:t>№ подп</w:t>
+                        <w:t xml:space="preserve">№ </w:t>
                       </w:r>
+                      <w:proofErr w:type="spellStart"/>
+                      <w:r>
+                        <w:rPr>
+                          <w:rFonts w:ascii="ISOCPEUR" w:hAnsi="ISOCPEUR"/>
+                          <w:i/>
+                          <w:iCs/>
+                          <w:sz w:val="22"/>
+                          <w:szCs w:val="22"/>
+                        </w:rPr>
+                        <w:t>подп</w:t>
+                      </w:r>
+                      <w:proofErr w:type="spellEnd"/>
                     </w:p>
                   </w:txbxContent>
                 </v:textbox>
@@ -20281,13 +18406,23 @@
                           <w:szCs w:val="20"/>
                         </w:rPr>
                       </w:pPr>
+                      <w:proofErr w:type="spellStart"/>
                       <w:r>
                         <w:rPr>
                           <w:rFonts w:ascii="Arial" w:hAnsi="Arial" w:cs="Arial"/>
                           <w:sz w:val="20"/>
                           <w:szCs w:val="20"/>
                         </w:rPr>
-                        <w:t>Взам.инв.№</w:t>
+                        <w:t>Взам.инв</w:t>
+                      </w:r>
+                      <w:proofErr w:type="spellEnd"/>
+                      <w:r>
+                        <w:rPr>
+                          <w:rFonts w:ascii="Arial" w:hAnsi="Arial" w:cs="Arial"/>
+                          <w:sz w:val="20"/>
+                          <w:szCs w:val="20"/>
+                        </w:rPr>
+                        <w:t>.№</w:t>
                       </w:r>
                     </w:p>
                     <w:p>
@@ -20442,6 +18577,14 @@
 
 <file path=word/header2.xml><?xml version="1.0" encoding="utf-8"?>
 <w:hdr xmlns:wpc="http://schemas.microsoft.com/office/word/2010/wordprocessingCanvas" xmlns:cx="http://schemas.microsoft.com/office/drawing/2014/chartex" xmlns:cx1="http://schemas.microsoft.com/office/drawing/2015/9/8/chartex" xmlns:cx2="http://schemas.microsoft.com/office/drawing/2015/10/21/chartex" xmlns:cx3="http://schemas.microsoft.com/office/drawing/2016/5/9/chartex" xmlns:cx4="http://schemas.microsoft.com/office/drawing/2016/5/10/chartex" xmlns:cx5="http://schemas.microsoft.com/office/drawing/2016/5/11/chartex" xmlns:cx6="http://schemas.microsoft.com/office/drawing/2016/5/12/chartex" xmlns:cx7="http://schemas.microsoft.com/office/drawing/2016/5/13/chartex" xmlns:cx8="http://schemas.microsoft.com/office/drawing/2016/5/14/chartex" xmlns:mc="http://schemas.openxmlformats.org/markup-compatibility/2006" xmlns:aink="http://schemas.microsoft.com/office/drawing/2016/ink" xmlns:am3d="http://schemas.microsoft.com/office/drawing/2017/model3d" xmlns:o="urn:schemas-microsoft-com:office:office" xmlns:oel="http://schemas.microsoft.com/office/2019/extlst" xmlns:r="http://schemas.openxmlformats.org/officeDocument/2006/relationships" xmlns:m="http://schemas.openxmlformats.org/officeDocument/2006/math" xmlns:v="urn:schemas-microsoft-com:vml" xmlns:wp14="http://schemas.microsoft.com/office/word/2010/wordprocessingDrawing" xmlns:wp="http://schemas.openxmlformats.org/drawingml/2006/wordprocessingDrawing" xmlns:w10="urn:schemas-microsoft-com:office:word" xmlns:w="http://schemas.openxmlformats.org/wordprocessingml/2006/main" xmlns:w14="http://schemas.microsoft.com/office/word/2010/wordml" xmlns:w15="http://schemas.microsoft.com/office/word/2012/wordml" xmlns:w16cex="http://schemas.microsoft.com/office/word/2018/wordml/cex" xmlns:w16cid="http://schemas.microsoft.com/office/word/2016/wordml/cid" xmlns:w16="http://schemas.microsoft.com/office/word/2018/wordml" xmlns:w16du="http://schemas.microsoft.com/office/word/2023/wordml/word16du" xmlns:w16sdtdh="http://schemas.microsoft.com/office/word/2020/wordml/sdtdatahash" xmlns:w16sdtfl="http://schemas.microsoft.com/office/word/2024/wordml/sdtformatlock" xmlns:w16se="http://schemas.microsoft.com/office/word/2015/wordml/symex" xmlns:wpg="http://schemas.microsoft.com/office/word/2010/wordprocessingGroup" xmlns:wpi="http://schemas.microsoft.com/office/word/2010/wordprocessingInk" xmlns:wne="http://schemas.microsoft.com/office/word/2006/wordml" xmlns:wps="http://schemas.microsoft.com/office/word/2010/wordprocessingShape" mc:Ignorable="w14 w15 w16se w16cid w16 w16cex w16sdtdh w16sdtfl w16du wp14">
+  <w:bookmarkStart w:id="2" w:name="_Hlk74643595"/>
+  <w:bookmarkStart w:id="3" w:name="_Hlk74643596"/>
+  <w:bookmarkStart w:id="4" w:name="_Hlk74645397"/>
+  <w:bookmarkStart w:id="5" w:name="_Hlk74645398"/>
+  <w:bookmarkStart w:id="6" w:name="_Hlk74645419"/>
+  <w:bookmarkStart w:id="7" w:name="_Hlk74645420"/>
+  <w:bookmarkStart w:id="8" w:name="_Hlk74647064"/>
+  <w:bookmarkStart w:id="9" w:name="_Hlk74647065"/>
   <w:p>
     <w:pPr>
       <w:pStyle w:val="a9"/>
@@ -20449,14 +18592,6 @@
         <w:lang w:val="en-US"/>
       </w:rPr>
     </w:pPr>
-    <w:bookmarkStart w:id="2" w:name="_Hlk74643595"/>
-    <w:bookmarkStart w:id="3" w:name="_Hlk74643596"/>
-    <w:bookmarkStart w:id="4" w:name="_Hlk74645397"/>
-    <w:bookmarkStart w:id="5" w:name="_Hlk74645398"/>
-    <w:bookmarkStart w:id="6" w:name="_Hlk74645419"/>
-    <w:bookmarkStart w:id="7" w:name="_Hlk74645420"/>
-    <w:bookmarkStart w:id="8" w:name="_Hlk74647064"/>
-    <w:bookmarkStart w:id="9" w:name="_Hlk74647065"/>
     <w:r>
       <w:rPr>
         <w:noProof/>
@@ -22367,7 +20502,7 @@
                                 <wp:inline distT="0" distB="0" distL="0" distR="0" wp14:anchorId="4D27C281" wp14:editId="754606F0">
                                   <wp:extent cx="1409822" cy="335309"/>
                                   <wp:effectExtent l="0" t="0" r="0" b="7620"/>
-                                  <wp:docPr id="13" name="Рисунок 113"/>
+                                  <wp:docPr id="1868369974" name="Рисунок 113"/>
                                   <wp:cNvGraphicFramePr>
                                     <a:graphicFrameLocks xmlns:a="http://schemas.openxmlformats.org/drawingml/2006/main" noChangeAspect="1"/>
                                   </wp:cNvGraphicFramePr>
@@ -24227,13 +22362,23 @@
                           <w:lang w:val="en-US"/>
                         </w:rPr>
                       </w:pPr>
+                      <w:proofErr w:type="gramStart"/>
                       <w:r>
                         <w:rPr>
                           <w:sz w:val="20"/>
                           <w:szCs w:val="20"/>
                           <w:lang w:val="en-US"/>
                         </w:rPr>
-                        <w:t>{{ year }}</w:t>
+                        <w:t>{{ year</w:t>
+                      </w:r>
+                      <w:proofErr w:type="gramEnd"/>
+                      <w:r>
+                        <w:rPr>
+                          <w:sz w:val="20"/>
+                          <w:szCs w:val="20"/>
+                          <w:lang w:val="en-US"/>
+                        </w:rPr>
+                        <w:t xml:space="preserve"> }}</w:t>
                       </w:r>
                     </w:p>
                   </w:txbxContent>
@@ -24251,13 +22396,23 @@
                           <w:lang w:val="en-US"/>
                         </w:rPr>
                       </w:pPr>
+                      <w:proofErr w:type="gramStart"/>
                       <w:r>
                         <w:rPr>
                           <w:sz w:val="20"/>
                           <w:szCs w:val="20"/>
                           <w:lang w:val="en-US"/>
                         </w:rPr>
-                        <w:t>{{ year }}</w:t>
+                        <w:t>{{ year</w:t>
+                      </w:r>
+                      <w:proofErr w:type="gramEnd"/>
+                      <w:r>
+                        <w:rPr>
+                          <w:sz w:val="20"/>
+                          <w:szCs w:val="20"/>
+                          <w:lang w:val="en-US"/>
+                        </w:rPr>
+                        <w:t xml:space="preserve"> }}</w:t>
                       </w:r>
                     </w:p>
                   </w:txbxContent>
@@ -24405,6 +22560,7 @@
                           <w:szCs w:val="18"/>
                         </w:rPr>
                       </w:pPr>
+                      <w:proofErr w:type="spellStart"/>
                       <w:r>
                         <w:rPr>
                           <w:sz w:val="18"/>
@@ -24420,6 +22576,7 @@
                         </w:rPr>
                         <w:t>.уч</w:t>
                       </w:r>
+                      <w:proofErr w:type="spellEnd"/>
                     </w:p>
                   </w:txbxContent>
                 </v:textbox>
@@ -24459,7 +22616,17 @@
                           <w:sz w:val="18"/>
                           <w:szCs w:val="18"/>
                         </w:rPr>
-                        <w:t>№док.д</w:t>
+                        <w:t>№</w:t>
+                      </w:r>
+                      <w:proofErr w:type="spellStart"/>
+                      <w:proofErr w:type="gramStart"/>
+                      <w:r>
+                        <w:rPr>
+                          <w:rFonts w:ascii="Arial" w:hAnsi="Arial" w:cs="Arial"/>
+                          <w:sz w:val="18"/>
+                          <w:szCs w:val="18"/>
+                        </w:rPr>
+                        <w:t>док.д</w:t>
                       </w:r>
                       <w:r>
                         <w:rPr>
@@ -24469,7 +22636,29 @@
                           <w:sz w:val="18"/>
                           <w:szCs w:val="18"/>
                         </w:rPr>
-                        <w:t>ок.док.</w:t>
+                        <w:t>ок</w:t>
+                      </w:r>
+                      <w:proofErr w:type="gramEnd"/>
+                      <w:r>
+                        <w:rPr>
+                          <w:rFonts w:ascii="ISOCPEUR" w:hAnsi="ISOCPEUR" w:cs="Segoe UI"/>
+                          <w:i/>
+                          <w:iCs/>
+                          <w:sz w:val="18"/>
+                          <w:szCs w:val="18"/>
+                        </w:rPr>
+                        <w:t>.док</w:t>
+                      </w:r>
+                      <w:proofErr w:type="spellEnd"/>
+                      <w:r>
+                        <w:rPr>
+                          <w:rFonts w:ascii="ISOCPEUR" w:hAnsi="ISOCPEUR" w:cs="Segoe UI"/>
+                          <w:i/>
+                          <w:iCs/>
+                          <w:sz w:val="18"/>
+                          <w:szCs w:val="18"/>
+                        </w:rPr>
+                        <w:t>.</w:t>
                       </w:r>
                     </w:p>
                   </w:txbxContent>
@@ -24577,6 +22766,7 @@
                           <w:szCs w:val="22"/>
                         </w:rPr>
                       </w:pPr>
+                      <w:proofErr w:type="spellStart"/>
                       <w:r>
                         <w:rPr>
                           <w:sz w:val="20"/>
@@ -24584,6 +22774,7 @@
                         </w:rPr>
                         <w:t>Разраб</w:t>
                       </w:r>
+                      <w:proofErr w:type="spellEnd"/>
                       <w:r>
                         <w:rPr>
                           <w:rFonts w:ascii="Arial" w:hAnsi="Arial" w:cs="Arial"/>
@@ -24770,13 +22961,59 @@
                           <w:szCs w:val="28"/>
                         </w:rPr>
                       </w:pPr>
+                      <w:proofErr w:type="gramStart"/>
                       <w:r>
                         <w:rPr>
                           <w:sz w:val="32"/>
                           <w:szCs w:val="44"/>
                           <w:lang w:val="en-US"/>
                         </w:rPr>
-                        <w:t>{{ bartal_code }}</w:t>
+                        <w:t xml:space="preserve">{{ </w:t>
+                      </w:r>
+                      <w:proofErr w:type="spellStart"/>
+                      <w:r>
+                        <w:rPr>
+                          <w:sz w:val="32"/>
+                          <w:szCs w:val="44"/>
+                          <w:lang w:val="en-US"/>
+                        </w:rPr>
+                        <w:t>bartal</w:t>
+                      </w:r>
+                      <w:proofErr w:type="gramEnd"/>
+                      <w:r>
+                        <w:rPr>
+                          <w:sz w:val="32"/>
+                          <w:szCs w:val="44"/>
+                          <w:lang w:val="en-US"/>
+                        </w:rPr>
+                        <w:t>_</w:t>
+                      </w:r>
+                      <w:proofErr w:type="gramStart"/>
+                      <w:r>
+                        <w:rPr>
+                          <w:sz w:val="32"/>
+                          <w:szCs w:val="44"/>
+                          <w:lang w:val="en-US"/>
+                        </w:rPr>
+                        <w:t>code</w:t>
+                      </w:r>
+                      <w:proofErr w:type="spellEnd"/>
+                      <w:r>
+                        <w:rPr>
+                          <w:sz w:val="32"/>
+                          <w:szCs w:val="44"/>
+                          <w:lang w:val="en-US"/>
+                        </w:rPr>
+                        <w:t xml:space="preserve"> }</w:t>
+                      </w:r>
+                      <w:proofErr w:type="gramEnd"/>
+                      <w:r>
+                        <w:rPr>
+                          <w:sz w:val="32"/>
+                          <w:szCs w:val="44"/>
+                          <w:lang w:val="en-US"/>
+                        </w:rPr>
+                        <w:t>}</w:t>
                       </w:r>
                       <w:r>
                         <w:rPr>
@@ -24785,6 +23022,7 @@
                         </w:rPr>
                         <w:t>.</w:t>
                       </w:r>
+                      <w:proofErr w:type="gramStart"/>
                       <w:r>
                         <w:rPr>
                           <w:sz w:val="32"/>
@@ -24807,6 +23045,7 @@
                         </w:rPr>
                         <w:t>С</w:t>
                       </w:r>
+                      <w:proofErr w:type="gramEnd"/>
                     </w:p>
                   </w:txbxContent>
                 </v:textbox>
@@ -24835,7 +23074,7 @@
                           <wp:inline distT="0" distB="0" distL="0" distR="0" wp14:anchorId="4D27C281" wp14:editId="754606F0">
                             <wp:extent cx="1409822" cy="335309"/>
                             <wp:effectExtent l="0" t="0" r="0" b="7620"/>
-                            <wp:docPr id="13" name="Рисунок 113"/>
+                            <wp:docPr id="1868369974" name="Рисунок 113"/>
                             <wp:cNvGraphicFramePr>
                               <a:graphicFrameLocks xmlns:a="http://schemas.openxmlformats.org/drawingml/2006/main" noChangeAspect="1"/>
                             </wp:cNvGraphicFramePr>
@@ -24847,7 +23086,7 @@
                                     <pic:cNvPicPr/>
                                   </pic:nvPicPr>
                                   <pic:blipFill>
-                                    <a:blip r:embed="rId1">
+                                    <a:blip r:embed="rId2">
                                       <a:extLst>
                                         <a:ext uri="{28A0092B-C50C-407E-A947-70E740481C1C}">
                                           <a14:useLocalDpi xmlns:a14="http://schemas.microsoft.com/office/drawing/2010/main" val="0"/>
@@ -25123,12 +23362,21 @@
                           <w:lang w:val="en-US"/>
                         </w:rPr>
                       </w:pPr>
+                      <w:proofErr w:type="spellStart"/>
                       <w:r>
                         <w:rPr>
                           <w:sz w:val="22"/>
                           <w:szCs w:val="22"/>
                         </w:rPr>
-                        <w:t>Взам.инв.№</w:t>
+                        <w:t>Взам.инв</w:t>
+                      </w:r>
+                      <w:proofErr w:type="spellEnd"/>
+                      <w:r>
+                        <w:rPr>
+                          <w:sz w:val="22"/>
+                          <w:szCs w:val="22"/>
+                        </w:rPr>
+                        <w:t>.№</w:t>
                       </w:r>
                       <w:r>
                         <w:rPr>
@@ -29103,13 +27351,23 @@
                           <w:lang w:val="en-US"/>
                         </w:rPr>
                       </w:pPr>
+                      <w:proofErr w:type="gramStart"/>
                       <w:r>
                         <w:rPr>
                           <w:sz w:val="20"/>
                           <w:szCs w:val="20"/>
                           <w:lang w:val="en-US"/>
                         </w:rPr>
-                        <w:t>{{ year }}</w:t>
+                        <w:t>{{ year</w:t>
+                      </w:r>
+                      <w:proofErr w:type="gramEnd"/>
+                      <w:r>
+                        <w:rPr>
+                          <w:sz w:val="20"/>
+                          <w:szCs w:val="20"/>
+                          <w:lang w:val="en-US"/>
+                        </w:rPr>
+                        <w:t xml:space="preserve"> }}</w:t>
                       </w:r>
                     </w:p>
                   </w:txbxContent>
@@ -29128,13 +27386,23 @@
                           <w:lang w:val="en-US"/>
                         </w:rPr>
                       </w:pPr>
+                      <w:proofErr w:type="gramStart"/>
                       <w:r>
                         <w:rPr>
                           <w:sz w:val="20"/>
                           <w:szCs w:val="20"/>
                           <w:lang w:val="en-US"/>
                         </w:rPr>
-                        <w:t>{{ year }}</w:t>
+                        <w:t>{{ year</w:t>
+                      </w:r>
+                      <w:proofErr w:type="gramEnd"/>
+                      <w:r>
+                        <w:rPr>
+                          <w:sz w:val="20"/>
+                          <w:szCs w:val="20"/>
+                          <w:lang w:val="en-US"/>
+                        </w:rPr>
+                        <w:t xml:space="preserve"> }}</w:t>
                       </w:r>
                     </w:p>
                   </w:txbxContent>
@@ -29280,6 +27548,7 @@
                           <w:szCs w:val="18"/>
                         </w:rPr>
                       </w:pPr>
+                      <w:proofErr w:type="spellStart"/>
                       <w:r>
                         <w:rPr>
                           <w:sz w:val="18"/>
@@ -29287,6 +27556,7 @@
                         </w:rPr>
                         <w:t>Кол.уч</w:t>
                       </w:r>
+                      <w:proofErr w:type="spellEnd"/>
                     </w:p>
                   </w:txbxContent>
                 </v:textbox>
@@ -29328,6 +27598,8 @@
                         </w:rPr>
                         <w:t>№</w:t>
                       </w:r>
+                      <w:proofErr w:type="spellStart"/>
+                      <w:proofErr w:type="gramStart"/>
                       <w:r>
                         <w:rPr>
                           <w:sz w:val="18"/>
@@ -29351,7 +27623,29 @@
                           <w:sz w:val="18"/>
                           <w:szCs w:val="18"/>
                         </w:rPr>
-                        <w:t>ок.док.</w:t>
+                        <w:t>ок</w:t>
+                      </w:r>
+                      <w:proofErr w:type="gramEnd"/>
+                      <w:r>
+                        <w:rPr>
+                          <w:rFonts w:ascii="ISOCPEUR" w:hAnsi="ISOCPEUR" w:cs="Segoe UI"/>
+                          <w:i/>
+                          <w:iCs/>
+                          <w:sz w:val="18"/>
+                          <w:szCs w:val="18"/>
+                        </w:rPr>
+                        <w:t>.док</w:t>
+                      </w:r>
+                      <w:proofErr w:type="spellEnd"/>
+                      <w:r>
+                        <w:rPr>
+                          <w:rFonts w:ascii="ISOCPEUR" w:hAnsi="ISOCPEUR" w:cs="Segoe UI"/>
+                          <w:i/>
+                          <w:iCs/>
+                          <w:sz w:val="18"/>
+                          <w:szCs w:val="18"/>
+                        </w:rPr>
+                        <w:t>.</w:t>
                       </w:r>
                     </w:p>
                   </w:txbxContent>
@@ -29458,6 +27752,7 @@
                           <w:szCs w:val="22"/>
                         </w:rPr>
                       </w:pPr>
+                      <w:proofErr w:type="spellStart"/>
                       <w:r>
                         <w:rPr>
                           <w:sz w:val="20"/>
@@ -29465,6 +27760,7 @@
                         </w:rPr>
                         <w:t>Разраб</w:t>
                       </w:r>
+                      <w:proofErr w:type="spellEnd"/>
                       <w:r>
                         <w:rPr>
                           <w:rFonts w:ascii="Arial" w:hAnsi="Arial" w:cs="Arial"/>
@@ -29651,13 +27947,50 @@
                           <w:szCs w:val="28"/>
                         </w:rPr>
                       </w:pPr>
+                      <w:proofErr w:type="gramStart"/>
                       <w:r>
                         <w:rPr>
                           <w:sz w:val="32"/>
                           <w:szCs w:val="44"/>
                           <w:lang w:val="en-US"/>
                         </w:rPr>
-                        <w:t>{{ bartal_code }}</w:t>
+                        <w:t xml:space="preserve">{{ </w:t>
+                      </w:r>
+                      <w:proofErr w:type="spellStart"/>
+                      <w:r>
+                        <w:rPr>
+                          <w:sz w:val="32"/>
+                          <w:szCs w:val="44"/>
+                          <w:lang w:val="en-US"/>
+                        </w:rPr>
+                        <w:t>bartal</w:t>
+                      </w:r>
+                      <w:proofErr w:type="gramEnd"/>
+                      <w:r>
+                        <w:rPr>
+                          <w:sz w:val="32"/>
+                          <w:szCs w:val="44"/>
+                          <w:lang w:val="en-US"/>
+                        </w:rPr>
+                        <w:t>_</w:t>
+                      </w:r>
+                      <w:proofErr w:type="gramStart"/>
+                      <w:r>
+                        <w:rPr>
+                          <w:sz w:val="32"/>
+                          <w:szCs w:val="44"/>
+                          <w:lang w:val="en-US"/>
+                        </w:rPr>
+                        <w:t>code</w:t>
+                      </w:r>
+                      <w:proofErr w:type="spellEnd"/>
+                      <w:r>
+                        <w:rPr>
+                          <w:sz w:val="32"/>
+                          <w:szCs w:val="44"/>
+                          <w:lang w:val="en-US"/>
+                        </w:rPr>
+                        <w:t xml:space="preserve"> }}</w:t>
                       </w:r>
                       <w:r>
                         <w:rPr>
@@ -29666,6 +27999,7 @@
                         </w:rPr>
                         <w:t>.ТЧ</w:t>
                       </w:r>
+                      <w:proofErr w:type="gramEnd"/>
                     </w:p>
                   </w:txbxContent>
                 </v:textbox>
@@ -29706,7 +28040,7 @@
                                     <pic:cNvPicPr/>
                                   </pic:nvPicPr>
                                   <pic:blipFill>
-                                    <a:blip r:embed="rId1">
+                                    <a:blip r:embed="rId2">
                                       <a:extLst>
                                         <a:ext uri="{28A0092B-C50C-407E-A947-70E740481C1C}">
                                           <a14:useLocalDpi xmlns:a14="http://schemas.microsoft.com/office/drawing/2010/main" val="0"/>
@@ -29993,12 +28327,21 @@
                           <w:lang w:val="en-US"/>
                         </w:rPr>
                       </w:pPr>
+                      <w:proofErr w:type="spellStart"/>
                       <w:r>
                         <w:rPr>
                           <w:sz w:val="22"/>
                           <w:szCs w:val="22"/>
                         </w:rPr>
-                        <w:t>Взам.инв.№.</w:t>
+                        <w:t>Взам.инв</w:t>
+                      </w:r>
+                      <w:proofErr w:type="spellEnd"/>
+                      <w:r>
+                        <w:rPr>
+                          <w:sz w:val="22"/>
+                          <w:szCs w:val="22"/>
+                        </w:rPr>
+                        <w:t>.№.</w:t>
                       </w:r>
                     </w:p>
                   </w:txbxContent>
